--- a/resumes/Samya_Samanta_Synthetic_Organic_Chemist.docx
+++ b/resumes/Samya_Samanta_Synthetic_Organic_Chemist.docx
@@ -9,12 +9,12 @@
         <w:tabs>
           <w:tab w:pos="10858" w:val="right"/>
         </w:tabs>
-        <w:spacing w:after="100" w:line="460" w:lineRule="exact" w:before="0"/>
+        <w:spacing w:after="100" w:line="480" w:lineRule="exact" w:before="0"/>
         <w:jc w:val="center"/>
       </w:pPr>
       <w:r>
         <w:rPr>
-          <w:rFonts w:eastAsia="Arial" w:cs="Arial"/>
+          <w:rFonts w:eastAsia="Palatino" w:cs="Palatino" w:ascii="Palatino" w:hAnsi="Palatino"/>
           <w:color w:val="253D50"/>
           <w:sz w:val="40"/>
           <w:szCs w:val="36"/>
@@ -76,9 +76,12 @@
         <w:tabs>
           <w:tab w:pos="10858" w:val="right"/>
         </w:tabs>
-        <w:spacing w:before="160" w:after="80" w:line="260" w:lineRule="exact"/>
+        <w:spacing w:before="140" w:after="80" w:line="260" w:lineRule="exact"/>
         <w:ind w:left="0" w:firstLine="0"/>
         <w:jc w:val="left"/>
+        <w:pBdr>
+          <w:bottom w:val="single" w:sz="3" w:space="2" w:color="CCD4DB"/>
+        </w:pBdr>
       </w:pPr>
       <w:r>
         <w:rPr>
@@ -118,9 +121,12 @@
         <w:tabs>
           <w:tab w:pos="10858" w:val="right"/>
         </w:tabs>
-        <w:spacing w:before="160" w:after="80" w:line="260" w:lineRule="exact"/>
+        <w:spacing w:before="140" w:after="80" w:line="260" w:lineRule="exact"/>
         <w:ind w:left="0" w:firstLine="0"/>
         <w:jc w:val="left"/>
+        <w:pBdr>
+          <w:bottom w:val="single" w:sz="3" w:space="2" w:color="CCD4DB"/>
+        </w:pBdr>
       </w:pPr>
       <w:r>
         <w:rPr>
@@ -627,9 +633,12 @@
         <w:tabs>
           <w:tab w:pos="10858" w:val="right"/>
         </w:tabs>
-        <w:spacing w:before="160" w:after="80" w:line="260" w:lineRule="exact"/>
+        <w:spacing w:before="140" w:after="80" w:line="260" w:lineRule="exact"/>
         <w:ind w:left="0" w:firstLine="0"/>
         <w:jc w:val="left"/>
+        <w:pBdr>
+          <w:bottom w:val="single" w:sz="3" w:space="2" w:color="CCD4DB"/>
+        </w:pBdr>
       </w:pPr>
       <w:r>
         <w:rPr>
@@ -649,7 +658,7 @@
         <w:tabs>
           <w:tab w:pos="10858" w:val="right"/>
         </w:tabs>
-        <w:spacing w:after="40" w:line="240" w:lineRule="exact" w:before="80"/>
+        <w:spacing w:after="60" w:line="240" w:lineRule="exact" w:before="110"/>
         <w:ind w:left="0" w:firstLine="0"/>
         <w:jc w:val="left"/>
       </w:pPr>
@@ -725,7 +734,8 @@
         <w:tabs>
           <w:tab w:pos="10858" w:val="right"/>
         </w:tabs>
-        <w:spacing w:after="50" w:line="240" w:lineRule="exact" w:before="0"/>
+        <w:spacing w:after="40" w:line="230" w:lineRule="exact" w:before="0"/>
+        <w:ind w:left="216" w:hanging="158"/>
         <w:jc w:val="left"/>
       </w:pPr>
       <w:r>
@@ -926,7 +936,8 @@
         <w:tabs>
           <w:tab w:pos="10858" w:val="right"/>
         </w:tabs>
-        <w:spacing w:after="50" w:line="240" w:lineRule="exact" w:before="0"/>
+        <w:spacing w:after="40" w:line="230" w:lineRule="exact" w:before="0"/>
+        <w:ind w:left="216" w:hanging="158"/>
         <w:jc w:val="left"/>
       </w:pPr>
       <w:r>
@@ -1043,7 +1054,8 @@
         <w:tabs>
           <w:tab w:pos="10858" w:val="right"/>
         </w:tabs>
-        <w:spacing w:after="50" w:line="240" w:lineRule="exact" w:before="0"/>
+        <w:spacing w:after="40" w:line="230" w:lineRule="exact" w:before="0"/>
+        <w:ind w:left="216" w:hanging="158"/>
         <w:jc w:val="left"/>
       </w:pPr>
       <w:r>
@@ -1228,7 +1240,8 @@
         <w:tabs>
           <w:tab w:pos="10858" w:val="right"/>
         </w:tabs>
-        <w:spacing w:after="50" w:line="240" w:lineRule="exact" w:before="0"/>
+        <w:spacing w:after="40" w:line="230" w:lineRule="exact" w:before="0"/>
+        <w:ind w:left="216" w:hanging="158"/>
         <w:jc w:val="left"/>
       </w:pPr>
       <w:r>
@@ -1297,7 +1310,8 @@
         <w:tabs>
           <w:tab w:pos="10858" w:val="right"/>
         </w:tabs>
-        <w:spacing w:after="50" w:line="240" w:lineRule="exact" w:before="0"/>
+        <w:spacing w:after="40" w:line="230" w:lineRule="exact" w:before="0"/>
+        <w:ind w:left="216" w:hanging="158"/>
         <w:jc w:val="left"/>
       </w:pPr>
       <w:r>
@@ -1317,7 +1331,7 @@
         <w:tabs>
           <w:tab w:pos="10858" w:val="right"/>
         </w:tabs>
-        <w:spacing w:after="40" w:line="240" w:lineRule="exact" w:before="80"/>
+        <w:spacing w:after="60" w:line="240" w:lineRule="exact" w:before="110"/>
         <w:ind w:left="0" w:firstLine="0"/>
         <w:jc w:val="left"/>
       </w:pPr>
@@ -1392,7 +1406,8 @@
         <w:tabs>
           <w:tab w:pos="10858" w:val="right"/>
         </w:tabs>
-        <w:spacing w:after="50" w:line="240" w:lineRule="exact" w:before="0"/>
+        <w:spacing w:after="40" w:line="230" w:lineRule="exact" w:before="0"/>
+        <w:ind w:left="216" w:hanging="158"/>
         <w:jc w:val="left"/>
       </w:pPr>
       <w:r>
@@ -1501,7 +1516,7 @@
         <w:tabs>
           <w:tab w:pos="10858" w:val="right"/>
         </w:tabs>
-        <w:spacing w:after="40" w:line="240" w:lineRule="exact" w:before="80"/>
+        <w:spacing w:after="60" w:line="240" w:lineRule="exact" w:before="110"/>
         <w:ind w:left="0" w:firstLine="0"/>
         <w:jc w:val="left"/>
       </w:pPr>
@@ -1563,7 +1578,8 @@
         <w:tabs>
           <w:tab w:pos="10858" w:val="right"/>
         </w:tabs>
-        <w:spacing w:after="50" w:line="240" w:lineRule="exact" w:before="0"/>
+        <w:spacing w:after="40" w:line="230" w:lineRule="exact" w:before="0"/>
+        <w:ind w:left="216" w:hanging="158"/>
         <w:jc w:val="left"/>
       </w:pPr>
       <w:r>
@@ -1713,7 +1729,7 @@
         <w:tabs>
           <w:tab w:pos="10858" w:val="right"/>
         </w:tabs>
-        <w:spacing w:after="40" w:line="240" w:lineRule="exact" w:before="80"/>
+        <w:spacing w:after="60" w:line="240" w:lineRule="exact" w:before="110"/>
         <w:ind w:left="0" w:firstLine="0"/>
         <w:jc w:val="left"/>
       </w:pPr>
@@ -1777,7 +1793,8 @@
         <w:tabs>
           <w:tab w:pos="10858" w:val="right"/>
         </w:tabs>
-        <w:spacing w:after="50" w:line="240" w:lineRule="exact" w:before="0"/>
+        <w:spacing w:after="40" w:line="230" w:lineRule="exact" w:before="0"/>
+        <w:ind w:left="216" w:hanging="158"/>
         <w:jc w:val="left"/>
       </w:pPr>
       <w:r>
@@ -1838,7 +1855,7 @@
         <w:tabs>
           <w:tab w:pos="10858" w:val="right"/>
         </w:tabs>
-        <w:spacing w:after="40" w:line="240" w:lineRule="exact" w:before="80"/>
+        <w:spacing w:after="60" w:line="240" w:lineRule="exact" w:before="110"/>
         <w:ind w:left="0" w:firstLine="0"/>
         <w:jc w:val="left"/>
       </w:pPr>
@@ -1928,7 +1945,8 @@
         <w:tabs>
           <w:tab w:pos="10858" w:val="right"/>
         </w:tabs>
-        <w:spacing w:after="50" w:line="240" w:lineRule="exact" w:before="0"/>
+        <w:spacing w:after="40" w:line="230" w:lineRule="exact" w:before="0"/>
+        <w:ind w:left="216" w:hanging="158"/>
         <w:jc w:val="left"/>
       </w:pPr>
       <w:r>
@@ -1968,9 +1986,12 @@
         <w:tabs>
           <w:tab w:pos="10858" w:val="right"/>
         </w:tabs>
-        <w:spacing w:before="160" w:after="80" w:line="260" w:lineRule="exact"/>
+        <w:spacing w:before="140" w:after="80" w:line="260" w:lineRule="exact"/>
         <w:ind w:left="0" w:firstLine="0"/>
         <w:jc w:val="left"/>
+        <w:pBdr>
+          <w:bottom w:val="single" w:sz="3" w:space="2" w:color="CCD4DB"/>
+        </w:pBdr>
       </w:pPr>
       <w:r>
         <w:rPr>
@@ -2963,9 +2984,12 @@
         <w:tabs>
           <w:tab w:pos="10858" w:val="right"/>
         </w:tabs>
-        <w:spacing w:before="160" w:after="80" w:line="260" w:lineRule="exact"/>
+        <w:spacing w:before="140" w:after="80" w:line="260" w:lineRule="exact"/>
         <w:ind w:left="0" w:firstLine="0"/>
         <w:jc w:val="left"/>
+        <w:pBdr>
+          <w:bottom w:val="single" w:sz="3" w:space="2" w:color="CCD4DB"/>
+        </w:pBdr>
       </w:pPr>
       <w:r>
         <w:rPr>
@@ -3318,9 +3342,12 @@
         <w:tabs>
           <w:tab w:pos="10858" w:val="right"/>
         </w:tabs>
-        <w:spacing w:before="160" w:after="80" w:line="260" w:lineRule="exact"/>
+        <w:spacing w:before="140" w:after="80" w:line="260" w:lineRule="exact"/>
         <w:ind w:left="0" w:firstLine="0"/>
         <w:jc w:val="left"/>
+        <w:pBdr>
+          <w:bottom w:val="single" w:sz="3" w:space="2" w:color="CCD4DB"/>
+        </w:pBdr>
       </w:pPr>
       <w:r>
         <w:rPr>
@@ -3934,9 +3961,12 @@
         <w:tabs>
           <w:tab w:pos="10858" w:val="right"/>
         </w:tabs>
-        <w:spacing w:before="160" w:after="80" w:line="260" w:lineRule="exact"/>
+        <w:spacing w:before="140" w:after="80" w:line="260" w:lineRule="exact"/>
         <w:ind w:left="0" w:firstLine="0"/>
         <w:jc w:val="left"/>
+        <w:pBdr>
+          <w:bottom w:val="single" w:sz="3" w:space="2" w:color="CCD4DB"/>
+        </w:pBdr>
       </w:pPr>
       <w:r>
         <w:rPr>
@@ -4168,9 +4198,12 @@
         <w:tabs>
           <w:tab w:pos="10858" w:val="right"/>
         </w:tabs>
-        <w:spacing w:before="160" w:after="80" w:line="260" w:lineRule="exact"/>
+        <w:spacing w:before="140" w:after="80" w:line="260" w:lineRule="exact"/>
         <w:ind w:left="0" w:firstLine="0"/>
         <w:jc w:val="left"/>
+        <w:pBdr>
+          <w:bottom w:val="single" w:sz="3" w:space="2" w:color="CCD4DB"/>
+        </w:pBdr>
       </w:pPr>
       <w:r>
         <w:rPr>
@@ -4749,9 +4782,12 @@
         <w:tabs>
           <w:tab w:pos="10858" w:val="right"/>
         </w:tabs>
-        <w:spacing w:before="160" w:after="80" w:line="260" w:lineRule="exact"/>
+        <w:spacing w:before="140" w:after="80" w:line="260" w:lineRule="exact"/>
         <w:ind w:left="0" w:firstLine="0"/>
         <w:jc w:val="left"/>
+        <w:pBdr>
+          <w:bottom w:val="single" w:sz="3" w:space="2" w:color="CCD4DB"/>
+        </w:pBdr>
       </w:pPr>
       <w:r>
         <w:rPr>
@@ -4771,7 +4807,7 @@
         <w:tabs>
           <w:tab w:pos="10858" w:val="right"/>
         </w:tabs>
-        <w:spacing w:after="40" w:line="240" w:lineRule="exact" w:before="80"/>
+        <w:spacing w:after="60" w:line="240" w:lineRule="exact" w:before="110"/>
         <w:ind w:left="0" w:firstLine="0"/>
         <w:jc w:val="left"/>
       </w:pPr>
@@ -4835,7 +4871,8 @@
         <w:tabs>
           <w:tab w:pos="10858" w:val="right"/>
         </w:tabs>
-        <w:spacing w:after="50" w:line="240" w:lineRule="exact" w:before="0"/>
+        <w:spacing w:after="40" w:line="230" w:lineRule="exact" w:before="0"/>
+        <w:ind w:left="216" w:hanging="158"/>
         <w:jc w:val="left"/>
       </w:pPr>
       <w:r>
@@ -4860,7 +4897,8 @@
         <w:tabs>
           <w:tab w:pos="10858" w:val="right"/>
         </w:tabs>
-        <w:spacing w:after="50" w:line="240" w:lineRule="exact" w:before="0"/>
+        <w:spacing w:after="40" w:line="230" w:lineRule="exact" w:before="0"/>
+        <w:ind w:left="216" w:hanging="158"/>
         <w:jc w:val="left"/>
       </w:pPr>
       <w:r>
@@ -4881,7 +4919,7 @@
         <w:tabs>
           <w:tab w:pos="10858" w:val="right"/>
         </w:tabs>
-        <w:spacing w:after="40" w:line="240" w:lineRule="exact" w:before="80"/>
+        <w:spacing w:after="60" w:line="240" w:lineRule="exact" w:before="110"/>
         <w:ind w:left="0" w:firstLine="0"/>
         <w:jc w:val="left"/>
       </w:pPr>
@@ -4958,7 +4996,8 @@
         <w:tabs>
           <w:tab w:pos="10858" w:val="right"/>
         </w:tabs>
-        <w:spacing w:after="50" w:line="240" w:lineRule="exact" w:before="0"/>
+        <w:spacing w:after="40" w:line="230" w:lineRule="exact" w:before="0"/>
+        <w:ind w:left="216" w:hanging="158"/>
         <w:jc w:val="left"/>
       </w:pPr>
       <w:r>
@@ -4979,7 +5018,7 @@
         <w:tabs>
           <w:tab w:pos="10858" w:val="right"/>
         </w:tabs>
-        <w:spacing w:after="40" w:line="240" w:lineRule="exact" w:before="80"/>
+        <w:spacing w:after="60" w:line="240" w:lineRule="exact" w:before="110"/>
         <w:ind w:left="0" w:firstLine="0"/>
         <w:jc w:val="left"/>
       </w:pPr>
@@ -5097,7 +5136,8 @@
         <w:tabs>
           <w:tab w:pos="10858" w:val="right"/>
         </w:tabs>
-        <w:spacing w:after="50" w:line="240" w:lineRule="exact" w:before="0"/>
+        <w:spacing w:after="40" w:line="230" w:lineRule="exact" w:before="0"/>
+        <w:ind w:left="216" w:hanging="158"/>
         <w:jc w:val="left"/>
       </w:pPr>
       <w:r>
@@ -5142,7 +5182,8 @@
         <w:tabs>
           <w:tab w:pos="10858" w:val="right"/>
         </w:tabs>
-        <w:spacing w:after="50" w:line="240" w:lineRule="exact" w:before="0"/>
+        <w:spacing w:after="40" w:line="230" w:lineRule="exact" w:before="0"/>
+        <w:ind w:left="216" w:hanging="158"/>
         <w:jc w:val="left"/>
       </w:pPr>
       <w:r>
@@ -5183,7 +5224,7 @@
         <w:tabs>
           <w:tab w:pos="10858" w:val="right"/>
         </w:tabs>
-        <w:spacing w:after="40" w:line="240" w:lineRule="exact" w:before="80"/>
+        <w:spacing w:after="60" w:line="240" w:lineRule="exact" w:before="110"/>
         <w:ind w:left="0" w:firstLine="0"/>
         <w:jc w:val="left"/>
       </w:pPr>
@@ -5247,7 +5288,8 @@
         <w:tabs>
           <w:tab w:pos="10858" w:val="right"/>
         </w:tabs>
-        <w:spacing w:after="50" w:line="240" w:lineRule="exact" w:before="0"/>
+        <w:spacing w:after="40" w:line="230" w:lineRule="exact" w:before="0"/>
+        <w:ind w:left="216" w:hanging="158"/>
         <w:jc w:val="left"/>
       </w:pPr>
       <w:r>

--- a/resumes/Samya_Samanta_Synthetic_Organic_Chemist.docx
+++ b/resumes/Samya_Samanta_Synthetic_Organic_Chemist.docx
@@ -6,6 +6,7 @@
       <w:pPr>
         <w:keepNext w:val="0"/>
         <w:keepLines/>
+        <w:pageBreakBefore w:val="0"/>
         <w:tabs>
           <w:tab w:pos="10858" w:val="right"/>
         </w:tabs>
@@ -27,6 +28,7 @@
       <w:pPr>
         <w:keepNext w:val="0"/>
         <w:keepLines/>
+        <w:pageBreakBefore w:val="0"/>
         <w:tabs>
           <w:tab w:pos="10858" w:val="right"/>
         </w:tabs>
@@ -73,10 +75,11 @@
       <w:pPr>
         <w:keepNext/>
         <w:keepLines/>
+        <w:pageBreakBefore w:val="0"/>
         <w:tabs>
           <w:tab w:pos="10858" w:val="right"/>
         </w:tabs>
-        <w:spacing w:before="140" w:after="80" w:line="260" w:lineRule="exact"/>
+        <w:spacing w:before="120" w:after="80" w:line="260" w:lineRule="exact"/>
         <w:ind w:left="0" w:firstLine="0"/>
         <w:jc w:val="left"/>
         <w:pBdr>
@@ -91,27 +94,345 @@
           <w:b/>
           <w:i w:val="0"/>
         </w:rPr>
-        <w:t xml:space="preserve">  PROFESSIONAL SUMMARY</w:t>
+        <w:lastRenderedPageBreak/>
+        <w:t xml:space="preserve">  </w:t>
+      </w:r>
+      <w:r>
+        <w:rPr>
+          <w:rFonts w:eastAsia="Arial" w:cs="Arial"/>
+          <w:color w:val="253D50"/>
+          <w:sz w:val="21"/>
+          <w:b/>
+          <w:i w:val="0"/>
+        </w:rPr>
+        <w:t>EDUCATION</w:t>
       </w:r>
     </w:p>
     <w:p>
       <w:pPr>
-        <w:keepNext w:val="0"/>
+        <w:keepNext/>
         <w:keepLines/>
+        <w:pageBreakBefore w:val="0"/>
         <w:tabs>
           <w:tab w:pos="10858" w:val="right"/>
         </w:tabs>
-        <w:spacing w:after="50" w:line="240" w:lineRule="exact" w:before="0"/>
-        <w:jc w:val="left"/>
-      </w:pPr>
-      <w:r>
-        <w:rPr>
-          <w:rFonts w:eastAsia="Arial" w:cs="Arial"/>
-          <w:sz w:val="20"/>
-          <w:szCs w:val="19"/>
-          <w:color w:val="292D32"/>
-        </w:rPr>
-        <w:t>Ph.D. chemist specializing in synthetic organic chemistry, small molecule synthesis, method development, and reaction optimization. Designs robust synthetic protocols by integrating mechanistic insight with catalysis, electrochemistry, and photochemistry. Experienced in purification, analytical characterization, laboratory safety, technical documentation, and mentoring in research environments.</w:t>
+        <w:spacing w:after="30" w:line="230" w:lineRule="exact" w:before="80"/>
+        <w:ind w:left="0" w:firstLine="0"/>
+        <w:jc w:val="both"/>
+      </w:pPr>
+      <w:r>
+        <w:rPr>
+          <w:rFonts w:eastAsia="Arial" w:cs="Arial"/>
+          <w:b/>
+          <w:bCs/>
+          <w:sz w:val="20"/>
+          <w:szCs w:val="20"/>
+          <w:color w:val="292D32"/>
+        </w:rPr>
+        <w:t>Ph.D. in Chemistry, Texas A&amp;M University, College Station, TX</w:t>
+      </w:r>
+      <w:r>
+        <w:rPr>
+          <w:rFonts w:eastAsia="Arial" w:cs="Arial"/>
+          <w:color w:val="606A74"/>
+          <w:sz w:val="20"/>
+          <w:szCs w:val="20"/>
+          <w:b w:val="0"/>
+          <w:i w:val="0"/>
+        </w:rPr>
+        <w:tab/>
+      </w:r>
+      <w:r>
+        <w:rPr>
+          <w:rFonts w:eastAsia="Arial" w:cs="Arial"/>
+          <w:b w:val="0"/>
+          <w:bCs/>
+          <w:i w:val="0"/>
+          <w:iCs/>
+          <w:color w:val="606A74"/>
+          <w:sz w:val="20"/>
+          <w:szCs w:val="20"/>
+        </w:rPr>
+        <w:t>2021</w:t>
+      </w:r>
+      <w:r>
+        <w:rPr>
+          <w:rFonts w:eastAsia="Arial" w:cs="Arial"/>
+          <w:b w:val="0"/>
+          <w:bCs/>
+          <w:i w:val="0"/>
+          <w:iCs/>
+          <w:color w:val="606A74"/>
+          <w:sz w:val="20"/>
+          <w:szCs w:val="20"/>
+        </w:rPr>
+        <w:t xml:space="preserve"> – </w:t>
+      </w:r>
+      <w:r>
+        <w:rPr>
+          <w:rFonts w:eastAsia="Arial" w:cs="Arial"/>
+          <w:b w:val="0"/>
+          <w:bCs/>
+          <w:i w:val="0"/>
+          <w:iCs/>
+          <w:color w:val="606A74"/>
+          <w:sz w:val="20"/>
+          <w:szCs w:val="20"/>
+        </w:rPr>
+        <w:t>2026</w:t>
+      </w:r>
+    </w:p>
+    <w:p>
+      <w:pPr>
+        <w:keepNext w:val="0"/>
+        <w:keepLines/>
+        <w:pageBreakBefore w:val="0"/>
+        <w:tabs>
+          <w:tab w:pos="10858" w:val="right"/>
+        </w:tabs>
+        <w:spacing w:after="30" w:line="230" w:lineRule="exact" w:before="0"/>
+        <w:jc w:val="both"/>
+      </w:pPr>
+      <w:r>
+        <w:rPr>
+          <w:rFonts w:eastAsia="Arial" w:cs="Arial"/>
+          <w:sz w:val="20"/>
+          <w:szCs w:val="20"/>
+          <w:color w:val="292D32"/>
+        </w:rPr>
+        <w:t>Thesis title:</w:t>
+      </w:r>
+      <w:r>
+        <w:rPr>
+          <w:rFonts w:eastAsia="Arial" w:cs="Arial"/>
+          <w:i/>
+          <w:iCs/>
+          <w:sz w:val="20"/>
+          <w:szCs w:val="20"/>
+          <w:color w:val="292D32"/>
+        </w:rPr>
+        <w:t xml:space="preserve"> </w:t>
+      </w:r>
+      <w:r>
+        <w:rPr>
+          <w:rFonts w:eastAsia="Arial" w:cs="Arial"/>
+          <w:i/>
+          <w:iCs/>
+          <w:sz w:val="20"/>
+          <w:szCs w:val="20"/>
+          <w:color w:val="292D32"/>
+        </w:rPr>
+        <w:t>Design and Application of Electrophilic Amine Salts for Modern Organic Synthesis</w:t>
+      </w:r>
+    </w:p>
+    <w:p>
+      <w:pPr>
+        <w:keepNext w:val="0"/>
+        <w:keepLines/>
+        <w:pageBreakBefore w:val="0"/>
+        <w:tabs>
+          <w:tab w:pos="10858" w:val="right"/>
+        </w:tabs>
+        <w:spacing w:after="30" w:line="230" w:lineRule="exact" w:before="0"/>
+        <w:jc w:val="both"/>
+      </w:pPr>
+      <w:r>
+        <w:rPr>
+          <w:rFonts w:eastAsia="Arial" w:cs="Arial"/>
+          <w:i/>
+          <w:iCs/>
+          <w:sz w:val="20"/>
+          <w:szCs w:val="20"/>
+          <w:color w:val="292D32"/>
+        </w:rPr>
+        <w:t>Advisor:</w:t>
+      </w:r>
+      <w:r>
+        <w:rPr>
+          <w:rFonts w:eastAsia="Arial" w:cs="Arial"/>
+          <w:sz w:val="20"/>
+          <w:szCs w:val="20"/>
+          <w:color w:val="292D32"/>
+        </w:rPr>
+        <w:t xml:space="preserve"> </w:t>
+      </w:r>
+      <w:r>
+        <w:rPr>
+          <w:rFonts w:eastAsia="Arial" w:cs="Arial"/>
+          <w:bCs/>
+          <w:sz w:val="20"/>
+          <w:szCs w:val="20"/>
+          <w:color w:val="292D32"/>
+        </w:rPr>
+        <w:t>David C. Powers</w:t>
+      </w:r>
+      <w:r>
+        <w:rPr>
+          <w:rFonts w:eastAsia="Arial" w:cs="Arial"/>
+          <w:sz w:val="20"/>
+          <w:szCs w:val="20"/>
+          <w:color w:val="292D32"/>
+        </w:rPr>
+        <w:t xml:space="preserve"> </w:t>
+      </w:r>
+      <w:r>
+        <w:rPr>
+          <w:rFonts w:eastAsia="Arial" w:cs="Arial"/>
+          <w:sz w:val="20"/>
+          <w:szCs w:val="20"/>
+          <w:color w:val="292D32"/>
+        </w:rPr>
+        <w:t xml:space="preserve">| </w:t>
+      </w:r>
+      <w:r>
+        <w:rPr>
+          <w:rFonts w:eastAsia="Arial" w:cs="Arial"/>
+          <w:sz w:val="20"/>
+          <w:szCs w:val="20"/>
+          <w:color w:val="292D32"/>
+        </w:rPr>
+        <w:t>GPA:</w:t>
+      </w:r>
+      <w:r>
+        <w:rPr>
+          <w:rFonts w:eastAsia="Arial" w:cs="Arial"/>
+          <w:bCs/>
+          <w:sz w:val="20"/>
+          <w:szCs w:val="20"/>
+          <w:color w:val="292D32"/>
+        </w:rPr>
+        <w:t xml:space="preserve"> </w:t>
+      </w:r>
+      <w:r>
+        <w:rPr>
+          <w:rFonts w:eastAsia="Arial" w:cs="Arial"/>
+          <w:sz w:val="20"/>
+          <w:szCs w:val="20"/>
+          <w:color w:val="292D32"/>
+        </w:rPr>
+        <w:t xml:space="preserve">4.00 / 4.00 </w:t>
+      </w:r>
+    </w:p>
+    <w:p>
+      <w:pPr>
+        <w:keepNext/>
+        <w:keepLines/>
+        <w:pageBreakBefore w:val="0"/>
+        <w:tabs>
+          <w:tab w:pos="10858" w:val="right"/>
+        </w:tabs>
+        <w:spacing w:after="30" w:line="230" w:lineRule="exact" w:before="80"/>
+        <w:ind w:left="0" w:firstLine="0"/>
+        <w:jc w:val="both"/>
+      </w:pPr>
+      <w:r>
+        <w:rPr>
+          <w:rFonts w:eastAsia="Arial" w:cs="Arial"/>
+          <w:b/>
+          <w:bCs/>
+          <w:sz w:val="20"/>
+          <w:szCs w:val="20"/>
+          <w:color w:val="292D32"/>
+        </w:rPr>
+        <w:t>BS &amp; MS in Chemistry, Indian Institute of Technology Kharagpur, India</w:t>
+      </w:r>
+      <w:r>
+        <w:rPr>
+          <w:rFonts w:eastAsia="Arial" w:cs="Arial"/>
+          <w:b w:val="0"/>
+          <w:bCs/>
+          <w:color w:val="606A74"/>
+          <w:sz w:val="20"/>
+          <w:szCs w:val="20"/>
+          <w:i w:val="0"/>
+        </w:rPr>
+        <w:tab/>
+      </w:r>
+      <w:r>
+        <w:rPr>
+          <w:rFonts w:eastAsia="Arial" w:cs="Arial"/>
+          <w:b w:val="0"/>
+          <w:bCs/>
+          <w:i w:val="0"/>
+          <w:iCs/>
+          <w:color w:val="606A74"/>
+          <w:sz w:val="20"/>
+          <w:szCs w:val="20"/>
+        </w:rPr>
+        <w:t>20</w:t>
+      </w:r>
+      <w:r>
+        <w:rPr>
+          <w:rFonts w:eastAsia="Arial" w:cs="Arial"/>
+          <w:b w:val="0"/>
+          <w:bCs/>
+          <w:i w:val="0"/>
+          <w:iCs/>
+          <w:color w:val="606A74"/>
+          <w:sz w:val="20"/>
+          <w:szCs w:val="20"/>
+        </w:rPr>
+        <w:t>15</w:t>
+      </w:r>
+      <w:r>
+        <w:rPr>
+          <w:rFonts w:eastAsia="Arial" w:cs="Arial"/>
+          <w:b w:val="0"/>
+          <w:bCs/>
+          <w:i w:val="0"/>
+          <w:iCs/>
+          <w:color w:val="606A74"/>
+          <w:sz w:val="20"/>
+          <w:szCs w:val="20"/>
+        </w:rPr>
+        <w:t xml:space="preserve"> – </w:t>
+      </w:r>
+      <w:r>
+        <w:rPr>
+          <w:rFonts w:eastAsia="Arial" w:cs="Arial"/>
+          <w:b w:val="0"/>
+          <w:bCs/>
+          <w:i w:val="0"/>
+          <w:iCs/>
+          <w:color w:val="606A74"/>
+          <w:sz w:val="20"/>
+          <w:szCs w:val="20"/>
+        </w:rPr>
+        <w:t>202</w:t>
+      </w:r>
+      <w:r>
+        <w:rPr>
+          <w:rFonts w:eastAsia="Arial" w:cs="Arial"/>
+          <w:b w:val="0"/>
+          <w:bCs/>
+          <w:i w:val="0"/>
+          <w:iCs/>
+          <w:color w:val="606A74"/>
+          <w:sz w:val="20"/>
+          <w:szCs w:val="20"/>
+        </w:rPr>
+        <w:t>0</w:t>
+      </w:r>
+    </w:p>
+    <w:p>
+      <w:pPr>
+        <w:keepNext w:val="0"/>
+        <w:keepLines/>
+        <w:pageBreakBefore w:val="0"/>
+        <w:tabs>
+          <w:tab w:pos="10858" w:val="right"/>
+        </w:tabs>
+        <w:spacing w:after="30" w:line="230" w:lineRule="exact" w:before="0"/>
+        <w:jc w:val="both"/>
+      </w:pPr>
+      <w:r>
+        <w:rPr>
+          <w:rFonts w:eastAsia="Arial" w:cs="Arial"/>
+          <w:sz w:val="20"/>
+          <w:szCs w:val="20"/>
+          <w:color w:val="292D32"/>
+        </w:rPr>
+        <w:t xml:space="preserve">GPA: 9.02 / 10.00 </w:t>
       </w:r>
     </w:p>
     <w:p>
@@ -121,9 +442,10 @@
         <w:tabs>
           <w:tab w:pos="10858" w:val="right"/>
         </w:tabs>
-        <w:spacing w:before="140" w:after="80" w:line="260" w:lineRule="exact"/>
+        <w:spacing w:before="120" w:after="80" w:line="260" w:lineRule="exact"/>
         <w:ind w:left="0" w:firstLine="0"/>
         <w:jc w:val="left"/>
+        <w:pageBreakBefore w:val="0"/>
         <w:pBdr>
           <w:bottom w:val="single" w:sz="3" w:space="2" w:color="CCD4DB"/>
         </w:pBdr>
@@ -136,494 +458,28 @@
           <w:b/>
           <w:i w:val="0"/>
         </w:rPr>
-        <w:t xml:space="preserve">  </w:t>
-      </w:r>
-      <w:r>
-        <w:rPr>
-          <w:rFonts w:eastAsia="Arial" w:cs="Arial"/>
-          <w:color w:val="253D50"/>
-          <w:sz w:val="21"/>
-          <w:b/>
-          <w:i w:val="0"/>
-        </w:rPr>
-        <w:t>TECHNICAL SKILLS</w:t>
+        <w:t xml:space="preserve">  PROFESSIONAL SUMMARY</w:t>
       </w:r>
     </w:p>
     <w:p>
       <w:pPr>
         <w:keepNext w:val="0"/>
         <w:keepLines/>
+        <w:pageBreakBefore w:val="0"/>
         <w:tabs>
           <w:tab w:pos="10858" w:val="right"/>
         </w:tabs>
-        <w:spacing w:after="80" w:line="230" w:lineRule="exact" w:before="0"/>
-        <w:ind w:left="0" w:firstLine="0"/>
-        <w:jc w:val="left"/>
-      </w:pPr>
-      <w:r>
-        <w:rPr>
-          <w:rFonts w:eastAsia="Arial" w:cs="Arial"/>
-          <w:sz w:val="19"/>
-          <w:szCs w:val="19"/>
-          <w:b/>
-          <w:color w:val="292D32"/>
-        </w:rPr>
-        <w:t>Synthetic Chemistry</w:t>
-      </w:r>
-      <w:r>
-        <w:rPr>
-          <w:rFonts w:eastAsia="Arial" w:cs="Arial"/>
-          <w:b/>
-          <w:bCs/>
-          <w:sz w:val="19"/>
-          <w:szCs w:val="19"/>
-          <w:color w:val="292D32"/>
-        </w:rPr>
-        <w:t xml:space="preserve">: </w:t>
-      </w:r>
-      <w:r>
-        <w:rPr>
-          <w:rFonts w:eastAsia="Arial" w:cs="Arial"/>
-          <w:bCs/>
-          <w:sz w:val="19"/>
-          <w:szCs w:val="19"/>
-          <w:color w:val="292D32"/>
-        </w:rPr>
-        <w:t>O</w:t>
-      </w:r>
-      <w:r>
-        <w:rPr>
-          <w:rFonts w:eastAsia="Arial" w:cs="Arial"/>
-          <w:bCs/>
-          <w:sz w:val="19"/>
-          <w:szCs w:val="19"/>
-          <w:color w:val="292D32"/>
-        </w:rPr>
-        <w:t xml:space="preserve">rganic synthesis • Small molecule synthesis • Retrosynthetic </w:t>
-      </w:r>
-      <w:r>
-        <w:rPr>
-          <w:rFonts w:eastAsia="Arial" w:cs="Arial"/>
-          <w:bCs/>
-          <w:sz w:val="19"/>
-          <w:szCs w:val="19"/>
-          <w:color w:val="292D32"/>
-        </w:rPr>
-        <w:t>a</w:t>
-      </w:r>
-      <w:r>
-        <w:rPr>
-          <w:rFonts w:eastAsia="Arial" w:cs="Arial"/>
-          <w:bCs/>
-          <w:sz w:val="19"/>
-          <w:szCs w:val="19"/>
-          <w:color w:val="292D32"/>
-        </w:rPr>
-        <w:t>nalysis • Method development • Reaction optimization • Transition-metal catalysis • Electrochemistry • Photochemistry • Radical chemistry • Mechanistic investigations • Air-sensitive synthesis</w:t>
-      </w:r>
-    </w:p>
-    <w:p>
-      <w:pPr>
-        <w:keepNext w:val="0"/>
-        <w:keepLines/>
-        <w:tabs>
-          <w:tab w:pos="10858" w:val="right"/>
-        </w:tabs>
-        <w:spacing w:after="80" w:line="230" w:lineRule="exact" w:before="0"/>
-        <w:ind w:left="0" w:firstLine="0"/>
-        <w:jc w:val="left"/>
-      </w:pPr>
-      <w:r>
-        <w:rPr>
-          <w:rFonts w:eastAsia="Arial" w:cs="Arial"/>
-          <w:sz w:val="19"/>
-          <w:szCs w:val="19"/>
-          <w:b/>
-          <w:color w:val="292D32"/>
-        </w:rPr>
-        <w:t xml:space="preserve">Analytical </w:t>
-      </w:r>
-      <w:r>
-        <w:rPr>
-          <w:rFonts w:eastAsia="Arial" w:cs="Arial"/>
-          <w:sz w:val="19"/>
-          <w:szCs w:val="19"/>
-          <w:b/>
-          <w:color w:val="292D32"/>
-        </w:rPr>
-        <w:t xml:space="preserve">&amp; Characterization </w:t>
-      </w:r>
-      <w:r>
-        <w:rPr>
-          <w:rFonts w:eastAsia="Arial" w:cs="Arial"/>
-          <w:sz w:val="19"/>
-          <w:szCs w:val="19"/>
-          <w:b/>
-          <w:color w:val="292D32"/>
-        </w:rPr>
-        <w:t xml:space="preserve">Techniques: </w:t>
-      </w:r>
-      <w:r>
-        <w:rPr>
-          <w:rFonts w:eastAsia="Arial" w:cs="Arial"/>
-          <w:bCs/>
-          <w:sz w:val="19"/>
-          <w:szCs w:val="19"/>
-          <w:color w:val="292D32"/>
-        </w:rPr>
-        <w:t>Column chromatography • HPLC • NMR • EPR • GC-MS • IR • UV</w:t>
-      </w:r>
-      <w:r>
-        <w:rPr>
-          <w:rFonts w:eastAsia="Arial" w:cs="Arial"/>
-          <w:bCs/>
-          <w:sz w:val="19"/>
-          <w:szCs w:val="19"/>
-          <w:color w:val="292D32"/>
-        </w:rPr>
-        <w:t>-</w:t>
-      </w:r>
-      <w:r>
-        <w:rPr>
-          <w:rFonts w:eastAsia="Arial" w:cs="Arial"/>
-          <w:bCs/>
-          <w:sz w:val="19"/>
-          <w:szCs w:val="19"/>
-          <w:color w:val="292D32"/>
-        </w:rPr>
-        <w:t>Vis •</w:t>
-      </w:r>
-      <w:r>
-        <w:rPr>
-          <w:rFonts w:eastAsia="Arial" w:cs="Arial"/>
-          <w:bCs/>
-          <w:sz w:val="19"/>
-          <w:szCs w:val="19"/>
-          <w:color w:val="292D32"/>
-        </w:rPr>
-        <w:t xml:space="preserve"> </w:t>
-      </w:r>
-      <w:r>
-        <w:rPr>
-          <w:rFonts w:eastAsia="Arial" w:cs="Arial"/>
-          <w:bCs/>
-          <w:sz w:val="19"/>
-          <w:szCs w:val="19"/>
-          <w:color w:val="292D32"/>
-        </w:rPr>
-        <w:t xml:space="preserve">Cyclic </w:t>
-      </w:r>
-      <w:r>
-        <w:rPr>
-          <w:rFonts w:eastAsia="Arial" w:cs="Arial"/>
-          <w:bCs/>
-          <w:sz w:val="19"/>
-          <w:szCs w:val="19"/>
-          <w:color w:val="292D32"/>
-        </w:rPr>
-        <w:t>v</w:t>
-      </w:r>
-      <w:r>
-        <w:rPr>
-          <w:rFonts w:eastAsia="Arial" w:cs="Arial"/>
-          <w:bCs/>
-          <w:sz w:val="19"/>
-          <w:szCs w:val="19"/>
-          <w:color w:val="292D32"/>
-        </w:rPr>
-        <w:t>oltammetry</w:t>
-      </w:r>
-    </w:p>
-    <w:p>
-      <w:pPr>
-        <w:keepNext w:val="0"/>
-        <w:keepLines/>
-        <w:tabs>
-          <w:tab w:pos="10858" w:val="right"/>
-        </w:tabs>
-        <w:spacing w:after="80" w:line="230" w:lineRule="exact" w:before="0"/>
-        <w:ind w:left="0" w:firstLine="0"/>
-        <w:jc w:val="left"/>
-      </w:pPr>
-      <w:r>
-        <w:rPr>
-          <w:rFonts w:eastAsia="Arial" w:cs="Arial"/>
-          <w:sz w:val="19"/>
-          <w:szCs w:val="19"/>
-          <w:b/>
-          <w:color w:val="292D32"/>
-        </w:rPr>
-        <w:t xml:space="preserve">Laboratory Operations: </w:t>
-      </w:r>
-      <w:r>
-        <w:rPr>
-          <w:rFonts w:eastAsia="Arial" w:cs="Arial"/>
-          <w:bCs/>
-          <w:sz w:val="19"/>
-          <w:szCs w:val="19"/>
-          <w:color w:val="292D32"/>
-        </w:rPr>
-        <w:t xml:space="preserve">Reaction setup • </w:t>
-      </w:r>
-      <w:r>
-        <w:rPr>
-          <w:rFonts w:eastAsia="Arial" w:cs="Arial"/>
-          <w:bCs/>
-          <w:sz w:val="19"/>
-          <w:szCs w:val="19"/>
-          <w:color w:val="292D32"/>
-        </w:rPr>
-        <w:t>P</w:t>
-      </w:r>
-      <w:r>
-        <w:rPr>
-          <w:rFonts w:eastAsia="Arial" w:cs="Arial"/>
-          <w:bCs/>
-          <w:sz w:val="19"/>
-          <w:szCs w:val="19"/>
-          <w:color w:val="292D32"/>
-        </w:rPr>
-        <w:t xml:space="preserve">urification • </w:t>
-      </w:r>
-      <w:r>
-        <w:rPr>
-          <w:rFonts w:eastAsia="Arial" w:cs="Arial"/>
-          <w:bCs/>
-          <w:sz w:val="19"/>
-          <w:szCs w:val="19"/>
-          <w:color w:val="292D32"/>
-        </w:rPr>
-        <w:t>C</w:t>
-      </w:r>
-      <w:r>
-        <w:rPr>
-          <w:rFonts w:eastAsia="Arial" w:cs="Arial"/>
-          <w:bCs/>
-          <w:sz w:val="19"/>
-          <w:szCs w:val="19"/>
-          <w:color w:val="292D32"/>
-        </w:rPr>
-        <w:t xml:space="preserve">ompound </w:t>
-      </w:r>
-      <w:r>
-        <w:rPr>
-          <w:rFonts w:eastAsia="Arial" w:cs="Arial"/>
-          <w:bCs/>
-          <w:sz w:val="19"/>
-          <w:szCs w:val="19"/>
-          <w:color w:val="292D32"/>
-        </w:rPr>
-        <w:t>c</w:t>
-      </w:r>
-      <w:r>
-        <w:rPr>
-          <w:rFonts w:eastAsia="Arial" w:cs="Arial"/>
-          <w:bCs/>
-          <w:sz w:val="19"/>
-          <w:szCs w:val="19"/>
-          <w:color w:val="292D32"/>
-        </w:rPr>
-        <w:t>haracterization</w:t>
-      </w:r>
-      <w:r>
-        <w:rPr>
-          <w:rFonts w:eastAsia="Arial" w:cs="Arial"/>
-          <w:bCs/>
-          <w:sz w:val="19"/>
-          <w:szCs w:val="19"/>
-          <w:color w:val="292D32"/>
-        </w:rPr>
-        <w:t xml:space="preserve"> </w:t>
-      </w:r>
-      <w:r>
-        <w:rPr>
-          <w:rFonts w:eastAsia="Arial" w:cs="Arial"/>
-          <w:bCs/>
-          <w:sz w:val="19"/>
-          <w:szCs w:val="19"/>
-          <w:color w:val="292D32"/>
-        </w:rPr>
-        <w:t xml:space="preserve">• </w:t>
-      </w:r>
-      <w:r>
-        <w:rPr>
-          <w:rFonts w:eastAsia="Arial" w:cs="Arial"/>
-          <w:bCs/>
-          <w:sz w:val="19"/>
-          <w:szCs w:val="19"/>
-          <w:color w:val="292D32"/>
-        </w:rPr>
-        <w:t>E</w:t>
-      </w:r>
-      <w:r>
-        <w:rPr>
-          <w:rFonts w:eastAsia="Arial" w:cs="Arial"/>
-          <w:bCs/>
-          <w:sz w:val="19"/>
-          <w:szCs w:val="19"/>
-          <w:color w:val="292D32"/>
-        </w:rPr>
-        <w:t xml:space="preserve">xperimental </w:t>
-      </w:r>
-      <w:r>
-        <w:rPr>
-          <w:rFonts w:eastAsia="Arial" w:cs="Arial"/>
-          <w:bCs/>
-          <w:sz w:val="19"/>
-          <w:szCs w:val="19"/>
-          <w:color w:val="292D32"/>
-        </w:rPr>
-        <w:t>t</w:t>
-      </w:r>
-      <w:r>
-        <w:rPr>
-          <w:rFonts w:eastAsia="Arial" w:cs="Arial"/>
-          <w:bCs/>
-          <w:sz w:val="19"/>
-          <w:szCs w:val="19"/>
-          <w:color w:val="292D32"/>
-        </w:rPr>
-        <w:t xml:space="preserve">roubleshooting • </w:t>
-      </w:r>
-      <w:r>
-        <w:rPr>
-          <w:rFonts w:eastAsia="Arial" w:cs="Arial"/>
-          <w:bCs/>
-          <w:sz w:val="19"/>
-          <w:szCs w:val="19"/>
-          <w:color w:val="292D32"/>
-        </w:rPr>
-        <w:t>P</w:t>
-      </w:r>
-      <w:r>
-        <w:rPr>
-          <w:rFonts w:eastAsia="Arial" w:cs="Arial"/>
-          <w:bCs/>
-          <w:sz w:val="19"/>
-          <w:szCs w:val="19"/>
-          <w:color w:val="292D32"/>
-        </w:rPr>
-        <w:t xml:space="preserve">rotocol </w:t>
-      </w:r>
-      <w:r>
-        <w:rPr>
-          <w:rFonts w:eastAsia="Arial" w:cs="Arial"/>
-          <w:bCs/>
-          <w:sz w:val="19"/>
-          <w:szCs w:val="19"/>
-          <w:color w:val="292D32"/>
-        </w:rPr>
-        <w:t>d</w:t>
-      </w:r>
-      <w:r>
-        <w:rPr>
-          <w:rFonts w:eastAsia="Arial" w:cs="Arial"/>
-          <w:bCs/>
-          <w:sz w:val="19"/>
-          <w:szCs w:val="19"/>
-          <w:color w:val="292D32"/>
-        </w:rPr>
-        <w:t xml:space="preserve">evelopment • </w:t>
-      </w:r>
-      <w:r>
-        <w:rPr>
-          <w:rFonts w:eastAsia="Arial" w:cs="Arial"/>
-          <w:bCs/>
-          <w:sz w:val="19"/>
-          <w:szCs w:val="19"/>
-          <w:color w:val="292D32"/>
-        </w:rPr>
-        <w:t>T</w:t>
-      </w:r>
-      <w:r>
-        <w:rPr>
-          <w:rFonts w:eastAsia="Arial" w:cs="Arial"/>
-          <w:bCs/>
-          <w:sz w:val="19"/>
-          <w:szCs w:val="19"/>
-          <w:color w:val="292D32"/>
-        </w:rPr>
-        <w:t xml:space="preserve">echnical </w:t>
-      </w:r>
-      <w:r>
-        <w:rPr>
-          <w:rFonts w:eastAsia="Arial" w:cs="Arial"/>
-          <w:bCs/>
-          <w:sz w:val="19"/>
-          <w:szCs w:val="19"/>
-          <w:color w:val="292D32"/>
-        </w:rPr>
-        <w:t>d</w:t>
-      </w:r>
-      <w:r>
-        <w:rPr>
-          <w:rFonts w:eastAsia="Arial" w:cs="Arial"/>
-          <w:bCs/>
-          <w:sz w:val="19"/>
-          <w:szCs w:val="19"/>
-          <w:color w:val="292D32"/>
-        </w:rPr>
-        <w:t xml:space="preserve">ocumentation • </w:t>
-      </w:r>
-      <w:r>
-        <w:rPr>
-          <w:rFonts w:eastAsia="Arial" w:cs="Arial"/>
-          <w:bCs/>
-          <w:sz w:val="19"/>
-          <w:szCs w:val="19"/>
-          <w:color w:val="292D32"/>
-        </w:rPr>
-        <w:t>Grant writing</w:t>
-      </w:r>
-      <w:r>
-        <w:rPr>
-          <w:rFonts w:eastAsia="Arial" w:cs="Arial"/>
-          <w:bCs/>
-          <w:sz w:val="19"/>
-          <w:szCs w:val="19"/>
-          <w:color w:val="292D32"/>
-        </w:rPr>
-        <w:t xml:space="preserve"> • </w:t>
-      </w:r>
-      <w:r>
-        <w:rPr>
-          <w:rFonts w:eastAsia="Arial" w:cs="Arial"/>
-          <w:bCs/>
-          <w:sz w:val="19"/>
-          <w:szCs w:val="19"/>
-          <w:color w:val="292D32"/>
-        </w:rPr>
-        <w:t>Laboratory safety</w:t>
-      </w:r>
-      <w:r>
-        <w:rPr>
-          <w:rFonts w:eastAsia="Arial" w:cs="Arial"/>
-          <w:bCs/>
-          <w:sz w:val="19"/>
-          <w:szCs w:val="19"/>
-          <w:color w:val="292D32"/>
-        </w:rPr>
-        <w:t xml:space="preserve"> • </w:t>
-      </w:r>
-      <w:r>
-        <w:rPr>
-          <w:rFonts w:eastAsia="Arial" w:cs="Arial"/>
-          <w:bCs/>
-          <w:sz w:val="19"/>
-          <w:szCs w:val="19"/>
-          <w:color w:val="292D32"/>
-        </w:rPr>
-        <w:t>M</w:t>
-      </w:r>
-      <w:r>
-        <w:rPr>
-          <w:rFonts w:eastAsia="Arial" w:cs="Arial"/>
-          <w:bCs/>
-          <w:sz w:val="19"/>
-          <w:szCs w:val="19"/>
-          <w:color w:val="292D32"/>
-        </w:rPr>
-        <w:t>entoring and training</w:t>
+        <w:spacing w:after="30" w:line="230" w:lineRule="exact" w:before="0"/>
+        <w:jc w:val="both"/>
+      </w:pPr>
+      <w:r>
+        <w:rPr>
+          <w:rFonts w:eastAsia="Arial" w:cs="Arial"/>
+          <w:sz w:val="20"/>
+          <w:szCs w:val="20"/>
+          <w:color w:val="292D32"/>
+        </w:rPr>
+        <w:t>Ph.D. chemist specializing in synthetic organic chemistry, small molecule synthesis, method development, and reaction optimization. Designs robust synthetic protocols by integrating mechanistic insight with catalysis, electrochemistry, and photochemistry. Experienced in purification, analytical characterization, laboratory safety, technical documentation, and mentoring in research environments.</w:t>
       </w:r>
     </w:p>
     <w:p>
@@ -633,9 +489,10 @@
         <w:tabs>
           <w:tab w:pos="10858" w:val="right"/>
         </w:tabs>
-        <w:spacing w:before="140" w:after="80" w:line="260" w:lineRule="exact"/>
+        <w:spacing w:before="120" w:after="80" w:line="260" w:lineRule="exact"/>
         <w:ind w:left="0" w:firstLine="0"/>
         <w:jc w:val="left"/>
+        <w:pageBreakBefore w:val="0"/>
         <w:pBdr>
           <w:bottom w:val="single" w:sz="3" w:space="2" w:color="CCD4DB"/>
         </w:pBdr>
@@ -648,7 +505,497 @@
           <w:b/>
           <w:i w:val="0"/>
         </w:rPr>
-        <w:t xml:space="preserve">  RESEARCH EXPERIENCE</w:t>
+        <w:t xml:space="preserve">  </w:t>
+      </w:r>
+      <w:r>
+        <w:rPr>
+          <w:rFonts w:eastAsia="Arial" w:cs="Arial"/>
+          <w:color w:val="253D50"/>
+          <w:sz w:val="21"/>
+          <w:b/>
+          <w:i w:val="0"/>
+        </w:rPr>
+        <w:t>TECHNICAL SKILLS</w:t>
+      </w:r>
+    </w:p>
+    <w:p>
+      <w:pPr>
+        <w:keepNext w:val="0"/>
+        <w:keepLines/>
+        <w:pageBreakBefore w:val="0"/>
+        <w:tabs>
+          <w:tab w:pos="10858" w:val="right"/>
+        </w:tabs>
+        <w:spacing w:after="30" w:line="230" w:lineRule="exact" w:before="0"/>
+        <w:ind w:left="0" w:firstLine="0"/>
+        <w:jc w:val="both"/>
+      </w:pPr>
+      <w:r>
+        <w:rPr>
+          <w:rFonts w:eastAsia="Arial" w:cs="Arial"/>
+          <w:sz w:val="20"/>
+          <w:szCs w:val="20"/>
+          <w:b/>
+          <w:color w:val="292D32"/>
+        </w:rPr>
+        <w:t>Synthetic Chemistry</w:t>
+      </w:r>
+      <w:r>
+        <w:rPr>
+          <w:rFonts w:eastAsia="Arial" w:cs="Arial"/>
+          <w:b/>
+          <w:bCs/>
+          <w:sz w:val="20"/>
+          <w:szCs w:val="20"/>
+          <w:color w:val="292D32"/>
+        </w:rPr>
+        <w:t xml:space="preserve">: </w:t>
+      </w:r>
+      <w:r>
+        <w:rPr>
+          <w:rFonts w:eastAsia="Arial" w:cs="Arial"/>
+          <w:bCs/>
+          <w:sz w:val="20"/>
+          <w:szCs w:val="20"/>
+          <w:color w:val="292D32"/>
+        </w:rPr>
+        <w:t>O</w:t>
+      </w:r>
+      <w:r>
+        <w:rPr>
+          <w:rFonts w:eastAsia="Arial" w:cs="Arial"/>
+          <w:bCs/>
+          <w:sz w:val="20"/>
+          <w:szCs w:val="20"/>
+          <w:color w:val="292D32"/>
+        </w:rPr>
+        <w:t xml:space="preserve">rganic synthesis • Small molecule synthesis • Retrosynthetic </w:t>
+      </w:r>
+      <w:r>
+        <w:rPr>
+          <w:rFonts w:eastAsia="Arial" w:cs="Arial"/>
+          <w:bCs/>
+          <w:sz w:val="20"/>
+          <w:szCs w:val="20"/>
+          <w:color w:val="292D32"/>
+        </w:rPr>
+        <w:t>a</w:t>
+      </w:r>
+      <w:r>
+        <w:rPr>
+          <w:rFonts w:eastAsia="Arial" w:cs="Arial"/>
+          <w:bCs/>
+          <w:sz w:val="20"/>
+          <w:szCs w:val="20"/>
+          <w:color w:val="292D32"/>
+        </w:rPr>
+        <w:t>nalysis • Method development • Reaction optimization • Transition-metal catalysis • Electrochemistry • Photochemistry • Radical chemistry • Mechanistic investigations • Air-sensitive synthesis</w:t>
+      </w:r>
+    </w:p>
+    <w:p>
+      <w:pPr>
+        <w:keepNext w:val="0"/>
+        <w:keepLines/>
+        <w:pageBreakBefore w:val="0"/>
+        <w:tabs>
+          <w:tab w:pos="10858" w:val="right"/>
+        </w:tabs>
+        <w:spacing w:after="30" w:line="230" w:lineRule="exact" w:before="0"/>
+        <w:ind w:left="0" w:firstLine="0"/>
+        <w:jc w:val="both"/>
+      </w:pPr>
+      <w:r>
+        <w:rPr>
+          <w:rFonts w:eastAsia="Arial" w:cs="Arial"/>
+          <w:sz w:val="20"/>
+          <w:szCs w:val="20"/>
+          <w:b/>
+          <w:color w:val="292D32"/>
+        </w:rPr>
+        <w:t xml:space="preserve">Analytical </w:t>
+      </w:r>
+      <w:r>
+        <w:rPr>
+          <w:rFonts w:eastAsia="Arial" w:cs="Arial"/>
+          <w:sz w:val="20"/>
+          <w:szCs w:val="20"/>
+          <w:b/>
+          <w:color w:val="292D32"/>
+        </w:rPr>
+        <w:t xml:space="preserve">&amp; Characterization </w:t>
+      </w:r>
+      <w:r>
+        <w:rPr>
+          <w:rFonts w:eastAsia="Arial" w:cs="Arial"/>
+          <w:sz w:val="20"/>
+          <w:szCs w:val="20"/>
+          <w:b/>
+          <w:color w:val="292D32"/>
+        </w:rPr>
+        <w:t xml:space="preserve">Techniques: </w:t>
+      </w:r>
+      <w:r>
+        <w:rPr>
+          <w:rFonts w:eastAsia="Arial" w:cs="Arial"/>
+          <w:bCs/>
+          <w:sz w:val="20"/>
+          <w:szCs w:val="20"/>
+          <w:color w:val="292D32"/>
+        </w:rPr>
+        <w:t>Column chromatography • HPLC • NMR • EPR • GC-MS • IR • UV</w:t>
+      </w:r>
+      <w:r>
+        <w:rPr>
+          <w:rFonts w:eastAsia="Arial" w:cs="Arial"/>
+          <w:bCs/>
+          <w:sz w:val="20"/>
+          <w:szCs w:val="20"/>
+          <w:color w:val="292D32"/>
+        </w:rPr>
+        <w:t>-</w:t>
+      </w:r>
+      <w:r>
+        <w:rPr>
+          <w:rFonts w:eastAsia="Arial" w:cs="Arial"/>
+          <w:bCs/>
+          <w:sz w:val="20"/>
+          <w:szCs w:val="20"/>
+          <w:color w:val="292D32"/>
+        </w:rPr>
+        <w:t>Vis •</w:t>
+      </w:r>
+      <w:r>
+        <w:rPr>
+          <w:rFonts w:eastAsia="Arial" w:cs="Arial"/>
+          <w:bCs/>
+          <w:sz w:val="20"/>
+          <w:szCs w:val="20"/>
+          <w:color w:val="292D32"/>
+        </w:rPr>
+        <w:t xml:space="preserve"> </w:t>
+      </w:r>
+      <w:r>
+        <w:rPr>
+          <w:rFonts w:eastAsia="Arial" w:cs="Arial"/>
+          <w:bCs/>
+          <w:sz w:val="20"/>
+          <w:szCs w:val="20"/>
+          <w:color w:val="292D32"/>
+        </w:rPr>
+        <w:t xml:space="preserve">Cyclic </w:t>
+      </w:r>
+      <w:r>
+        <w:rPr>
+          <w:rFonts w:eastAsia="Arial" w:cs="Arial"/>
+          <w:bCs/>
+          <w:sz w:val="20"/>
+          <w:szCs w:val="20"/>
+          <w:color w:val="292D32"/>
+        </w:rPr>
+        <w:t>v</w:t>
+      </w:r>
+      <w:r>
+        <w:rPr>
+          <w:rFonts w:eastAsia="Arial" w:cs="Arial"/>
+          <w:bCs/>
+          <w:sz w:val="20"/>
+          <w:szCs w:val="20"/>
+          <w:color w:val="292D32"/>
+        </w:rPr>
+        <w:t>oltammetry</w:t>
+      </w:r>
+    </w:p>
+    <w:p>
+      <w:pPr>
+        <w:keepNext w:val="0"/>
+        <w:keepLines/>
+        <w:pageBreakBefore w:val="0"/>
+        <w:tabs>
+          <w:tab w:pos="10858" w:val="right"/>
+        </w:tabs>
+        <w:spacing w:after="30" w:line="230" w:lineRule="exact" w:before="0"/>
+        <w:ind w:left="0" w:firstLine="0"/>
+        <w:jc w:val="both"/>
+      </w:pPr>
+      <w:r>
+        <w:rPr>
+          <w:rFonts w:eastAsia="Arial" w:cs="Arial"/>
+          <w:sz w:val="20"/>
+          <w:szCs w:val="20"/>
+          <w:b/>
+          <w:color w:val="292D32"/>
+        </w:rPr>
+        <w:t xml:space="preserve">Laboratory Operations: </w:t>
+      </w:r>
+      <w:r>
+        <w:rPr>
+          <w:rFonts w:eastAsia="Arial" w:cs="Arial"/>
+          <w:bCs/>
+          <w:sz w:val="20"/>
+          <w:szCs w:val="20"/>
+          <w:color w:val="292D32"/>
+        </w:rPr>
+        <w:t xml:space="preserve">Reaction setup • </w:t>
+      </w:r>
+      <w:r>
+        <w:rPr>
+          <w:rFonts w:eastAsia="Arial" w:cs="Arial"/>
+          <w:bCs/>
+          <w:sz w:val="20"/>
+          <w:szCs w:val="20"/>
+          <w:color w:val="292D32"/>
+        </w:rPr>
+        <w:t>P</w:t>
+      </w:r>
+      <w:r>
+        <w:rPr>
+          <w:rFonts w:eastAsia="Arial" w:cs="Arial"/>
+          <w:bCs/>
+          <w:sz w:val="20"/>
+          <w:szCs w:val="20"/>
+          <w:color w:val="292D32"/>
+        </w:rPr>
+        <w:t xml:space="preserve">urification • </w:t>
+      </w:r>
+      <w:r>
+        <w:rPr>
+          <w:rFonts w:eastAsia="Arial" w:cs="Arial"/>
+          <w:bCs/>
+          <w:sz w:val="20"/>
+          <w:szCs w:val="20"/>
+          <w:color w:val="292D32"/>
+        </w:rPr>
+        <w:t>C</w:t>
+      </w:r>
+      <w:r>
+        <w:rPr>
+          <w:rFonts w:eastAsia="Arial" w:cs="Arial"/>
+          <w:bCs/>
+          <w:sz w:val="20"/>
+          <w:szCs w:val="20"/>
+          <w:color w:val="292D32"/>
+        </w:rPr>
+        <w:t xml:space="preserve">ompound </w:t>
+      </w:r>
+      <w:r>
+        <w:rPr>
+          <w:rFonts w:eastAsia="Arial" w:cs="Arial"/>
+          <w:bCs/>
+          <w:sz w:val="20"/>
+          <w:szCs w:val="20"/>
+          <w:color w:val="292D32"/>
+        </w:rPr>
+        <w:t>c</w:t>
+      </w:r>
+      <w:r>
+        <w:rPr>
+          <w:rFonts w:eastAsia="Arial" w:cs="Arial"/>
+          <w:bCs/>
+          <w:sz w:val="20"/>
+          <w:szCs w:val="20"/>
+          <w:color w:val="292D32"/>
+        </w:rPr>
+        <w:t>haracterization</w:t>
+      </w:r>
+      <w:r>
+        <w:rPr>
+          <w:rFonts w:eastAsia="Arial" w:cs="Arial"/>
+          <w:bCs/>
+          <w:sz w:val="20"/>
+          <w:szCs w:val="20"/>
+          <w:color w:val="292D32"/>
+        </w:rPr>
+        <w:t xml:space="preserve"> </w:t>
+      </w:r>
+      <w:r>
+        <w:rPr>
+          <w:rFonts w:eastAsia="Arial" w:cs="Arial"/>
+          <w:bCs/>
+          <w:sz w:val="20"/>
+          <w:szCs w:val="20"/>
+          <w:color w:val="292D32"/>
+        </w:rPr>
+        <w:t xml:space="preserve">• </w:t>
+      </w:r>
+      <w:r>
+        <w:rPr>
+          <w:rFonts w:eastAsia="Arial" w:cs="Arial"/>
+          <w:bCs/>
+          <w:sz w:val="20"/>
+          <w:szCs w:val="20"/>
+          <w:color w:val="292D32"/>
+        </w:rPr>
+        <w:t>E</w:t>
+      </w:r>
+      <w:r>
+        <w:rPr>
+          <w:rFonts w:eastAsia="Arial" w:cs="Arial"/>
+          <w:bCs/>
+          <w:sz w:val="20"/>
+          <w:szCs w:val="20"/>
+          <w:color w:val="292D32"/>
+        </w:rPr>
+        <w:t xml:space="preserve">xperimental </w:t>
+      </w:r>
+      <w:r>
+        <w:rPr>
+          <w:rFonts w:eastAsia="Arial" w:cs="Arial"/>
+          <w:bCs/>
+          <w:sz w:val="20"/>
+          <w:szCs w:val="20"/>
+          <w:color w:val="292D32"/>
+        </w:rPr>
+        <w:t>t</w:t>
+      </w:r>
+      <w:r>
+        <w:rPr>
+          <w:rFonts w:eastAsia="Arial" w:cs="Arial"/>
+          <w:bCs/>
+          <w:sz w:val="20"/>
+          <w:szCs w:val="20"/>
+          <w:color w:val="292D32"/>
+        </w:rPr>
+        <w:t xml:space="preserve">roubleshooting • </w:t>
+      </w:r>
+      <w:r>
+        <w:rPr>
+          <w:rFonts w:eastAsia="Arial" w:cs="Arial"/>
+          <w:bCs/>
+          <w:sz w:val="20"/>
+          <w:szCs w:val="20"/>
+          <w:color w:val="292D32"/>
+        </w:rPr>
+        <w:t>P</w:t>
+      </w:r>
+      <w:r>
+        <w:rPr>
+          <w:rFonts w:eastAsia="Arial" w:cs="Arial"/>
+          <w:bCs/>
+          <w:sz w:val="20"/>
+          <w:szCs w:val="20"/>
+          <w:color w:val="292D32"/>
+        </w:rPr>
+        <w:t xml:space="preserve">rotocol </w:t>
+      </w:r>
+      <w:r>
+        <w:rPr>
+          <w:rFonts w:eastAsia="Arial" w:cs="Arial"/>
+          <w:bCs/>
+          <w:sz w:val="20"/>
+          <w:szCs w:val="20"/>
+          <w:color w:val="292D32"/>
+        </w:rPr>
+        <w:t>d</w:t>
+      </w:r>
+      <w:r>
+        <w:rPr>
+          <w:rFonts w:eastAsia="Arial" w:cs="Arial"/>
+          <w:bCs/>
+          <w:sz w:val="20"/>
+          <w:szCs w:val="20"/>
+          <w:color w:val="292D32"/>
+        </w:rPr>
+        <w:t xml:space="preserve">evelopment • </w:t>
+      </w:r>
+      <w:r>
+        <w:rPr>
+          <w:rFonts w:eastAsia="Arial" w:cs="Arial"/>
+          <w:bCs/>
+          <w:sz w:val="20"/>
+          <w:szCs w:val="20"/>
+          <w:color w:val="292D32"/>
+        </w:rPr>
+        <w:t>T</w:t>
+      </w:r>
+      <w:r>
+        <w:rPr>
+          <w:rFonts w:eastAsia="Arial" w:cs="Arial"/>
+          <w:bCs/>
+          <w:sz w:val="20"/>
+          <w:szCs w:val="20"/>
+          <w:color w:val="292D32"/>
+        </w:rPr>
+        <w:t xml:space="preserve">echnical </w:t>
+      </w:r>
+      <w:r>
+        <w:rPr>
+          <w:rFonts w:eastAsia="Arial" w:cs="Arial"/>
+          <w:bCs/>
+          <w:sz w:val="20"/>
+          <w:szCs w:val="20"/>
+          <w:color w:val="292D32"/>
+        </w:rPr>
+        <w:t>d</w:t>
+      </w:r>
+      <w:r>
+        <w:rPr>
+          <w:rFonts w:eastAsia="Arial" w:cs="Arial"/>
+          <w:bCs/>
+          <w:sz w:val="20"/>
+          <w:szCs w:val="20"/>
+          <w:color w:val="292D32"/>
+        </w:rPr>
+        <w:t xml:space="preserve">ocumentation • </w:t>
+      </w:r>
+      <w:r>
+        <w:rPr>
+          <w:rFonts w:eastAsia="Arial" w:cs="Arial"/>
+          <w:bCs/>
+          <w:sz w:val="20"/>
+          <w:szCs w:val="20"/>
+          <w:color w:val="292D32"/>
+        </w:rPr>
+        <w:t>Grant writing</w:t>
+      </w:r>
+      <w:r>
+        <w:rPr>
+          <w:rFonts w:eastAsia="Arial" w:cs="Arial"/>
+          <w:bCs/>
+          <w:sz w:val="20"/>
+          <w:szCs w:val="20"/>
+          <w:color w:val="292D32"/>
+        </w:rPr>
+        <w:t xml:space="preserve"> • </w:t>
+      </w:r>
+      <w:r>
+        <w:rPr>
+          <w:rFonts w:eastAsia="Arial" w:cs="Arial"/>
+          <w:bCs/>
+          <w:sz w:val="20"/>
+          <w:szCs w:val="20"/>
+          <w:color w:val="292D32"/>
+        </w:rPr>
+        <w:t>Laboratory safety</w:t>
+      </w:r>
+      <w:r>
+        <w:rPr>
+          <w:rFonts w:eastAsia="Arial" w:cs="Arial"/>
+          <w:bCs/>
+          <w:sz w:val="20"/>
+          <w:szCs w:val="20"/>
+          <w:color w:val="292D32"/>
+        </w:rPr>
+        <w:t xml:space="preserve"> • </w:t>
+      </w:r>
+      <w:r>
+        <w:rPr>
+          <w:rFonts w:eastAsia="Arial" w:cs="Arial"/>
+          <w:bCs/>
+          <w:sz w:val="20"/>
+          <w:szCs w:val="20"/>
+          <w:color w:val="292D32"/>
+        </w:rPr>
+        <w:t>M</w:t>
+      </w:r>
+      <w:r>
+        <w:rPr>
+          <w:rFonts w:eastAsia="Arial" w:cs="Arial"/>
+          <w:bCs/>
+          <w:sz w:val="20"/>
+          <w:szCs w:val="20"/>
+          <w:color w:val="292D32"/>
+        </w:rPr>
+        <w:t>entoring and training</w:t>
       </w:r>
     </w:p>
     <w:p>
@@ -658,17 +1005,44 @@
         <w:tabs>
           <w:tab w:pos="10858" w:val="right"/>
         </w:tabs>
-        <w:spacing w:after="60" w:line="240" w:lineRule="exact" w:before="110"/>
+        <w:spacing w:before="120" w:after="80" w:line="260" w:lineRule="exact"/>
         <w:ind w:left="0" w:firstLine="0"/>
         <w:jc w:val="left"/>
-      </w:pPr>
-      <w:r>
-        <w:rPr>
-          <w:rFonts w:eastAsia="Arial" w:cs="Arial"/>
+        <w:pageBreakBefore w:val="0"/>
+        <w:pBdr>
+          <w:bottom w:val="single" w:sz="3" w:space="2" w:color="CCD4DB"/>
+        </w:pBdr>
+      </w:pPr>
+      <w:r>
+        <w:rPr>
+          <w:rFonts w:eastAsia="Arial" w:cs="Arial"/>
+          <w:color w:val="253D50"/>
+          <w:sz w:val="21"/>
           <w:b/>
-          <w:bCs/>
-          <w:sz w:val="20"/>
-          <w:szCs w:val="19"/>
+          <w:i w:val="0"/>
+        </w:rPr>
+        <w:t xml:space="preserve">  RESEARCH EXPERIENCE</w:t>
+      </w:r>
+    </w:p>
+    <w:p>
+      <w:pPr>
+        <w:keepNext/>
+        <w:keepLines/>
+        <w:pageBreakBefore w:val="0"/>
+        <w:tabs>
+          <w:tab w:pos="10858" w:val="right"/>
+        </w:tabs>
+        <w:spacing w:after="30" w:line="230" w:lineRule="exact" w:before="80"/>
+        <w:ind w:left="0" w:firstLine="0"/>
+        <w:jc w:val="both"/>
+      </w:pPr>
+      <w:r>
+        <w:rPr>
+          <w:rFonts w:eastAsia="Arial" w:cs="Arial"/>
+          <w:b/>
+          <w:bCs/>
+          <w:sz w:val="20"/>
+          <w:szCs w:val="20"/>
           <w:color w:val="292D32"/>
         </w:rPr>
         <w:t>Texas A&amp;M University, College Station, TX, USA</w:t>
@@ -677,7 +1051,7 @@
         <w:rPr>
           <w:rFonts w:eastAsia="Arial" w:cs="Arial"/>
           <w:sz w:val="20"/>
-          <w:szCs w:val="19"/>
+          <w:szCs w:val="20"/>
           <w:b/>
           <w:color w:val="292D32"/>
         </w:rPr>
@@ -691,7 +1065,7 @@
           <w:i/>
           <w:iCs/>
           <w:sz w:val="20"/>
-          <w:szCs w:val="19"/>
+          <w:szCs w:val="20"/>
           <w:color w:val="292D32"/>
         </w:rPr>
         <w:t>(PhD Candidate)</w:t>
@@ -704,8 +1078,8 @@
           <w:i w:val="0"/>
           <w:iCs/>
           <w:color w:val="606A74"/>
-          <w:sz w:val="18"/>
-          <w:szCs w:val="19"/>
+          <w:sz w:val="20"/>
+          <w:szCs w:val="20"/>
         </w:rPr>
         <w:tab/>
       </w:r>
@@ -717,8 +1091,8 @@
           <w:i w:val="0"/>
           <w:iCs/>
           <w:color w:val="606A74"/>
-          <w:sz w:val="18"/>
-          <w:szCs w:val="19"/>
+          <w:sz w:val="20"/>
+          <w:szCs w:val="20"/>
         </w:rPr>
         <w:t>2021 – 2026</w:t>
       </w:r>
@@ -727,6 +1101,7 @@
       <w:pPr>
         <w:keepNext w:val="0"/>
         <w:keepLines/>
+        <w:pageBreakBefore w:val="0"/>
         <w:numPr>
           <w:ilvl w:val="0"/>
           <w:numId w:val="2"/>
@@ -734,15 +1109,15 @@
         <w:tabs>
           <w:tab w:pos="10858" w:val="right"/>
         </w:tabs>
-        <w:spacing w:after="40" w:line="230" w:lineRule="exact" w:before="0"/>
+        <w:spacing w:after="30" w:line="230" w:lineRule="exact" w:before="0"/>
         <w:ind w:left="216" w:hanging="158"/>
-        <w:jc w:val="left"/>
-      </w:pPr>
-      <w:r>
-        <w:rPr>
-          <w:rFonts w:eastAsia="Arial" w:cs="Arial"/>
-          <w:sz w:val="20"/>
-          <w:szCs w:val="19"/>
+        <w:jc w:val="both"/>
+      </w:pPr>
+      <w:r>
+        <w:rPr>
+          <w:rFonts w:eastAsia="Arial" w:cs="Arial"/>
+          <w:sz w:val="20"/>
+          <w:szCs w:val="20"/>
           <w:color w:val="292D32"/>
         </w:rPr>
         <w:t>Developed three synthetic method</w:t>
@@ -751,7 +1126,7 @@
         <w:rPr>
           <w:rFonts w:eastAsia="Arial" w:cs="Arial"/>
           <w:sz w:val="20"/>
-          <w:szCs w:val="19"/>
+          <w:szCs w:val="20"/>
           <w:color w:val="292D32"/>
         </w:rPr>
         <w:t>ologies</w:t>
@@ -760,7 +1135,7 @@
         <w:rPr>
           <w:rFonts w:eastAsia="Arial" w:cs="Arial"/>
           <w:sz w:val="20"/>
-          <w:szCs w:val="19"/>
+          <w:szCs w:val="20"/>
           <w:color w:val="292D32"/>
         </w:rPr>
         <w:t xml:space="preserve"> for aziridine synthesis, </w:t>
@@ -772,7 +1147,7 @@
           <w:i/>
           <w:iCs/>
           <w:sz w:val="20"/>
-          <w:szCs w:val="19"/>
+          <w:szCs w:val="20"/>
           <w:color w:val="292D32"/>
         </w:rPr>
         <w:sym w:font="Symbol" w:char="F062"/>
@@ -782,7 +1157,7 @@
           <w:rFonts w:eastAsia="Arial" w:cs="Arial"/>
           <w:bCs/>
           <w:sz w:val="20"/>
-          <w:szCs w:val="19"/>
+          <w:szCs w:val="20"/>
           <w:color w:val="292D32"/>
         </w:rPr>
         <w:t>-Phenethylamine synthesis</w:t>
@@ -792,7 +1167,7 @@
           <w:rFonts w:eastAsia="Arial" w:cs="Arial"/>
           <w:bCs/>
           <w:sz w:val="20"/>
-          <w:szCs w:val="19"/>
+          <w:szCs w:val="20"/>
           <w:color w:val="292D32"/>
         </w:rPr>
         <w:t>,</w:t>
@@ -802,7 +1177,7 @@
           <w:rFonts w:eastAsia="Arial" w:cs="Arial"/>
           <w:bCs/>
           <w:sz w:val="20"/>
-          <w:szCs w:val="19"/>
+          <w:szCs w:val="20"/>
           <w:color w:val="292D32"/>
         </w:rPr>
         <w:t xml:space="preserve"> and </w:t>
@@ -811,7 +1186,7 @@
         <w:rPr>
           <w:rFonts w:eastAsia="Arial" w:cs="Arial"/>
           <w:sz w:val="20"/>
-          <w:szCs w:val="19"/>
+          <w:szCs w:val="20"/>
           <w:color w:val="292D32"/>
         </w:rPr>
         <w:t xml:space="preserve">a base-free C–N cross-electrophile coupling, resulting in publications in </w:t>
@@ -822,7 +1197,7 @@
           <w:i/>
           <w:iCs/>
           <w:sz w:val="20"/>
-          <w:szCs w:val="19"/>
+          <w:szCs w:val="20"/>
           <w:color w:val="292D32"/>
         </w:rPr>
         <w:t>JACS</w:t>
@@ -833,7 +1208,7 @@
           <w:i/>
           <w:iCs/>
           <w:sz w:val="20"/>
-          <w:szCs w:val="19"/>
+          <w:szCs w:val="20"/>
           <w:color w:val="292D32"/>
         </w:rPr>
         <w:t>,</w:t>
@@ -844,7 +1219,7 @@
           <w:i/>
           <w:iCs/>
           <w:sz w:val="20"/>
-          <w:szCs w:val="19"/>
+          <w:szCs w:val="20"/>
           <w:color w:val="292D32"/>
         </w:rPr>
         <w:t xml:space="preserve"> </w:t>
@@ -856,7 +1231,7 @@
           <w:i/>
           <w:iCs/>
           <w:sz w:val="20"/>
-          <w:szCs w:val="19"/>
+          <w:szCs w:val="20"/>
           <w:color w:val="292D32"/>
         </w:rPr>
         <w:t>Angew</w:t>
@@ -868,7 +1243,7 @@
           <w:i/>
           <w:iCs/>
           <w:sz w:val="20"/>
-          <w:szCs w:val="19"/>
+          <w:szCs w:val="20"/>
           <w:color w:val="292D32"/>
         </w:rPr>
         <w:t>. Chem</w:t>
@@ -879,7 +1254,7 @@
           <w:i/>
           <w:iCs/>
           <w:sz w:val="20"/>
-          <w:szCs w:val="19"/>
+          <w:szCs w:val="20"/>
           <w:color w:val="292D32"/>
         </w:rPr>
         <w:t xml:space="preserve"> </w:t>
@@ -888,7 +1263,7 @@
         <w:rPr>
           <w:rFonts w:eastAsia="Arial" w:cs="Arial"/>
           <w:sz w:val="20"/>
-          <w:szCs w:val="19"/>
+          <w:szCs w:val="20"/>
           <w:color w:val="292D32"/>
         </w:rPr>
         <w:t>and</w:t>
@@ -899,7 +1274,7 @@
           <w:i/>
           <w:iCs/>
           <w:sz w:val="20"/>
-          <w:szCs w:val="19"/>
+          <w:szCs w:val="20"/>
           <w:color w:val="292D32"/>
         </w:rPr>
         <w:t xml:space="preserve"> Nat. Commun</w:t>
@@ -910,7 +1285,7 @@
           <w:i/>
           <w:iCs/>
           <w:sz w:val="20"/>
-          <w:szCs w:val="19"/>
+          <w:szCs w:val="20"/>
           <w:color w:val="292D32"/>
         </w:rPr>
         <w:t>.</w:t>
@@ -919,7 +1294,7 @@
         <w:rPr>
           <w:rFonts w:eastAsia="Arial" w:cs="Arial"/>
           <w:sz w:val="20"/>
-          <w:szCs w:val="19"/>
+          <w:szCs w:val="20"/>
           <w:color w:val="292D32"/>
         </w:rPr>
         <w:t xml:space="preserve"> </w:t>
@@ -929,6 +1304,7 @@
       <w:pPr>
         <w:keepNext w:val="0"/>
         <w:keepLines/>
+        <w:pageBreakBefore w:val="0"/>
         <w:numPr>
           <w:ilvl w:val="0"/>
           <w:numId w:val="2"/>
@@ -936,15 +1312,15 @@
         <w:tabs>
           <w:tab w:pos="10858" w:val="right"/>
         </w:tabs>
-        <w:spacing w:after="40" w:line="230" w:lineRule="exact" w:before="0"/>
+        <w:spacing w:after="30" w:line="230" w:lineRule="exact" w:before="0"/>
         <w:ind w:left="216" w:hanging="158"/>
-        <w:jc w:val="left"/>
-      </w:pPr>
-      <w:r>
-        <w:rPr>
-          <w:rFonts w:eastAsia="Arial" w:cs="Arial"/>
-          <w:sz w:val="20"/>
-          <w:szCs w:val="19"/>
+        <w:jc w:val="both"/>
+      </w:pPr>
+      <w:r>
+        <w:rPr>
+          <w:rFonts w:eastAsia="Arial" w:cs="Arial"/>
+          <w:sz w:val="20"/>
+          <w:szCs w:val="20"/>
           <w:color w:val="292D32"/>
         </w:rPr>
         <w:t>Established a robust, scalable and reproducible</w:t>
@@ -953,7 +1329,7 @@
         <w:rPr>
           <w:rFonts w:eastAsia="Arial" w:cs="Arial"/>
           <w:sz w:val="20"/>
-          <w:szCs w:val="19"/>
+          <w:szCs w:val="20"/>
           <w:color w:val="292D32"/>
         </w:rPr>
         <w:t xml:space="preserve"> synthetic</w:t>
@@ -962,7 +1338,7 @@
         <w:rPr>
           <w:rFonts w:eastAsia="Arial" w:cs="Arial"/>
           <w:sz w:val="20"/>
-          <w:szCs w:val="19"/>
+          <w:szCs w:val="20"/>
           <w:color w:val="292D32"/>
         </w:rPr>
         <w:t xml:space="preserve"> protocol for </w:t>
@@ -973,7 +1349,7 @@
           <w:i/>
           <w:iCs/>
           <w:sz w:val="20"/>
-          <w:szCs w:val="19"/>
+          <w:szCs w:val="20"/>
           <w:color w:val="292D32"/>
         </w:rPr>
         <w:t>N-</w:t>
@@ -982,7 +1358,7 @@
         <w:rPr>
           <w:rFonts w:eastAsia="Arial" w:cs="Arial"/>
           <w:sz w:val="20"/>
-          <w:szCs w:val="19"/>
+          <w:szCs w:val="20"/>
           <w:color w:val="292D32"/>
         </w:rPr>
         <w:t xml:space="preserve">pyridinium aziridines, a bench-stable synthon of aziridines, published in </w:t>
@@ -993,7 +1369,7 @@
           <w:i/>
           <w:iCs/>
           <w:sz w:val="20"/>
-          <w:szCs w:val="19"/>
+          <w:szCs w:val="20"/>
           <w:color w:val="292D32"/>
         </w:rPr>
         <w:t>Org</w:t>
@@ -1004,7 +1380,7 @@
           <w:i/>
           <w:iCs/>
           <w:sz w:val="20"/>
-          <w:szCs w:val="19"/>
+          <w:szCs w:val="20"/>
           <w:color w:val="292D32"/>
         </w:rPr>
         <w:t>anic</w:t>
@@ -1015,7 +1391,7 @@
           <w:i/>
           <w:iCs/>
           <w:sz w:val="20"/>
-          <w:szCs w:val="19"/>
+          <w:szCs w:val="20"/>
           <w:color w:val="292D32"/>
         </w:rPr>
         <w:t xml:space="preserve"> Synth</w:t>
@@ -1026,7 +1402,7 @@
           <w:i/>
           <w:iCs/>
           <w:sz w:val="20"/>
-          <w:szCs w:val="19"/>
+          <w:szCs w:val="20"/>
           <w:color w:val="292D32"/>
         </w:rPr>
         <w:t>eses</w:t>
@@ -1037,7 +1413,7 @@
           <w:i/>
           <w:iCs/>
           <w:sz w:val="20"/>
-          <w:szCs w:val="19"/>
+          <w:szCs w:val="20"/>
           <w:color w:val="292D32"/>
         </w:rPr>
         <w:t>.</w:t>
@@ -1047,6 +1423,7 @@
       <w:pPr>
         <w:keepNext w:val="0"/>
         <w:keepLines/>
+        <w:pageBreakBefore w:val="0"/>
         <w:numPr>
           <w:ilvl w:val="0"/>
           <w:numId w:val="2"/>
@@ -1054,15 +1431,15 @@
         <w:tabs>
           <w:tab w:pos="10858" w:val="right"/>
         </w:tabs>
-        <w:spacing w:after="40" w:line="230" w:lineRule="exact" w:before="0"/>
+        <w:spacing w:after="30" w:line="230" w:lineRule="exact" w:before="0"/>
         <w:ind w:left="216" w:hanging="158"/>
-        <w:jc w:val="left"/>
-      </w:pPr>
-      <w:r>
-        <w:rPr>
-          <w:rFonts w:eastAsia="Arial" w:cs="Arial"/>
-          <w:sz w:val="20"/>
-          <w:szCs w:val="19"/>
+        <w:jc w:val="both"/>
+      </w:pPr>
+      <w:r>
+        <w:rPr>
+          <w:rFonts w:eastAsia="Arial" w:cs="Arial"/>
+          <w:sz w:val="20"/>
+          <w:szCs w:val="20"/>
           <w:color w:val="292D32"/>
         </w:rPr>
         <w:t>Developed</w:t>
@@ -1071,7 +1448,7 @@
         <w:rPr>
           <w:rFonts w:eastAsia="Arial" w:cs="Arial"/>
           <w:sz w:val="20"/>
-          <w:szCs w:val="19"/>
+          <w:szCs w:val="20"/>
           <w:color w:val="292D32"/>
         </w:rPr>
         <w:t xml:space="preserve"> two complementary</w:t>
@@ -1080,7 +1457,7 @@
         <w:rPr>
           <w:rFonts w:eastAsia="Arial" w:cs="Arial"/>
           <w:sz w:val="20"/>
-          <w:szCs w:val="19"/>
+          <w:szCs w:val="20"/>
           <w:color w:val="292D32"/>
         </w:rPr>
         <w:t xml:space="preserve"> </w:t>
@@ -1090,7 +1467,7 @@
         <w:rPr>
           <w:rFonts w:eastAsia="Arial" w:cs="Arial"/>
           <w:sz w:val="20"/>
-          <w:szCs w:val="19"/>
+          <w:szCs w:val="20"/>
           <w:color w:val="292D32"/>
         </w:rPr>
         <w:t>aminyl</w:t>
@@ -1100,7 +1477,7 @@
         <w:rPr>
           <w:rFonts w:eastAsia="Arial" w:cs="Arial"/>
           <w:sz w:val="20"/>
-          <w:szCs w:val="19"/>
+          <w:szCs w:val="20"/>
           <w:color w:val="292D32"/>
         </w:rPr>
         <w:t xml:space="preserve"> radical generation</w:t>
@@ -1109,7 +1486,7 @@
         <w:rPr>
           <w:rFonts w:eastAsia="Arial" w:cs="Arial"/>
           <w:sz w:val="20"/>
-          <w:szCs w:val="19"/>
+          <w:szCs w:val="20"/>
           <w:color w:val="292D32"/>
         </w:rPr>
         <w:t xml:space="preserve"> platforms </w:t>
@@ -1118,7 +1495,7 @@
         <w:rPr>
           <w:rFonts w:eastAsia="Arial" w:cs="Arial"/>
           <w:sz w:val="20"/>
-          <w:szCs w:val="19"/>
+          <w:szCs w:val="20"/>
           <w:color w:val="292D32"/>
         </w:rPr>
         <w:t>based on</w:t>
@@ -1127,7 +1504,7 @@
         <w:rPr>
           <w:rFonts w:eastAsia="Arial" w:cs="Arial"/>
           <w:sz w:val="20"/>
-          <w:szCs w:val="19"/>
+          <w:szCs w:val="20"/>
           <w:color w:val="292D32"/>
         </w:rPr>
         <w:t xml:space="preserve"> redox-active</w:t>
@@ -1138,7 +1515,7 @@
           <w:i/>
           <w:iCs/>
           <w:sz w:val="20"/>
-          <w:szCs w:val="19"/>
+          <w:szCs w:val="20"/>
           <w:color w:val="292D32"/>
         </w:rPr>
         <w:t xml:space="preserve"> N-</w:t>
@@ -1147,7 +1524,7 @@
         <w:rPr>
           <w:rFonts w:eastAsia="Arial" w:cs="Arial"/>
           <w:sz w:val="20"/>
-          <w:szCs w:val="19"/>
+          <w:szCs w:val="20"/>
           <w:color w:val="292D32"/>
         </w:rPr>
         <w:t xml:space="preserve">pyridinium </w:t>
@@ -1156,7 +1533,7 @@
         <w:rPr>
           <w:rFonts w:eastAsia="Arial" w:cs="Arial"/>
           <w:sz w:val="20"/>
-          <w:szCs w:val="19"/>
+          <w:szCs w:val="20"/>
           <w:color w:val="292D32"/>
         </w:rPr>
         <w:t xml:space="preserve">and </w:t>
@@ -1167,7 +1544,7 @@
           <w:i/>
           <w:iCs/>
           <w:sz w:val="20"/>
-          <w:szCs w:val="19"/>
+          <w:szCs w:val="20"/>
           <w:color w:val="292D32"/>
         </w:rPr>
         <w:t>N</w:t>
@@ -1176,7 +1553,7 @@
         <w:rPr>
           <w:rFonts w:eastAsia="Arial" w:cs="Arial"/>
           <w:sz w:val="20"/>
-          <w:szCs w:val="19"/>
+          <w:szCs w:val="20"/>
           <w:color w:val="292D32"/>
         </w:rPr>
         <w:t xml:space="preserve">-phenothiazinium </w:t>
@@ -1185,7 +1562,7 @@
         <w:rPr>
           <w:rFonts w:eastAsia="Arial" w:cs="Arial"/>
           <w:sz w:val="20"/>
-          <w:szCs w:val="19"/>
+          <w:szCs w:val="20"/>
           <w:color w:val="292D32"/>
         </w:rPr>
         <w:t xml:space="preserve">amine salts, expanding the toolbox for </w:t>
@@ -1196,7 +1573,7 @@
           <w:i/>
           <w:iCs/>
           <w:sz w:val="20"/>
-          <w:szCs w:val="19"/>
+          <w:szCs w:val="20"/>
           <w:color w:val="292D32"/>
         </w:rPr>
         <w:t>N</w:t>
@@ -1205,7 +1582,7 @@
         <w:rPr>
           <w:rFonts w:eastAsia="Arial" w:cs="Arial"/>
           <w:sz w:val="20"/>
-          <w:szCs w:val="19"/>
+          <w:szCs w:val="20"/>
           <w:color w:val="292D32"/>
         </w:rPr>
         <w:t xml:space="preserve">-centered radical </w:t>
@@ -1214,7 +1591,7 @@
         <w:rPr>
           <w:rFonts w:eastAsia="Arial" w:cs="Arial"/>
           <w:sz w:val="20"/>
-          <w:szCs w:val="19"/>
+          <w:szCs w:val="20"/>
           <w:color w:val="292D32"/>
         </w:rPr>
         <w:t>generation</w:t>
@@ -1223,7 +1600,7 @@
         <w:rPr>
           <w:rFonts w:eastAsia="Arial" w:cs="Arial"/>
           <w:sz w:val="20"/>
-          <w:szCs w:val="19"/>
+          <w:szCs w:val="20"/>
           <w:color w:val="292D32"/>
         </w:rPr>
         <w:t>.</w:t>
@@ -1233,6 +1610,7 @@
       <w:pPr>
         <w:keepNext w:val="0"/>
         <w:keepLines/>
+        <w:pageBreakBefore w:val="0"/>
         <w:numPr>
           <w:ilvl w:val="0"/>
           <w:numId w:val="2"/>
@@ -1240,15 +1618,15 @@
         <w:tabs>
           <w:tab w:pos="10858" w:val="right"/>
         </w:tabs>
-        <w:spacing w:after="40" w:line="230" w:lineRule="exact" w:before="0"/>
+        <w:spacing w:after="30" w:line="230" w:lineRule="exact" w:before="0"/>
         <w:ind w:left="216" w:hanging="158"/>
-        <w:jc w:val="left"/>
-      </w:pPr>
-      <w:r>
-        <w:rPr>
-          <w:rFonts w:eastAsia="Arial" w:cs="Arial"/>
-          <w:sz w:val="20"/>
-          <w:szCs w:val="19"/>
+        <w:jc w:val="both"/>
+      </w:pPr>
+      <w:r>
+        <w:rPr>
+          <w:rFonts w:eastAsia="Arial" w:cs="Arial"/>
+          <w:sz w:val="20"/>
+          <w:szCs w:val="20"/>
           <w:color w:val="292D32"/>
         </w:rPr>
         <w:t>Integrated</w:t>
@@ -1257,7 +1635,7 @@
         <w:rPr>
           <w:rFonts w:eastAsia="Arial" w:cs="Arial"/>
           <w:sz w:val="20"/>
-          <w:szCs w:val="19"/>
+          <w:szCs w:val="20"/>
           <w:color w:val="292D32"/>
         </w:rPr>
         <w:t xml:space="preserve"> electrochemistry, photochemistry, transition-metal catalysis, and mechanistic studies to</w:t>
@@ -1266,7 +1644,7 @@
         <w:rPr>
           <w:rFonts w:eastAsia="Arial" w:cs="Arial"/>
           <w:sz w:val="20"/>
-          <w:szCs w:val="19"/>
+          <w:szCs w:val="20"/>
           <w:color w:val="292D32"/>
         </w:rPr>
         <w:t xml:space="preserve"> develop and optimize </w:t>
@@ -1275,7 +1653,7 @@
         <w:rPr>
           <w:rFonts w:eastAsia="Arial" w:cs="Arial"/>
           <w:sz w:val="20"/>
-          <w:szCs w:val="19"/>
+          <w:szCs w:val="20"/>
           <w:color w:val="292D32"/>
         </w:rPr>
         <w:t xml:space="preserve">new </w:t>
@@ -1284,7 +1662,7 @@
         <w:rPr>
           <w:rFonts w:eastAsia="Arial" w:cs="Arial"/>
           <w:sz w:val="20"/>
-          <w:szCs w:val="19"/>
+          <w:szCs w:val="20"/>
           <w:color w:val="292D32"/>
         </w:rPr>
         <w:t>synthetic methodologies for C–N bond formation</w:t>
@@ -1293,7 +1671,7 @@
         <w:rPr>
           <w:rFonts w:eastAsia="Arial" w:cs="Arial"/>
           <w:sz w:val="20"/>
-          <w:szCs w:val="19"/>
+          <w:szCs w:val="20"/>
           <w:color w:val="292D32"/>
         </w:rPr>
         <w:t>.</w:t>
@@ -1303,6 +1681,7 @@
       <w:pPr>
         <w:keepNext w:val="0"/>
         <w:keepLines/>
+        <w:pageBreakBefore w:val="0"/>
         <w:numPr>
           <w:ilvl w:val="0"/>
           <w:numId w:val="2"/>
@@ -1310,15 +1689,15 @@
         <w:tabs>
           <w:tab w:pos="10858" w:val="right"/>
         </w:tabs>
-        <w:spacing w:after="40" w:line="230" w:lineRule="exact" w:before="0"/>
+        <w:spacing w:after="30" w:line="230" w:lineRule="exact" w:before="0"/>
         <w:ind w:left="216" w:hanging="158"/>
-        <w:jc w:val="left"/>
-      </w:pPr>
-      <w:r>
-        <w:rPr>
-          <w:rFonts w:eastAsia="Arial" w:cs="Arial"/>
-          <w:sz w:val="20"/>
-          <w:szCs w:val="19"/>
+        <w:jc w:val="both"/>
+      </w:pPr>
+      <w:r>
+        <w:rPr>
+          <w:rFonts w:eastAsia="Arial" w:cs="Arial"/>
+          <w:sz w:val="20"/>
+          <w:szCs w:val="20"/>
           <w:color w:val="292D32"/>
         </w:rPr>
         <w:t>Mentored six undergraduate and graduate researchers in synthetic organic chemistry, analytical characterization, air-sensitive techniques, and laboratory safety, enabling independent research.</w:t>
@@ -1328,18 +1707,19 @@
       <w:pPr>
         <w:keepNext/>
         <w:keepLines/>
+        <w:pageBreakBefore w:val="0"/>
         <w:tabs>
           <w:tab w:pos="10858" w:val="right"/>
         </w:tabs>
-        <w:spacing w:after="60" w:line="240" w:lineRule="exact" w:before="110"/>
+        <w:spacing w:after="30" w:line="230" w:lineRule="exact" w:before="80"/>
         <w:ind w:left="0" w:firstLine="0"/>
-        <w:jc w:val="left"/>
-      </w:pPr>
-      <w:r>
-        <w:rPr>
-          <w:rFonts w:eastAsia="Arial" w:cs="Arial"/>
-          <w:sz w:val="20"/>
-          <w:szCs w:val="19"/>
+        <w:jc w:val="both"/>
+      </w:pPr>
+      <w:r>
+        <w:rPr>
+          <w:rFonts w:eastAsia="Arial" w:cs="Arial"/>
+          <w:sz w:val="20"/>
+          <w:szCs w:val="20"/>
           <w:b/>
           <w:color w:val="292D32"/>
         </w:rPr>
@@ -1353,7 +1733,7 @@
           <w:i/>
           <w:iCs/>
           <w:sz w:val="20"/>
-          <w:szCs w:val="19"/>
+          <w:szCs w:val="20"/>
           <w:color w:val="292D32"/>
         </w:rPr>
         <w:t>(MS Researcher</w:t>
@@ -1365,7 +1745,7 @@
           <w:i/>
           <w:iCs/>
           <w:sz w:val="20"/>
-          <w:szCs w:val="19"/>
+          <w:szCs w:val="20"/>
           <w:color w:val="292D32"/>
         </w:rPr>
         <w:t>)</w:t>
@@ -1377,8 +1757,8 @@
           <w:i w:val="0"/>
           <w:iCs/>
           <w:color w:val="606A74"/>
-          <w:sz w:val="18"/>
-          <w:szCs w:val="19"/>
+          <w:sz w:val="20"/>
+          <w:szCs w:val="20"/>
         </w:rPr>
         <w:tab/>
       </w:r>
@@ -1389,8 +1769,8 @@
           <w:i w:val="0"/>
           <w:iCs/>
           <w:color w:val="606A74"/>
-          <w:sz w:val="18"/>
-          <w:szCs w:val="19"/>
+          <w:sz w:val="20"/>
+          <w:szCs w:val="20"/>
         </w:rPr>
         <w:t>2019 – 2020</w:t>
       </w:r>
@@ -1399,6 +1779,7 @@
       <w:pPr>
         <w:keepNext w:val="0"/>
         <w:keepLines/>
+        <w:pageBreakBefore w:val="0"/>
         <w:numPr>
           <w:ilvl w:val="0"/>
           <w:numId w:val="22"/>
@@ -1406,15 +1787,15 @@
         <w:tabs>
           <w:tab w:pos="10858" w:val="right"/>
         </w:tabs>
-        <w:spacing w:after="40" w:line="230" w:lineRule="exact" w:before="0"/>
+        <w:spacing w:after="30" w:line="230" w:lineRule="exact" w:before="0"/>
         <w:ind w:left="216" w:hanging="158"/>
-        <w:jc w:val="left"/>
-      </w:pPr>
-      <w:r>
-        <w:rPr>
-          <w:rFonts w:eastAsia="Arial" w:cs="Arial"/>
-          <w:sz w:val="20"/>
-          <w:szCs w:val="19"/>
+        <w:jc w:val="both"/>
+      </w:pPr>
+      <w:r>
+        <w:rPr>
+          <w:rFonts w:eastAsia="Arial" w:cs="Arial"/>
+          <w:sz w:val="20"/>
+          <w:szCs w:val="20"/>
           <w:color w:val="292D32"/>
         </w:rPr>
         <w:t>Performed extensive reaction optimization and substrate scope evaluation to develop organophotoredox-mediated amide and benzothiazole synthesis (</w:t>
@@ -1425,7 +1806,7 @@
           <w:bCs/>
           <w:i/>
           <w:sz w:val="20"/>
-          <w:szCs w:val="19"/>
+          <w:szCs w:val="20"/>
           <w:color w:val="292D32"/>
         </w:rPr>
         <w:t>Chem.</w:t>
@@ -1435,7 +1816,7 @@
           <w:rFonts w:eastAsia="Arial" w:cs="Arial"/>
           <w:bCs/>
           <w:sz w:val="20"/>
-          <w:szCs w:val="19"/>
+          <w:szCs w:val="20"/>
           <w:color w:val="292D32"/>
         </w:rPr>
         <w:t xml:space="preserve"> </w:t>
@@ -1446,7 +1827,7 @@
           <w:bCs/>
           <w:i/>
           <w:sz w:val="20"/>
-          <w:szCs w:val="19"/>
+          <w:szCs w:val="20"/>
           <w:color w:val="292D32"/>
         </w:rPr>
         <w:t xml:space="preserve">Eur. J. </w:t>
@@ -1457,7 +1838,7 @@
           <w:rFonts w:eastAsia="Arial" w:cs="Arial"/>
           <w:bCs/>
           <w:sz w:val="20"/>
-          <w:szCs w:val="19"/>
+          <w:szCs w:val="20"/>
           <w:shd w:val="clear" w:color="auto" w:fill="FFFFFF"/>
           <w:color w:val="292D32"/>
         </w:rPr>
@@ -1468,7 +1849,7 @@
           <w:rStyle w:val="ff3"/>
           <w:rFonts w:eastAsia="Arial" w:cs="Arial"/>
           <w:sz w:val="20"/>
-          <w:szCs w:val="19"/>
+          <w:szCs w:val="20"/>
           <w:shd w:val="clear" w:color="auto" w:fill="FFFFFF"/>
           <w:color w:val="292D32"/>
         </w:rPr>
@@ -1479,7 +1860,7 @@
           <w:rStyle w:val="a"/>
           <w:rFonts w:eastAsia="Arial" w:cs="Arial"/>
           <w:sz w:val="20"/>
-          <w:szCs w:val="19"/>
+          <w:szCs w:val="20"/>
           <w:shd w:val="clear" w:color="auto" w:fill="FFFFFF"/>
           <w:color w:val="292D32"/>
         </w:rPr>
@@ -1492,7 +1873,7 @@
           <w:i/>
           <w:iCs/>
           <w:sz w:val="20"/>
-          <w:szCs w:val="19"/>
+          <w:szCs w:val="20"/>
           <w:shd w:val="clear" w:color="auto" w:fill="FFFFFF"/>
           <w:color w:val="292D32"/>
         </w:rPr>
@@ -1503,7 +1884,7 @@
           <w:rStyle w:val="ff4"/>
           <w:rFonts w:eastAsia="Arial" w:cs="Arial"/>
           <w:sz w:val="20"/>
-          <w:szCs w:val="19"/>
+          <w:szCs w:val="20"/>
           <w:color w:val="292D32"/>
         </w:rPr>
         <w:t>3703–3708).</w:t>
@@ -1513,18 +1894,19 @@
       <w:pPr>
         <w:keepNext/>
         <w:keepLines/>
+        <w:pageBreakBefore w:val="0"/>
         <w:tabs>
           <w:tab w:pos="10858" w:val="right"/>
         </w:tabs>
-        <w:spacing w:after="60" w:line="240" w:lineRule="exact" w:before="110"/>
+        <w:spacing w:after="30" w:line="230" w:lineRule="exact" w:before="80"/>
         <w:ind w:left="0" w:firstLine="0"/>
-        <w:jc w:val="left"/>
-      </w:pPr>
-      <w:r>
-        <w:rPr>
-          <w:rFonts w:eastAsia="Arial" w:cs="Arial"/>
-          <w:sz w:val="20"/>
-          <w:szCs w:val="19"/>
+        <w:jc w:val="both"/>
+      </w:pPr>
+      <w:r>
+        <w:rPr>
+          <w:rFonts w:eastAsia="Arial" w:cs="Arial"/>
+          <w:sz w:val="20"/>
+          <w:szCs w:val="20"/>
           <w:b/>
           <w:color w:val="292D32"/>
         </w:rPr>
@@ -1538,7 +1920,7 @@
           <w:i/>
           <w:iCs/>
           <w:sz w:val="20"/>
-          <w:szCs w:val="19"/>
+          <w:szCs w:val="20"/>
           <w:color w:val="292D32"/>
         </w:rPr>
         <w:t>(Research Intern)</w:t>
@@ -1547,8 +1929,8 @@
         <w:rPr>
           <w:rFonts w:eastAsia="Arial" w:cs="Arial"/>
           <w:color w:val="606A74"/>
-          <w:sz w:val="18"/>
-          <w:szCs w:val="19"/>
+          <w:sz w:val="20"/>
+          <w:szCs w:val="20"/>
           <w:b w:val="0"/>
           <w:i w:val="0"/>
         </w:rPr>
@@ -1561,8 +1943,8 @@
           <w:i w:val="0"/>
           <w:iCs/>
           <w:color w:val="606A74"/>
-          <w:sz w:val="18"/>
-          <w:szCs w:val="19"/>
+          <w:sz w:val="20"/>
+          <w:szCs w:val="20"/>
         </w:rPr>
         <w:t>May 2019 – July 2019</w:t>
       </w:r>
@@ -1571,6 +1953,7 @@
       <w:pPr>
         <w:keepNext w:val="0"/>
         <w:keepLines/>
+        <w:pageBreakBefore w:val="0"/>
         <w:numPr>
           <w:ilvl w:val="0"/>
           <w:numId w:val="22"/>
@@ -1578,15 +1961,15 @@
         <w:tabs>
           <w:tab w:pos="10858" w:val="right"/>
         </w:tabs>
-        <w:spacing w:after="40" w:line="230" w:lineRule="exact" w:before="0"/>
+        <w:spacing w:after="30" w:line="230" w:lineRule="exact" w:before="0"/>
         <w:ind w:left="216" w:hanging="158"/>
-        <w:jc w:val="left"/>
-      </w:pPr>
-      <w:r>
-        <w:rPr>
-          <w:rFonts w:eastAsia="Arial" w:cs="Arial"/>
-          <w:sz w:val="20"/>
-          <w:szCs w:val="19"/>
+        <w:jc w:val="both"/>
+      </w:pPr>
+      <w:r>
+        <w:rPr>
+          <w:rFonts w:eastAsia="Arial" w:cs="Arial"/>
+          <w:sz w:val="20"/>
+          <w:szCs w:val="20"/>
           <w:color w:val="292D32"/>
         </w:rPr>
         <w:t>Designed</w:t>
@@ -1595,7 +1978,7 @@
         <w:rPr>
           <w:rFonts w:eastAsia="Arial" w:cs="Arial"/>
           <w:sz w:val="20"/>
-          <w:szCs w:val="19"/>
+          <w:szCs w:val="20"/>
           <w:color w:val="292D32"/>
         </w:rPr>
         <w:t xml:space="preserve"> the synthesis and</w:t>
@@ -1604,7 +1987,7 @@
         <w:rPr>
           <w:rFonts w:eastAsia="Arial" w:cs="Arial"/>
           <w:sz w:val="20"/>
-          <w:szCs w:val="19"/>
+          <w:szCs w:val="20"/>
           <w:color w:val="292D32"/>
         </w:rPr>
         <w:t xml:space="preserve"> investigated the</w:t>
@@ -1613,7 +1996,7 @@
         <w:rPr>
           <w:rFonts w:eastAsia="Arial" w:cs="Arial"/>
           <w:sz w:val="20"/>
-          <w:szCs w:val="19"/>
+          <w:szCs w:val="20"/>
           <w:color w:val="292D32"/>
         </w:rPr>
         <w:t xml:space="preserve"> reactivity of osmium high-</w:t>
@@ -1623,7 +2006,7 @@
         <w:rPr>
           <w:rFonts w:eastAsia="Arial" w:cs="Arial"/>
           <w:sz w:val="20"/>
-          <w:szCs w:val="19"/>
+          <w:szCs w:val="20"/>
           <w:color w:val="292D32"/>
         </w:rPr>
         <w:t>nuclearity</w:t>
@@ -1633,7 +2016,7 @@
         <w:rPr>
           <w:rFonts w:eastAsia="Arial" w:cs="Arial"/>
           <w:sz w:val="20"/>
-          <w:szCs w:val="19"/>
+          <w:szCs w:val="20"/>
           <w:color w:val="292D32"/>
         </w:rPr>
         <w:t xml:space="preserve"> carbonyl complexes for photoacoustic imaging (</w:t>
@@ -1644,7 +2027,7 @@
           <w:i/>
           <w:iCs/>
           <w:sz w:val="20"/>
-          <w:szCs w:val="19"/>
+          <w:szCs w:val="20"/>
           <w:color w:val="292D32"/>
         </w:rPr>
         <w:t xml:space="preserve">J. </w:t>
@@ -1656,7 +2039,7 @@
           <w:i/>
           <w:iCs/>
           <w:sz w:val="20"/>
-          <w:szCs w:val="19"/>
+          <w:szCs w:val="20"/>
           <w:color w:val="292D32"/>
         </w:rPr>
         <w:t>Clust</w:t>
@@ -1668,7 +2051,7 @@
           <w:i/>
           <w:iCs/>
           <w:sz w:val="20"/>
-          <w:szCs w:val="19"/>
+          <w:szCs w:val="20"/>
           <w:color w:val="292D32"/>
         </w:rPr>
         <w:t>. Sci.</w:t>
@@ -1677,7 +2060,7 @@
         <w:rPr>
           <w:rFonts w:eastAsia="Arial" w:cs="Arial"/>
           <w:sz w:val="20"/>
-          <w:szCs w:val="19"/>
+          <w:szCs w:val="20"/>
           <w:color w:val="292D32"/>
         </w:rPr>
         <w:t xml:space="preserve"> </w:t>
@@ -1687,7 +2070,7 @@
           <w:rFonts w:eastAsia="Arial" w:cs="Arial"/>
           <w:bCs/>
           <w:sz w:val="20"/>
-          <w:szCs w:val="19"/>
+          <w:szCs w:val="20"/>
           <w:color w:val="292D32"/>
         </w:rPr>
         <w:t>2021</w:t>
@@ -1696,7 +2079,7 @@
         <w:rPr>
           <w:rFonts w:eastAsia="Arial" w:cs="Arial"/>
           <w:sz w:val="20"/>
-          <w:szCs w:val="19"/>
+          <w:szCs w:val="20"/>
           <w:color w:val="292D32"/>
         </w:rPr>
         <w:t xml:space="preserve">, </w:t>
@@ -1707,7 +2090,7 @@
           <w:i/>
           <w:iCs/>
           <w:sz w:val="20"/>
-          <w:szCs w:val="19"/>
+          <w:szCs w:val="20"/>
           <w:color w:val="292D32"/>
         </w:rPr>
         <w:t>32</w:t>
@@ -1716,7 +2099,7 @@
         <w:rPr>
           <w:rFonts w:eastAsia="Arial" w:cs="Arial"/>
           <w:sz w:val="20"/>
-          <w:szCs w:val="19"/>
+          <w:szCs w:val="20"/>
           <w:color w:val="292D32"/>
         </w:rPr>
         <w:t>, 929–935).</w:t>
@@ -1726,18 +2109,19 @@
       <w:pPr>
         <w:keepNext/>
         <w:keepLines/>
+        <w:pageBreakBefore w:val="0"/>
         <w:tabs>
           <w:tab w:pos="10858" w:val="right"/>
         </w:tabs>
-        <w:spacing w:after="60" w:line="240" w:lineRule="exact" w:before="110"/>
+        <w:spacing w:after="30" w:line="230" w:lineRule="exact" w:before="80"/>
         <w:ind w:left="0" w:firstLine="0"/>
-        <w:jc w:val="left"/>
-      </w:pPr>
-      <w:r>
-        <w:rPr>
-          <w:rFonts w:eastAsia="Arial" w:cs="Arial"/>
-          <w:sz w:val="20"/>
-          <w:szCs w:val="19"/>
+        <w:jc w:val="both"/>
+      </w:pPr>
+      <w:r>
+        <w:rPr>
+          <w:rFonts w:eastAsia="Arial" w:cs="Arial"/>
+          <w:sz w:val="20"/>
+          <w:szCs w:val="20"/>
           <w:b/>
           <w:color w:val="292D32"/>
         </w:rPr>
@@ -1751,7 +2135,7 @@
           <w:i/>
           <w:iCs/>
           <w:sz w:val="20"/>
-          <w:szCs w:val="19"/>
+          <w:szCs w:val="20"/>
           <w:color w:val="292D32"/>
         </w:rPr>
         <w:t>(Research Intern)</w:t>
@@ -1764,8 +2148,8 @@
           <w:i w:val="0"/>
           <w:iCs/>
           <w:color w:val="606A74"/>
-          <w:sz w:val="18"/>
-          <w:szCs w:val="19"/>
+          <w:sz w:val="20"/>
+          <w:szCs w:val="20"/>
         </w:rPr>
         <w:tab/>
       </w:r>
@@ -1776,8 +2160,8 @@
           <w:i w:val="0"/>
           <w:iCs/>
           <w:color w:val="606A74"/>
-          <w:sz w:val="18"/>
-          <w:szCs w:val="19"/>
+          <w:sz w:val="20"/>
+          <w:szCs w:val="20"/>
         </w:rPr>
         <w:t>May 2018 – July 2018</w:t>
       </w:r>
@@ -1786,6 +2170,7 @@
       <w:pPr>
         <w:keepNext w:val="0"/>
         <w:keepLines/>
+        <w:pageBreakBefore w:val="0"/>
         <w:numPr>
           <w:ilvl w:val="0"/>
           <w:numId w:val="22"/>
@@ -1793,15 +2178,15 @@
         <w:tabs>
           <w:tab w:pos="10858" w:val="right"/>
         </w:tabs>
-        <w:spacing w:after="40" w:line="230" w:lineRule="exact" w:before="0"/>
+        <w:spacing w:after="30" w:line="230" w:lineRule="exact" w:before="0"/>
         <w:ind w:left="216" w:hanging="158"/>
-        <w:jc w:val="left"/>
-      </w:pPr>
-      <w:r>
-        <w:rPr>
-          <w:rFonts w:eastAsia="Arial" w:cs="Arial"/>
-          <w:sz w:val="20"/>
-          <w:szCs w:val="19"/>
+        <w:jc w:val="both"/>
+      </w:pPr>
+      <w:r>
+        <w:rPr>
+          <w:rFonts w:eastAsia="Arial" w:cs="Arial"/>
+          <w:sz w:val="20"/>
+          <w:szCs w:val="20"/>
           <w:color w:val="292D32"/>
         </w:rPr>
         <w:t>Developed synthetic routes to carbazole-bis(tetrazole) ligands and evaluated the corresponding platinum and palladium complexes as sustainable oxidation catalysts (</w:t>
@@ -1812,7 +2197,7 @@
           <w:i/>
           <w:iCs/>
           <w:sz w:val="20"/>
-          <w:szCs w:val="19"/>
+          <w:szCs w:val="20"/>
           <w:color w:val="292D32"/>
         </w:rPr>
         <w:t xml:space="preserve">J. Coord. Chem. </w:t>
@@ -1822,7 +2207,7 @@
           <w:rFonts w:eastAsia="Arial" w:cs="Arial"/>
           <w:bCs/>
           <w:sz w:val="20"/>
-          <w:szCs w:val="19"/>
+          <w:szCs w:val="20"/>
           <w:color w:val="292D32"/>
         </w:rPr>
         <w:t xml:space="preserve">2021, </w:t>
@@ -1833,7 +2218,7 @@
           <w:i/>
           <w:iCs/>
           <w:sz w:val="20"/>
-          <w:szCs w:val="19"/>
+          <w:szCs w:val="20"/>
           <w:color w:val="292D32"/>
         </w:rPr>
         <w:t>74,</w:t>
@@ -1842,7 +2227,7 @@
         <w:rPr>
           <w:rFonts w:eastAsia="Arial" w:cs="Arial"/>
           <w:sz w:val="20"/>
-          <w:szCs w:val="19"/>
+          <w:szCs w:val="20"/>
           <w:color w:val="292D32"/>
         </w:rPr>
         <w:t xml:space="preserve"> 983–1008).</w:t>
@@ -1852,18 +2237,19 @@
       <w:pPr>
         <w:keepNext/>
         <w:keepLines/>
+        <w:pageBreakBefore w:val="0"/>
         <w:tabs>
           <w:tab w:pos="10858" w:val="right"/>
         </w:tabs>
-        <w:spacing w:after="60" w:line="240" w:lineRule="exact" w:before="110"/>
+        <w:spacing w:after="30" w:line="230" w:lineRule="exact" w:before="80"/>
         <w:ind w:left="0" w:firstLine="0"/>
-        <w:jc w:val="left"/>
-      </w:pPr>
-      <w:r>
-        <w:rPr>
-          <w:rFonts w:eastAsia="Arial" w:cs="Arial"/>
-          <w:sz w:val="20"/>
-          <w:szCs w:val="19"/>
+        <w:jc w:val="both"/>
+      </w:pPr>
+      <w:r>
+        <w:rPr>
+          <w:rFonts w:eastAsia="Arial" w:cs="Arial"/>
+          <w:sz w:val="20"/>
+          <w:szCs w:val="20"/>
           <w:b/>
           <w:color w:val="292D32"/>
         </w:rPr>
@@ -1877,7 +2263,7 @@
           <w:i/>
           <w:iCs/>
           <w:sz w:val="20"/>
-          <w:szCs w:val="19"/>
+          <w:szCs w:val="20"/>
           <w:color w:val="292D32"/>
         </w:rPr>
         <w:t>(</w:t>
@@ -1890,7 +2276,7 @@
           <w:i/>
           <w:iCs/>
           <w:sz w:val="20"/>
-          <w:szCs w:val="19"/>
+          <w:szCs w:val="20"/>
           <w:color w:val="292D32"/>
         </w:rPr>
         <w:t>Research Intern</w:t>
@@ -1903,7 +2289,7 @@
           <w:i/>
           <w:iCs/>
           <w:sz w:val="20"/>
-          <w:szCs w:val="19"/>
+          <w:szCs w:val="20"/>
           <w:color w:val="292D32"/>
         </w:rPr>
         <w:t>).</w:t>
@@ -1916,8 +2302,8 @@
           <w:i w:val="0"/>
           <w:iCs/>
           <w:color w:val="606A74"/>
-          <w:sz w:val="18"/>
-          <w:szCs w:val="19"/>
+          <w:sz w:val="20"/>
+          <w:szCs w:val="20"/>
         </w:rPr>
         <w:tab/>
       </w:r>
@@ -1928,8 +2314,8 @@
           <w:i w:val="0"/>
           <w:iCs/>
           <w:color w:val="606A74"/>
-          <w:sz w:val="18"/>
-          <w:szCs w:val="19"/>
+          <w:sz w:val="20"/>
+          <w:szCs w:val="20"/>
         </w:rPr>
         <w:t>May 2017– July 2017</w:t>
       </w:r>
@@ -1938,6 +2324,7 @@
       <w:pPr>
         <w:keepNext w:val="0"/>
         <w:keepLines/>
+        <w:pageBreakBefore w:val="0"/>
         <w:numPr>
           <w:ilvl w:val="0"/>
           <w:numId w:val="11"/>
@@ -1945,15 +2332,15 @@
         <w:tabs>
           <w:tab w:pos="10858" w:val="right"/>
         </w:tabs>
-        <w:spacing w:after="40" w:line="230" w:lineRule="exact" w:before="0"/>
+        <w:spacing w:after="30" w:line="230" w:lineRule="exact" w:before="0"/>
         <w:ind w:left="216" w:hanging="158"/>
-        <w:jc w:val="left"/>
-      </w:pPr>
-      <w:r>
-        <w:rPr>
-          <w:rFonts w:eastAsia="Arial" w:cs="Arial"/>
-          <w:sz w:val="20"/>
-          <w:szCs w:val="19"/>
+        <w:jc w:val="both"/>
+      </w:pPr>
+      <w:r>
+        <w:rPr>
+          <w:rFonts w:eastAsia="Arial" w:cs="Arial"/>
+          <w:sz w:val="20"/>
+          <w:szCs w:val="20"/>
           <w:color w:val="292D32"/>
         </w:rPr>
         <w:t xml:space="preserve">Synthesized a </w:t>
@@ -1963,7 +2350,7 @@
         <w:rPr>
           <w:rFonts w:eastAsia="Arial" w:cs="Arial"/>
           <w:sz w:val="20"/>
-          <w:szCs w:val="19"/>
+          <w:szCs w:val="20"/>
           <w:color w:val="292D32"/>
         </w:rPr>
         <w:t>hexatopic</w:t>
@@ -1973,7 +2360,7 @@
         <w:rPr>
           <w:rFonts w:eastAsia="Arial" w:cs="Arial"/>
           <w:sz w:val="20"/>
-          <w:szCs w:val="19"/>
+          <w:szCs w:val="20"/>
           <w:color w:val="292D32"/>
         </w:rPr>
         <w:t xml:space="preserve"> triptycene hexa-acid linker and investigated its metal-assisted self-assembly to generate honeycomb-structured metal–organic frameworks (MOFs).</w:t>
@@ -1986,9 +2373,10 @@
         <w:tabs>
           <w:tab w:pos="10858" w:val="right"/>
         </w:tabs>
-        <w:spacing w:before="140" w:after="80" w:line="260" w:lineRule="exact"/>
+        <w:spacing w:before="120" w:after="80" w:line="260" w:lineRule="exact"/>
         <w:ind w:left="0" w:firstLine="0"/>
         <w:jc w:val="left"/>
+        <w:pageBreakBefore/>
         <w:pBdr>
           <w:bottom w:val="single" w:sz="3" w:space="2" w:color="CCD4DB"/>
         </w:pBdr>
@@ -2038,6 +2426,7 @@
       <w:pPr>
         <w:keepNext w:val="0"/>
         <w:keepLines/>
+        <w:pageBreakBefore w:val="0"/>
         <w:numPr>
           <w:ilvl w:val="0"/>
           <w:numId w:val="33"/>
@@ -2045,16 +2434,16 @@
         <w:tabs>
           <w:tab w:pos="10858" w:val="right"/>
         </w:tabs>
-        <w:spacing w:after="60" w:line="230" w:lineRule="exact" w:before="0"/>
-        <w:jc w:val="left"/>
+        <w:spacing w:after="30" w:line="230" w:lineRule="exact" w:before="0"/>
+        <w:jc w:val="both"/>
       </w:pPr>
       <w:r>
         <w:rPr>
           <w:rFonts w:eastAsia="Arial" w:cs="Arial"/>
           <w:b/>
           <w:bCs/>
-          <w:sz w:val="19"/>
-          <w:szCs w:val="19"/>
+          <w:sz w:val="20"/>
+          <w:szCs w:val="20"/>
           <w:color w:val="292D32"/>
         </w:rPr>
         <w:t>Samanta, S.</w:t>
@@ -2062,8 +2451,8 @@
       <w:r>
         <w:rPr>
           <w:rFonts w:eastAsia="Arial" w:cs="Arial"/>
-          <w:sz w:val="19"/>
-          <w:szCs w:val="19"/>
+          <w:sz w:val="20"/>
+          <w:szCs w:val="20"/>
           <w:color w:val="292D32"/>
         </w:rPr>
         <w:t>; Patel, L.; Manna, D.;</w:t>
@@ -2071,8 +2460,8 @@
       <w:r>
         <w:rPr>
           <w:rFonts w:eastAsia="Arial" w:cs="Arial"/>
-          <w:sz w:val="19"/>
-          <w:szCs w:val="19"/>
+          <w:sz w:val="20"/>
+          <w:szCs w:val="20"/>
           <w:vertAlign w:val="superscript"/>
           <w:color w:val="292D32"/>
         </w:rPr>
@@ -2081,8 +2470,8 @@
       <w:r>
         <w:rPr>
           <w:rFonts w:eastAsia="Arial" w:cs="Arial"/>
-          <w:sz w:val="19"/>
-          <w:szCs w:val="19"/>
+          <w:sz w:val="20"/>
+          <w:szCs w:val="20"/>
           <w:color w:val="292D32"/>
         </w:rPr>
         <w:t xml:space="preserve">Ojeda, M.; Powers, D. C. Base-Free C–N Cross-Electrophile Coupling, </w:t>
@@ -2095,7 +2484,7 @@
             <w:i/>
             <w:iCs/>
             <w:sz w:val="20"/>
-            <w:szCs w:val="19"/>
+            <w:szCs w:val="20"/>
             <w:color w:val="292D32"/>
           </w:rPr>
           <w:t>J. Am. Chem. Soc.</w:t>
@@ -2105,7 +2494,7 @@
             <w:rStyle w:val="Hyperlink"/>
             <w:rFonts w:eastAsia="Arial" w:cs="Arial"/>
             <w:sz w:val="20"/>
-            <w:szCs w:val="19"/>
+            <w:szCs w:val="20"/>
             <w:color w:val="292D32"/>
           </w:rPr>
           <w:t xml:space="preserve"> </w:t>
@@ -2116,7 +2505,7 @@
             <w:rFonts w:eastAsia="Arial" w:cs="Arial"/>
             <w:bCs/>
             <w:sz w:val="20"/>
-            <w:szCs w:val="19"/>
+            <w:szCs w:val="20"/>
             <w:color w:val="292D32"/>
           </w:rPr>
           <w:t>2026</w:t>
@@ -2126,7 +2515,7 @@
             <w:rStyle w:val="Hyperlink"/>
             <w:rFonts w:eastAsia="Arial" w:cs="Arial"/>
             <w:sz w:val="20"/>
-            <w:szCs w:val="19"/>
+            <w:szCs w:val="20"/>
             <w:color w:val="292D32"/>
           </w:rPr>
           <w:t>,</w:t>
@@ -2138,7 +2527,7 @@
             <w:i/>
             <w:iCs/>
             <w:sz w:val="20"/>
-            <w:szCs w:val="19"/>
+            <w:szCs w:val="20"/>
             <w:color w:val="292D32"/>
           </w:rPr>
           <w:t xml:space="preserve"> 148, </w:t>
@@ -2148,7 +2537,7 @@
             <w:rStyle w:val="Hyperlink"/>
             <w:rFonts w:eastAsia="Arial" w:cs="Arial"/>
             <w:sz w:val="20"/>
-            <w:szCs w:val="19"/>
+            <w:szCs w:val="20"/>
             <w:color w:val="292D32"/>
           </w:rPr>
           <w:t>33104–33117</w:t>
@@ -2159,8 +2548,8 @@
           <w:rFonts w:eastAsia="Arial" w:cs="Arial"/>
           <w:i/>
           <w:iCs/>
-          <w:sz w:val="19"/>
-          <w:szCs w:val="19"/>
+          <w:sz w:val="20"/>
+          <w:szCs w:val="20"/>
           <w:color w:val="292D32"/>
         </w:rPr>
         <w:t>.</w:t>
@@ -2170,6 +2559,7 @@
       <w:pPr>
         <w:keepNext w:val="0"/>
         <w:keepLines/>
+        <w:pageBreakBefore w:val="0"/>
         <w:numPr>
           <w:ilvl w:val="0"/>
           <w:numId w:val="33"/>
@@ -2177,16 +2567,16 @@
         <w:tabs>
           <w:tab w:pos="10858" w:val="right"/>
         </w:tabs>
-        <w:spacing w:after="60" w:line="230" w:lineRule="exact" w:before="0"/>
-        <w:jc w:val="left"/>
+        <w:spacing w:after="30" w:line="230" w:lineRule="exact" w:before="0"/>
+        <w:jc w:val="both"/>
       </w:pPr>
       <w:r>
         <w:rPr>
           <w:rFonts w:eastAsia="Arial" w:cs="Arial"/>
           <w:b/>
           <w:bCs/>
-          <w:sz w:val="19"/>
-          <w:szCs w:val="19"/>
+          <w:sz w:val="20"/>
+          <w:szCs w:val="20"/>
           <w:color w:val="292D32"/>
         </w:rPr>
         <w:t>Samanta, S.</w:t>
@@ -2194,8 +2584,8 @@
       <w:r>
         <w:rPr>
           <w:rFonts w:eastAsia="Arial" w:cs="Arial"/>
-          <w:sz w:val="19"/>
-          <w:szCs w:val="19"/>
+          <w:sz w:val="20"/>
+          <w:szCs w:val="20"/>
           <w:color w:val="292D32"/>
         </w:rPr>
         <w:t>; Tan, H.; Chatterjee, S.;</w:t>
@@ -2203,8 +2593,8 @@
       <w:r>
         <w:rPr>
           <w:rFonts w:eastAsia="Arial" w:cs="Arial"/>
-          <w:sz w:val="19"/>
-          <w:szCs w:val="19"/>
+          <w:sz w:val="20"/>
+          <w:szCs w:val="20"/>
           <w:vertAlign w:val="superscript"/>
           <w:color w:val="292D32"/>
         </w:rPr>
@@ -2213,8 +2603,8 @@
       <w:r>
         <w:rPr>
           <w:rFonts w:eastAsia="Arial" w:cs="Arial"/>
-          <w:sz w:val="19"/>
-          <w:szCs w:val="19"/>
+          <w:sz w:val="20"/>
+          <w:szCs w:val="20"/>
           <w:color w:val="292D32"/>
         </w:rPr>
         <w:t xml:space="preserve">Powers, D. C. Synthesis of </w:t>
@@ -2224,8 +2614,8 @@
           <w:rFonts w:eastAsia="Arial" w:cs="Arial"/>
           <w:i/>
           <w:iCs/>
-          <w:sz w:val="19"/>
-          <w:szCs w:val="19"/>
+          <w:sz w:val="20"/>
+          <w:szCs w:val="20"/>
           <w:color w:val="292D32"/>
         </w:rPr>
         <w:t>N</w:t>
@@ -2233,8 +2623,8 @@
       <w:r>
         <w:rPr>
           <w:rFonts w:eastAsia="Arial" w:cs="Arial"/>
-          <w:sz w:val="19"/>
-          <w:szCs w:val="19"/>
+          <w:sz w:val="20"/>
+          <w:szCs w:val="20"/>
           <w:color w:val="292D32"/>
         </w:rPr>
         <w:t>-Pyridinium Aziridines</w:t>
@@ -2244,8 +2634,8 @@
           <w:rFonts w:eastAsia="Arial" w:cs="Arial"/>
           <w:i/>
           <w:iCs/>
-          <w:sz w:val="19"/>
-          <w:szCs w:val="19"/>
+          <w:sz w:val="20"/>
+          <w:szCs w:val="20"/>
           <w:color w:val="292D32"/>
         </w:rPr>
         <w:t xml:space="preserve">. </w:t>
@@ -2258,7 +2648,7 @@
             <w:i/>
             <w:iCs/>
             <w:sz w:val="20"/>
-            <w:szCs w:val="19"/>
+            <w:szCs w:val="20"/>
             <w:color w:val="292D32"/>
           </w:rPr>
           <w:t xml:space="preserve">Org. Synth. </w:t>
@@ -2269,7 +2659,7 @@
             <w:rFonts w:eastAsia="Arial" w:cs="Arial"/>
             <w:bCs/>
             <w:sz w:val="20"/>
-            <w:szCs w:val="19"/>
+            <w:szCs w:val="20"/>
             <w:color w:val="292D32"/>
           </w:rPr>
           <w:t>2026</w:t>
@@ -2281,7 +2671,7 @@
             <w:i/>
             <w:iCs/>
             <w:sz w:val="20"/>
-            <w:szCs w:val="19"/>
+            <w:szCs w:val="20"/>
             <w:color w:val="292D32"/>
           </w:rPr>
           <w:t xml:space="preserve">, 103, </w:t>
@@ -2291,7 +2681,7 @@
             <w:rStyle w:val="Hyperlink"/>
             <w:rFonts w:eastAsia="Arial" w:cs="Arial"/>
             <w:sz w:val="20"/>
-            <w:szCs w:val="19"/>
+            <w:szCs w:val="20"/>
             <w:color w:val="292D32"/>
           </w:rPr>
           <w:t>78–100</w:t>
@@ -2303,7 +2693,7 @@
             <w:i/>
             <w:iCs/>
             <w:sz w:val="20"/>
-            <w:szCs w:val="19"/>
+            <w:szCs w:val="20"/>
             <w:color w:val="292D32"/>
           </w:rPr>
           <w:t>.</w:t>
@@ -2314,6 +2704,7 @@
       <w:pPr>
         <w:keepNext w:val="0"/>
         <w:keepLines/>
+        <w:pageBreakBefore w:val="0"/>
         <w:numPr>
           <w:ilvl w:val="0"/>
           <w:numId w:val="33"/>
@@ -2321,16 +2712,16 @@
         <w:tabs>
           <w:tab w:pos="10858" w:val="right"/>
         </w:tabs>
-        <w:spacing w:after="60" w:line="230" w:lineRule="exact" w:before="0"/>
-        <w:jc w:val="left"/>
+        <w:spacing w:after="30" w:line="230" w:lineRule="exact" w:before="0"/>
+        <w:jc w:val="both"/>
       </w:pPr>
       <w:r>
         <w:rPr>
           <w:rFonts w:eastAsia="Arial" w:cs="Arial"/>
           <w:b/>
           <w:bCs/>
-          <w:sz w:val="19"/>
-          <w:szCs w:val="19"/>
+          <w:sz w:val="20"/>
+          <w:szCs w:val="20"/>
           <w:color w:val="292D32"/>
         </w:rPr>
         <w:t>Samanta, S.</w:t>
@@ -2338,8 +2729,8 @@
       <w:r>
         <w:rPr>
           <w:rFonts w:eastAsia="Arial" w:cs="Arial"/>
-          <w:sz w:val="19"/>
-          <w:szCs w:val="19"/>
+          <w:sz w:val="20"/>
+          <w:szCs w:val="20"/>
           <w:color w:val="292D32"/>
         </w:rPr>
         <w:t xml:space="preserve">; </w:t>
@@ -2347,8 +2738,8 @@
       <w:r>
         <w:rPr>
           <w:rFonts w:eastAsia="Arial" w:cs="Arial"/>
-          <w:sz w:val="19"/>
-          <w:szCs w:val="19"/>
+          <w:sz w:val="20"/>
+          <w:szCs w:val="20"/>
           <w:color w:val="292D32"/>
         </w:rPr>
         <w:t xml:space="preserve">Ojeda, M.; Nguyen, P.; Powers, D. C. Reductive Activation of </w:t>
@@ -2358,8 +2749,8 @@
           <w:rFonts w:eastAsia="Arial" w:cs="Arial"/>
           <w:i/>
           <w:iCs/>
-          <w:sz w:val="19"/>
-          <w:szCs w:val="19"/>
+          <w:sz w:val="20"/>
+          <w:szCs w:val="20"/>
           <w:color w:val="292D32"/>
         </w:rPr>
         <w:t>N-</w:t>
@@ -2367,8 +2758,8 @@
       <w:r>
         <w:rPr>
           <w:rFonts w:eastAsia="Arial" w:cs="Arial"/>
-          <w:sz w:val="19"/>
-          <w:szCs w:val="19"/>
+          <w:sz w:val="20"/>
+          <w:szCs w:val="20"/>
           <w:color w:val="292D32"/>
         </w:rPr>
         <w:t xml:space="preserve">Phenothiazinium Amine Salts Affords </w:t>
@@ -2378,8 +2769,8 @@
           <w:rFonts w:eastAsia="Arial" w:cs="Arial"/>
           <w:i/>
           <w:iCs/>
-          <w:sz w:val="19"/>
-          <w:szCs w:val="19"/>
+          <w:sz w:val="20"/>
+          <w:szCs w:val="20"/>
           <w:color w:val="292D32"/>
         </w:rPr>
         <w:t>N</w:t>
@@ -2387,8 +2778,8 @@
       <w:r>
         <w:rPr>
           <w:rFonts w:eastAsia="Arial" w:cs="Arial"/>
-          <w:sz w:val="19"/>
-          <w:szCs w:val="19"/>
+          <w:sz w:val="20"/>
+          <w:szCs w:val="20"/>
           <w:color w:val="292D32"/>
         </w:rPr>
         <w:t>-Centered Radicals,</w:t>
@@ -2398,8 +2789,8 @@
           <w:rFonts w:eastAsia="Arial" w:cs="Arial"/>
           <w:i/>
           <w:iCs/>
-          <w:sz w:val="19"/>
-          <w:szCs w:val="19"/>
+          <w:sz w:val="20"/>
+          <w:szCs w:val="20"/>
           <w:color w:val="292D32"/>
         </w:rPr>
         <w:t xml:space="preserve"> </w:t>
@@ -2412,7 +2803,7 @@
             <w:i/>
             <w:iCs/>
             <w:sz w:val="20"/>
-            <w:szCs w:val="19"/>
+            <w:szCs w:val="20"/>
             <w:color w:val="292D32"/>
           </w:rPr>
           <w:t xml:space="preserve">Tetrahedron Lett. </w:t>
@@ -2425,7 +2816,7 @@
             <w:i/>
             <w:iCs/>
             <w:sz w:val="20"/>
-            <w:szCs w:val="19"/>
+            <w:szCs w:val="20"/>
             <w:color w:val="292D32"/>
           </w:rPr>
           <w:t>2026</w:t>
@@ -2437,7 +2828,7 @@
             <w:i/>
             <w:iCs/>
             <w:sz w:val="20"/>
-            <w:szCs w:val="19"/>
+            <w:szCs w:val="20"/>
             <w:color w:val="292D32"/>
           </w:rPr>
           <w:t>, 183, 156204</w:t>
@@ -2448,8 +2839,8 @@
           <w:rFonts w:eastAsia="Arial" w:cs="Arial"/>
           <w:i/>
           <w:iCs/>
-          <w:sz w:val="19"/>
-          <w:szCs w:val="19"/>
+          <w:sz w:val="20"/>
+          <w:szCs w:val="20"/>
           <w:color w:val="292D32"/>
         </w:rPr>
         <w:t>.</w:t>
@@ -2459,6 +2850,7 @@
       <w:pPr>
         <w:keepNext w:val="0"/>
         <w:keepLines/>
+        <w:pageBreakBefore w:val="0"/>
         <w:numPr>
           <w:ilvl w:val="0"/>
           <w:numId w:val="33"/>
@@ -2466,16 +2858,16 @@
         <w:tabs>
           <w:tab w:pos="10858" w:val="right"/>
         </w:tabs>
-        <w:spacing w:after="60" w:line="230" w:lineRule="exact" w:before="0"/>
-        <w:jc w:val="left"/>
+        <w:spacing w:after="30" w:line="230" w:lineRule="exact" w:before="0"/>
+        <w:jc w:val="both"/>
       </w:pPr>
       <w:r>
         <w:rPr>
           <w:rFonts w:eastAsia="Arial" w:cs="Arial"/>
           <w:b/>
           <w:bCs/>
-          <w:sz w:val="19"/>
-          <w:szCs w:val="19"/>
+          <w:sz w:val="20"/>
+          <w:szCs w:val="20"/>
           <w:color w:val="292D32"/>
         </w:rPr>
         <w:t>Samanta, S.</w:t>
@@ -2483,8 +2875,8 @@
       <w:r>
         <w:rPr>
           <w:rFonts w:eastAsia="Arial" w:cs="Arial"/>
-          <w:sz w:val="19"/>
-          <w:szCs w:val="19"/>
+          <w:sz w:val="20"/>
+          <w:szCs w:val="20"/>
           <w:color w:val="292D32"/>
         </w:rPr>
         <w:t>; Biswas, P.; O’Bannon, B.; Powers, D. C.</w:t>
@@ -2493,8 +2885,8 @@
         <w:rPr>
           <w:rFonts w:eastAsia="Arial" w:cs="Arial"/>
           <w:bCs/>
-          <w:sz w:val="19"/>
-          <w:szCs w:val="19"/>
+          <w:sz w:val="20"/>
+          <w:szCs w:val="20"/>
           <w:lang w:bidi="ar-SA"/>
           <w:color w:val="292D32"/>
         </w:rPr>
@@ -2505,8 +2897,8 @@
           <w:rFonts w:ascii="Aptos" w:hAnsi="Aptos"/>
           <w:i/>
           <w:iCs/>
-          <w:sz w:val="19"/>
-          <w:szCs w:val="19"/>
+          <w:sz w:val="20"/>
+          <w:szCs w:val="20"/>
           <w:color w:val="292D32"/>
         </w:rPr>
         <w:sym w:font="Symbol" w:char="F062"/>
@@ -2514,8 +2906,8 @@
       <w:r>
         <w:rPr>
           <w:rFonts w:eastAsia="Arial" w:cs="Arial"/>
-          <w:sz w:val="19"/>
-          <w:szCs w:val="19"/>
+          <w:sz w:val="20"/>
+          <w:szCs w:val="20"/>
           <w:color w:val="292D32"/>
         </w:rPr>
         <w:t xml:space="preserve">-Phenethylamine Synthesis: </w:t>
@@ -2525,8 +2917,8 @@
           <w:rFonts w:eastAsia="Arial" w:cs="Arial"/>
           <w:i/>
           <w:iCs/>
-          <w:sz w:val="19"/>
-          <w:szCs w:val="19"/>
+          <w:sz w:val="20"/>
+          <w:szCs w:val="20"/>
           <w:color w:val="292D32"/>
         </w:rPr>
         <w:t>N</w:t>
@@ -2534,8 +2926,8 @@
       <w:r>
         <w:rPr>
           <w:rFonts w:eastAsia="Arial" w:cs="Arial"/>
-          <w:sz w:val="19"/>
-          <w:szCs w:val="19"/>
+          <w:sz w:val="20"/>
+          <w:szCs w:val="20"/>
           <w:color w:val="292D32"/>
         </w:rPr>
         <w:t>-Pyridinium Aziridines</w:t>
@@ -2544,8 +2936,8 @@
         <w:rPr>
           <w:rFonts w:eastAsia="Arial" w:cs="Arial"/>
           <w:bCs/>
-          <w:sz w:val="19"/>
-          <w:szCs w:val="19"/>
+          <w:sz w:val="20"/>
+          <w:szCs w:val="20"/>
           <w:color w:val="292D32"/>
         </w:rPr>
         <w:t xml:space="preserve"> </w:t>
@@ -2553,8 +2945,8 @@
       <w:r>
         <w:rPr>
           <w:rFonts w:eastAsia="Arial" w:cs="Arial"/>
-          <w:sz w:val="19"/>
-          <w:szCs w:val="19"/>
+          <w:sz w:val="20"/>
+          <w:szCs w:val="20"/>
           <w:color w:val="292D32"/>
         </w:rPr>
         <w:t xml:space="preserve">as Latent Dual Electrophiles. </w:t>
@@ -2568,7 +2960,7 @@
             <w:i/>
             <w:iCs/>
             <w:sz w:val="20"/>
-            <w:szCs w:val="19"/>
+            <w:szCs w:val="20"/>
             <w:color w:val="292D32"/>
           </w:rPr>
           <w:t>Angew</w:t>
@@ -2581,7 +2973,7 @@
             <w:i/>
             <w:iCs/>
             <w:sz w:val="20"/>
-            <w:szCs w:val="19"/>
+            <w:szCs w:val="20"/>
             <w:color w:val="292D32"/>
           </w:rPr>
           <w:t xml:space="preserve">. Chem. Int. Ed., </w:t>
@@ -2592,7 +2984,7 @@
             <w:rFonts w:eastAsia="Arial" w:cs="Arial"/>
             <w:bCs/>
             <w:sz w:val="20"/>
-            <w:szCs w:val="19"/>
+            <w:szCs w:val="20"/>
             <w:color w:val="292D32"/>
           </w:rPr>
           <w:t>2024</w:t>
@@ -2604,7 +2996,7 @@
             <w:i/>
             <w:iCs/>
             <w:sz w:val="20"/>
-            <w:szCs w:val="19"/>
+            <w:szCs w:val="20"/>
             <w:color w:val="292D32"/>
           </w:rPr>
           <w:t>, 63</w:t>
@@ -2614,7 +3006,7 @@
             <w:rStyle w:val="Hyperlink"/>
             <w:rFonts w:eastAsia="Arial" w:cs="Arial"/>
             <w:sz w:val="20"/>
-            <w:szCs w:val="19"/>
+            <w:szCs w:val="20"/>
             <w:color w:val="292D32"/>
           </w:rPr>
           <w:t>,</w:t>
@@ -2626,7 +3018,7 @@
             <w:i/>
             <w:iCs/>
             <w:sz w:val="20"/>
-            <w:szCs w:val="19"/>
+            <w:szCs w:val="20"/>
             <w:color w:val="292D32"/>
           </w:rPr>
           <w:t xml:space="preserve"> </w:t>
@@ -2636,7 +3028,7 @@
             <w:rStyle w:val="Hyperlink"/>
             <w:rFonts w:eastAsia="Arial" w:cs="Arial"/>
             <w:sz w:val="20"/>
-            <w:szCs w:val="19"/>
+            <w:szCs w:val="20"/>
             <w:color w:val="292D32"/>
           </w:rPr>
           <w:t>e202406335</w:t>
@@ -2645,8 +3037,8 @@
       <w:r>
         <w:rPr>
           <w:rFonts w:eastAsia="Arial" w:cs="Arial"/>
-          <w:sz w:val="19"/>
-          <w:szCs w:val="19"/>
+          <w:sz w:val="20"/>
+          <w:szCs w:val="20"/>
           <w:color w:val="292D32"/>
         </w:rPr>
         <w:t xml:space="preserve"> (</w:t>
@@ -2655,8 +3047,8 @@
         <w:rPr>
           <w:rFonts w:eastAsia="Arial" w:cs="Arial"/>
           <w:bCs/>
-          <w:sz w:val="19"/>
-          <w:szCs w:val="19"/>
+          <w:sz w:val="20"/>
+          <w:szCs w:val="20"/>
           <w:color w:val="292D32"/>
         </w:rPr>
         <w:t>Hot paper</w:t>
@@ -2664,8 +3056,8 @@
       <w:r>
         <w:rPr>
           <w:rFonts w:eastAsia="Arial" w:cs="Arial"/>
-          <w:sz w:val="19"/>
-          <w:szCs w:val="19"/>
+          <w:sz w:val="20"/>
+          <w:szCs w:val="20"/>
           <w:color w:val="292D32"/>
         </w:rPr>
         <w:t xml:space="preserve">). </w:t>
@@ -2676,8 +3068,8 @@
           <w:bCs/>
           <w:i/>
           <w:iCs/>
-          <w:sz w:val="19"/>
-          <w:szCs w:val="19"/>
+          <w:sz w:val="20"/>
+          <w:szCs w:val="20"/>
           <w:color w:val="292D32"/>
         </w:rPr>
         <w:t>Top viewed article in 2025.</w:t>
@@ -2687,6 +3079,7 @@
       <w:pPr>
         <w:keepNext w:val="0"/>
         <w:keepLines/>
+        <w:pageBreakBefore w:val="0"/>
         <w:numPr>
           <w:ilvl w:val="0"/>
           <w:numId w:val="33"/>
@@ -2694,14 +3087,14 @@
         <w:tabs>
           <w:tab w:pos="10858" w:val="right"/>
         </w:tabs>
-        <w:spacing w:after="60" w:line="230" w:lineRule="exact" w:before="0"/>
-        <w:jc w:val="left"/>
-      </w:pPr>
-      <w:r>
-        <w:rPr>
-          <w:rFonts w:eastAsia="Arial" w:cs="Arial"/>
-          <w:sz w:val="19"/>
-          <w:szCs w:val="19"/>
+        <w:spacing w:after="30" w:line="230" w:lineRule="exact" w:before="0"/>
+        <w:jc w:val="both"/>
+      </w:pPr>
+      <w:r>
+        <w:rPr>
+          <w:rFonts w:eastAsia="Arial" w:cs="Arial"/>
+          <w:sz w:val="20"/>
+          <w:szCs w:val="20"/>
           <w:color w:val="292D32"/>
         </w:rPr>
         <w:t xml:space="preserve">Tan, H.; </w:t>
@@ -2711,8 +3104,8 @@
           <w:rFonts w:eastAsia="Arial" w:cs="Arial"/>
           <w:b/>
           <w:bCs/>
-          <w:sz w:val="19"/>
-          <w:szCs w:val="19"/>
+          <w:sz w:val="20"/>
+          <w:szCs w:val="20"/>
           <w:color w:val="292D32"/>
         </w:rPr>
         <w:t>Samanta, S.</w:t>
@@ -2720,8 +3113,8 @@
       <w:r>
         <w:rPr>
           <w:rFonts w:eastAsia="Arial" w:cs="Arial"/>
-          <w:sz w:val="19"/>
-          <w:szCs w:val="19"/>
+          <w:sz w:val="20"/>
+          <w:szCs w:val="20"/>
           <w:color w:val="292D32"/>
         </w:rPr>
         <w:t xml:space="preserve">; Maity, A.; Roychowdhury, P. Powers, D. C. </w:t>
@@ -2731,8 +3124,8 @@
           <w:rFonts w:eastAsia="Arial" w:cs="Arial"/>
           <w:i/>
           <w:iCs/>
-          <w:sz w:val="19"/>
-          <w:szCs w:val="19"/>
+          <w:sz w:val="20"/>
+          <w:szCs w:val="20"/>
           <w:color w:val="292D32"/>
         </w:rPr>
         <w:t>N-</w:t>
@@ -2740,8 +3133,8 @@
       <w:r>
         <w:rPr>
           <w:rFonts w:eastAsia="Arial" w:cs="Arial"/>
-          <w:sz w:val="19"/>
-          <w:szCs w:val="19"/>
+          <w:sz w:val="20"/>
+          <w:szCs w:val="20"/>
           <w:color w:val="292D32"/>
         </w:rPr>
         <w:t xml:space="preserve">Aminopyridinium Reagents as Traceless Activating Groups in the Synthesis of </w:t>
@@ -2751,8 +3144,8 @@
           <w:rFonts w:eastAsia="Arial" w:cs="Arial"/>
           <w:i/>
           <w:iCs/>
-          <w:sz w:val="19"/>
-          <w:szCs w:val="19"/>
+          <w:sz w:val="20"/>
+          <w:szCs w:val="20"/>
           <w:color w:val="292D32"/>
         </w:rPr>
         <w:t>N</w:t>
@@ -2760,8 +3153,8 @@
       <w:r>
         <w:rPr>
           <w:rFonts w:eastAsia="Arial" w:cs="Arial"/>
-          <w:sz w:val="19"/>
-          <w:szCs w:val="19"/>
+          <w:sz w:val="20"/>
+          <w:szCs w:val="20"/>
           <w:color w:val="292D32"/>
         </w:rPr>
         <w:t>-Aryl Aziridines.</w:t>
@@ -2771,8 +3164,8 @@
           <w:rFonts w:eastAsia="Arial" w:cs="Arial"/>
           <w:i/>
           <w:iCs/>
-          <w:sz w:val="19"/>
-          <w:szCs w:val="19"/>
+          <w:sz w:val="20"/>
+          <w:szCs w:val="20"/>
           <w:color w:val="292D32"/>
         </w:rPr>
         <w:t xml:space="preserve"> </w:t>
@@ -2785,7 +3178,7 @@
             <w:i/>
             <w:iCs/>
             <w:sz w:val="20"/>
-            <w:szCs w:val="19"/>
+            <w:szCs w:val="20"/>
             <w:color w:val="292D32"/>
           </w:rPr>
           <w:t>Nat. Commun.</w:t>
@@ -2797,7 +3190,7 @@
             <w:i/>
             <w:iCs/>
             <w:sz w:val="20"/>
-            <w:szCs w:val="19"/>
+            <w:szCs w:val="20"/>
             <w:lang w:val="de-DE"/>
             <w:color w:val="292D32"/>
           </w:rPr>
@@ -2809,7 +3202,7 @@
             <w:rFonts w:eastAsia="Arial" w:cs="Arial"/>
             <w:bCs/>
             <w:sz w:val="20"/>
-            <w:szCs w:val="19"/>
+            <w:szCs w:val="20"/>
             <w:lang w:val="de-DE"/>
             <w:color w:val="292D32"/>
           </w:rPr>
@@ -2820,7 +3213,7 @@
             <w:rStyle w:val="Hyperlink"/>
             <w:rFonts w:eastAsia="Arial" w:cs="Arial"/>
             <w:sz w:val="20"/>
-            <w:szCs w:val="19"/>
+            <w:szCs w:val="20"/>
             <w:lang w:val="de-DE"/>
             <w:color w:val="292D32"/>
           </w:rPr>
@@ -2833,7 +3226,7 @@
             <w:i/>
             <w:iCs/>
             <w:sz w:val="20"/>
-            <w:szCs w:val="19"/>
+            <w:szCs w:val="20"/>
             <w:lang w:val="de-DE"/>
             <w:color w:val="292D32"/>
           </w:rPr>
@@ -2844,7 +3237,7 @@
             <w:rStyle w:val="Hyperlink"/>
             <w:rFonts w:eastAsia="Arial" w:cs="Arial"/>
             <w:sz w:val="20"/>
-            <w:szCs w:val="19"/>
+            <w:szCs w:val="20"/>
             <w:lang w:val="de-DE"/>
             <w:color w:val="292D32"/>
           </w:rPr>
@@ -2855,7 +3248,7 @@
             <w:rStyle w:val="Hyperlink"/>
             <w:rFonts w:eastAsia="Arial" w:cs="Arial"/>
             <w:sz w:val="20"/>
-            <w:szCs w:val="19"/>
+            <w:szCs w:val="20"/>
             <w:color w:val="292D32"/>
           </w:rPr>
           <w:t>.</w:t>
@@ -2864,8 +3257,8 @@
       <w:r>
         <w:rPr>
           <w:rFonts w:eastAsia="Arial" w:cs="Arial"/>
-          <w:sz w:val="19"/>
-          <w:szCs w:val="19"/>
+          <w:sz w:val="20"/>
+          <w:szCs w:val="20"/>
           <w:color w:val="292D32"/>
         </w:rPr>
         <w:t xml:space="preserve"> Highlighted in </w:t>
@@ -2876,8 +3269,8 @@
           <w:rFonts w:eastAsia="Arial" w:cs="Arial"/>
           <w:i/>
           <w:iCs/>
-          <w:sz w:val="19"/>
-          <w:szCs w:val="19"/>
+          <w:sz w:val="20"/>
+          <w:szCs w:val="20"/>
           <w:color w:val="292D32"/>
         </w:rPr>
         <w:t>Synform</w:t>
@@ -2886,8 +3279,8 @@
       <w:r>
         <w:rPr>
           <w:rFonts w:eastAsia="Arial" w:cs="Arial"/>
-          <w:sz w:val="19"/>
-          <w:szCs w:val="19"/>
+          <w:sz w:val="20"/>
+          <w:szCs w:val="20"/>
           <w:color w:val="292D32"/>
         </w:rPr>
         <w:t xml:space="preserve"> </w:t>
@@ -2896,8 +3289,8 @@
         <w:rPr>
           <w:rFonts w:eastAsia="Arial" w:cs="Arial"/>
           <w:bCs/>
-          <w:sz w:val="19"/>
-          <w:szCs w:val="19"/>
+          <w:sz w:val="20"/>
+          <w:szCs w:val="20"/>
           <w:color w:val="292D32"/>
         </w:rPr>
         <w:t>2022</w:t>
@@ -2905,8 +3298,8 @@
       <w:r>
         <w:rPr>
           <w:rFonts w:eastAsia="Arial" w:cs="Arial"/>
-          <w:sz w:val="19"/>
-          <w:szCs w:val="19"/>
+          <w:sz w:val="20"/>
+          <w:szCs w:val="20"/>
           <w:color w:val="292D32"/>
         </w:rPr>
         <w:t>/11, A169–A171 as literature coverage.</w:t>
@@ -2916,17 +3309,18 @@
       <w:pPr>
         <w:keepNext w:val="0"/>
         <w:keepLines/>
+        <w:pageBreakBefore w:val="0"/>
         <w:tabs>
           <w:tab w:pos="10858" w:val="right"/>
         </w:tabs>
-        <w:spacing w:after="60" w:line="230" w:lineRule="exact" w:before="0"/>
-        <w:jc w:val="left"/>
-      </w:pPr>
-      <w:r>
-        <w:rPr>
-          <w:rFonts w:eastAsia="Arial" w:cs="Arial"/>
-          <w:sz w:val="19"/>
-          <w:szCs w:val="19"/>
+        <w:spacing w:after="30" w:line="230" w:lineRule="exact" w:before="0"/>
+        <w:jc w:val="both"/>
+      </w:pPr>
+      <w:r>
+        <w:rPr>
+          <w:rFonts w:eastAsia="Arial" w:cs="Arial"/>
+          <w:sz w:val="20"/>
+          <w:szCs w:val="20"/>
           <w:color w:val="292D32"/>
         </w:rPr>
         <w:t xml:space="preserve">Complete publication list available on </w:t>
@@ -2938,7 +3332,7 @@
             <w:rFonts w:eastAsia="Arial" w:cs="Arial"/>
             <w:bCs/>
             <w:sz w:val="20"/>
-            <w:szCs w:val="19"/>
+            <w:szCs w:val="20"/>
             <w:color w:val="292D32"/>
           </w:rPr>
           <w:t>Google Sc</w:t>
@@ -2949,7 +3343,7 @@
             <w:rFonts w:eastAsia="Arial" w:cs="Arial"/>
             <w:bCs/>
             <w:sz w:val="20"/>
-            <w:szCs w:val="19"/>
+            <w:szCs w:val="20"/>
             <w:color w:val="292D32"/>
           </w:rPr>
           <w:t>h</w:t>
@@ -2960,7 +3354,7 @@
             <w:rFonts w:eastAsia="Arial" w:cs="Arial"/>
             <w:bCs/>
             <w:sz w:val="20"/>
-            <w:szCs w:val="19"/>
+            <w:szCs w:val="20"/>
             <w:color w:val="292D32"/>
           </w:rPr>
           <w:t>olar</w:t>
@@ -2969,48 +3363,11 @@
       <w:r>
         <w:rPr>
           <w:rFonts w:eastAsia="Arial" w:cs="Arial"/>
-          <w:sz w:val="19"/>
-          <w:szCs w:val="19"/>
+          <w:sz w:val="20"/>
+          <w:szCs w:val="20"/>
           <w:color w:val="292D32"/>
         </w:rPr>
         <w:t>.</w:t>
-      </w:r>
-    </w:p>
-    <w:p>
-      <w:pPr>
-        <w:keepNext/>
-        <w:keepLines/>
-        <w:pageBreakBefore/>
-        <w:tabs>
-          <w:tab w:pos="10858" w:val="right"/>
-        </w:tabs>
-        <w:spacing w:before="140" w:after="80" w:line="260" w:lineRule="exact"/>
-        <w:ind w:left="0" w:firstLine="0"/>
-        <w:jc w:val="left"/>
-        <w:pBdr>
-          <w:bottom w:val="single" w:sz="3" w:space="2" w:color="CCD4DB"/>
-        </w:pBdr>
-      </w:pPr>
-      <w:r>
-        <w:rPr>
-          <w:rFonts w:eastAsia="Arial" w:cs="Arial"/>
-          <w:color w:val="253D50"/>
-          <w:sz w:val="21"/>
-          <w:b/>
-          <w:i w:val="0"/>
-        </w:rPr>
-        <w:lastRenderedPageBreak/>
-        <w:t xml:space="preserve">  </w:t>
-      </w:r>
-      <w:r>
-        <w:rPr>
-          <w:rFonts w:eastAsia="Arial" w:cs="Arial"/>
-          <w:color w:val="253D50"/>
-          <w:sz w:val="21"/>
-          <w:b/>
-          <w:i w:val="0"/>
-        </w:rPr>
-        <w:t>EDUCATION</w:t>
       </w:r>
     </w:p>
     <w:p>
@@ -3020,331 +3377,10 @@
         <w:tabs>
           <w:tab w:pos="10858" w:val="right"/>
         </w:tabs>
-        <w:spacing w:after="40" w:line="240" w:lineRule="exact" w:before="80"/>
+        <w:spacing w:before="120" w:after="80" w:line="260" w:lineRule="exact"/>
         <w:ind w:left="0" w:firstLine="0"/>
         <w:jc w:val="left"/>
-      </w:pPr>
-      <w:r>
-        <w:rPr>
-          <w:rFonts w:eastAsia="Arial" w:cs="Arial"/>
-          <w:b/>
-          <w:bCs/>
-          <w:sz w:val="20"/>
-          <w:szCs w:val="20"/>
-          <w:color w:val="292D32"/>
-        </w:rPr>
-        <w:t>Ph.D. in Chemistry, Texas A&amp;M University, College Station, TX</w:t>
-      </w:r>
-      <w:r>
-        <w:rPr>
-          <w:rFonts w:eastAsia="Arial" w:cs="Arial"/>
-          <w:color w:val="606A74"/>
-          <w:sz w:val="18"/>
-          <w:szCs w:val="20"/>
-          <w:b w:val="0"/>
-          <w:i w:val="0"/>
-        </w:rPr>
-        <w:tab/>
-      </w:r>
-      <w:r>
-        <w:rPr>
-          <w:rFonts w:eastAsia="Arial" w:cs="Arial"/>
-          <w:b w:val="0"/>
-          <w:bCs/>
-          <w:i w:val="0"/>
-          <w:iCs/>
-          <w:color w:val="606A74"/>
-          <w:sz w:val="18"/>
-          <w:szCs w:val="20"/>
-        </w:rPr>
-        <w:t>2021</w:t>
-      </w:r>
-      <w:r>
-        <w:rPr>
-          <w:rFonts w:eastAsia="Arial" w:cs="Arial"/>
-          <w:b w:val="0"/>
-          <w:bCs/>
-          <w:i w:val="0"/>
-          <w:iCs/>
-          <w:color w:val="606A74"/>
-          <w:sz w:val="18"/>
-          <w:szCs w:val="20"/>
-        </w:rPr>
-        <w:t xml:space="preserve"> – </w:t>
-      </w:r>
-      <w:r>
-        <w:rPr>
-          <w:rFonts w:eastAsia="Arial" w:cs="Arial"/>
-          <w:b w:val="0"/>
-          <w:bCs/>
-          <w:i w:val="0"/>
-          <w:iCs/>
-          <w:color w:val="606A74"/>
-          <w:sz w:val="18"/>
-          <w:szCs w:val="20"/>
-        </w:rPr>
-        <w:t>2026</w:t>
-      </w:r>
-    </w:p>
-    <w:p>
-      <w:pPr>
-        <w:keepNext w:val="0"/>
-        <w:keepLines/>
-        <w:tabs>
-          <w:tab w:pos="10858" w:val="right"/>
-        </w:tabs>
-        <w:spacing w:after="50" w:line="240" w:lineRule="exact" w:before="0"/>
-        <w:jc w:val="left"/>
-      </w:pPr>
-      <w:r>
-        <w:rPr>
-          <w:rFonts w:eastAsia="Arial" w:cs="Arial"/>
-          <w:sz w:val="20"/>
-          <w:szCs w:val="19"/>
-          <w:color w:val="292D32"/>
-        </w:rPr>
-        <w:t>Thesis title:</w:t>
-      </w:r>
-      <w:r>
-        <w:rPr>
-          <w:rFonts w:eastAsia="Arial" w:cs="Arial"/>
-          <w:i/>
-          <w:iCs/>
-          <w:sz w:val="20"/>
-          <w:szCs w:val="19"/>
-          <w:color w:val="292D32"/>
-        </w:rPr>
-        <w:t xml:space="preserve"> </w:t>
-      </w:r>
-      <w:r>
-        <w:rPr>
-          <w:rFonts w:eastAsia="Arial" w:cs="Arial"/>
-          <w:i/>
-          <w:iCs/>
-          <w:sz w:val="20"/>
-          <w:szCs w:val="19"/>
-          <w:color w:val="292D32"/>
-        </w:rPr>
-        <w:t>Design and Application of Electrophilic Amine Salts for Modern Organic Synthesis</w:t>
-      </w:r>
-    </w:p>
-    <w:p>
-      <w:pPr>
-        <w:keepNext w:val="0"/>
-        <w:keepLines/>
-        <w:tabs>
-          <w:tab w:pos="10858" w:val="right"/>
-        </w:tabs>
-        <w:spacing w:after="50" w:line="240" w:lineRule="exact" w:before="0"/>
-        <w:jc w:val="left"/>
-      </w:pPr>
-      <w:r>
-        <w:rPr>
-          <w:rFonts w:eastAsia="Arial" w:cs="Arial"/>
-          <w:i/>
-          <w:iCs/>
-          <w:sz w:val="20"/>
-          <w:szCs w:val="19"/>
-          <w:color w:val="292D32"/>
-        </w:rPr>
-        <w:t>Advisor:</w:t>
-      </w:r>
-      <w:r>
-        <w:rPr>
-          <w:rFonts w:eastAsia="Arial" w:cs="Arial"/>
-          <w:sz w:val="20"/>
-          <w:szCs w:val="19"/>
-          <w:color w:val="292D32"/>
-        </w:rPr>
-        <w:t xml:space="preserve"> </w:t>
-      </w:r>
-      <w:r>
-        <w:rPr>
-          <w:rFonts w:eastAsia="Arial" w:cs="Arial"/>
-          <w:bCs/>
-          <w:sz w:val="20"/>
-          <w:szCs w:val="19"/>
-          <w:color w:val="292D32"/>
-        </w:rPr>
-        <w:t>David C. Powers</w:t>
-      </w:r>
-      <w:r>
-        <w:rPr>
-          <w:rFonts w:eastAsia="Arial" w:cs="Arial"/>
-          <w:sz w:val="20"/>
-          <w:szCs w:val="19"/>
-          <w:color w:val="292D32"/>
-        </w:rPr>
-        <w:t xml:space="preserve"> </w:t>
-      </w:r>
-      <w:r>
-        <w:rPr>
-          <w:rFonts w:eastAsia="Arial" w:cs="Arial"/>
-          <w:sz w:val="20"/>
-          <w:szCs w:val="19"/>
-          <w:color w:val="292D32"/>
-        </w:rPr>
-        <w:t xml:space="preserve">| </w:t>
-      </w:r>
-      <w:r>
-        <w:rPr>
-          <w:rFonts w:eastAsia="Arial" w:cs="Arial"/>
-          <w:sz w:val="20"/>
-          <w:szCs w:val="19"/>
-          <w:color w:val="292D32"/>
-        </w:rPr>
-        <w:t>GPA:</w:t>
-      </w:r>
-      <w:r>
-        <w:rPr>
-          <w:rFonts w:eastAsia="Arial" w:cs="Arial"/>
-          <w:bCs/>
-          <w:sz w:val="20"/>
-          <w:szCs w:val="19"/>
-          <w:color w:val="292D32"/>
-        </w:rPr>
-        <w:t xml:space="preserve"> </w:t>
-      </w:r>
-      <w:r>
-        <w:rPr>
-          <w:rFonts w:eastAsia="Arial" w:cs="Arial"/>
-          <w:sz w:val="20"/>
-          <w:szCs w:val="19"/>
-          <w:color w:val="292D32"/>
-        </w:rPr>
-        <w:t xml:space="preserve">4.00 / 4.00 </w:t>
-      </w:r>
-    </w:p>
-    <w:p>
-      <w:pPr>
-        <w:keepNext/>
-        <w:keepLines/>
-        <w:tabs>
-          <w:tab w:pos="10858" w:val="right"/>
-        </w:tabs>
-        <w:spacing w:after="40" w:line="240" w:lineRule="exact" w:before="80"/>
-        <w:ind w:left="0" w:firstLine="0"/>
-        <w:jc w:val="left"/>
-      </w:pPr>
-      <w:r>
-        <w:rPr>
-          <w:rFonts w:eastAsia="Arial" w:cs="Arial"/>
-          <w:b/>
-          <w:bCs/>
-          <w:sz w:val="20"/>
-          <w:szCs w:val="20"/>
-          <w:color w:val="292D32"/>
-        </w:rPr>
-        <w:t>BS &amp; MS in Chemistry, Indian Institute of Technology Kharagpur, India</w:t>
-      </w:r>
-      <w:r>
-        <w:rPr>
-          <w:rFonts w:eastAsia="Arial" w:cs="Arial"/>
-          <w:b w:val="0"/>
-          <w:bCs/>
-          <w:color w:val="606A74"/>
-          <w:sz w:val="18"/>
-          <w:szCs w:val="20"/>
-          <w:i w:val="0"/>
-        </w:rPr>
-        <w:tab/>
-      </w:r>
-      <w:r>
-        <w:rPr>
-          <w:rFonts w:eastAsia="Arial" w:cs="Arial"/>
-          <w:b w:val="0"/>
-          <w:bCs/>
-          <w:i w:val="0"/>
-          <w:iCs/>
-          <w:color w:val="606A74"/>
-          <w:sz w:val="18"/>
-          <w:szCs w:val="20"/>
-        </w:rPr>
-        <w:t>20</w:t>
-      </w:r>
-      <w:r>
-        <w:rPr>
-          <w:rFonts w:eastAsia="Arial" w:cs="Arial"/>
-          <w:b w:val="0"/>
-          <w:bCs/>
-          <w:i w:val="0"/>
-          <w:iCs/>
-          <w:color w:val="606A74"/>
-          <w:sz w:val="18"/>
-          <w:szCs w:val="20"/>
-        </w:rPr>
-        <w:t>15</w:t>
-      </w:r>
-      <w:r>
-        <w:rPr>
-          <w:rFonts w:eastAsia="Arial" w:cs="Arial"/>
-          <w:b w:val="0"/>
-          <w:bCs/>
-          <w:i w:val="0"/>
-          <w:iCs/>
-          <w:color w:val="606A74"/>
-          <w:sz w:val="18"/>
-          <w:szCs w:val="20"/>
-        </w:rPr>
-        <w:t xml:space="preserve"> – </w:t>
-      </w:r>
-      <w:r>
-        <w:rPr>
-          <w:rFonts w:eastAsia="Arial" w:cs="Arial"/>
-          <w:b w:val="0"/>
-          <w:bCs/>
-          <w:i w:val="0"/>
-          <w:iCs/>
-          <w:color w:val="606A74"/>
-          <w:sz w:val="18"/>
-          <w:szCs w:val="20"/>
-        </w:rPr>
-        <w:t>202</w:t>
-      </w:r>
-      <w:r>
-        <w:rPr>
-          <w:rFonts w:eastAsia="Arial" w:cs="Arial"/>
-          <w:b w:val="0"/>
-          <w:bCs/>
-          <w:i w:val="0"/>
-          <w:iCs/>
-          <w:color w:val="606A74"/>
-          <w:sz w:val="18"/>
-          <w:szCs w:val="20"/>
-        </w:rPr>
-        <w:t>0</w:t>
-      </w:r>
-    </w:p>
-    <w:p>
-      <w:pPr>
-        <w:keepNext w:val="0"/>
-        <w:keepLines/>
-        <w:tabs>
-          <w:tab w:pos="10858" w:val="right"/>
-        </w:tabs>
-        <w:spacing w:after="50" w:line="240" w:lineRule="exact" w:before="0"/>
-        <w:jc w:val="left"/>
-      </w:pPr>
-      <w:r>
-        <w:rPr>
-          <w:rFonts w:eastAsia="Arial" w:cs="Arial"/>
-          <w:sz w:val="20"/>
-          <w:szCs w:val="19"/>
-          <w:color w:val="292D32"/>
-        </w:rPr>
-        <w:t xml:space="preserve">GPA: 9.02 / 10.00 </w:t>
-      </w:r>
-    </w:p>
-    <w:p>
-      <w:pPr>
-        <w:keepNext/>
-        <w:keepLines/>
-        <w:tabs>
-          <w:tab w:pos="10858" w:val="right"/>
-        </w:tabs>
-        <w:spacing w:before="140" w:after="80" w:line="260" w:lineRule="exact"/>
-        <w:ind w:left="0" w:firstLine="0"/>
-        <w:jc w:val="left"/>
+        <w:pageBreakBefore w:val="0"/>
         <w:pBdr>
           <w:bottom w:val="single" w:sz="3" w:space="2" w:color="CCD4DB"/>
         </w:pBdr>
@@ -3394,6 +3430,7 @@
       <w:pPr>
         <w:keepNext w:val="0"/>
         <w:keepLines/>
+        <w:pageBreakBefore w:val="0"/>
         <w:numPr>
           <w:ilvl w:val="0"/>
           <w:numId w:val="14"/>
@@ -3401,15 +3438,15 @@
         <w:tabs>
           <w:tab w:pos="10858" w:val="right"/>
         </w:tabs>
-        <w:spacing w:after="50" w:line="230" w:lineRule="exact" w:before="0"/>
-        <w:jc w:val="left"/>
-      </w:pPr>
-      <w:r>
-        <w:rPr>
-          <w:rFonts w:eastAsia="Arial" w:cs="Arial"/>
-          <w:bCs/>
-          <w:sz w:val="19"/>
-          <w:szCs w:val="19"/>
+        <w:spacing w:after="30" w:line="230" w:lineRule="exact" w:before="0"/>
+        <w:jc w:val="both"/>
+      </w:pPr>
+      <w:r>
+        <w:rPr>
+          <w:rFonts w:eastAsia="Arial" w:cs="Arial"/>
+          <w:bCs/>
+          <w:sz w:val="20"/>
+          <w:szCs w:val="20"/>
           <w:color w:val="292D32"/>
         </w:rPr>
         <w:t>Samanta, S.</w:t>
@@ -3417,8 +3454,8 @@
       <w:r>
         <w:rPr>
           <w:rFonts w:eastAsia="Arial" w:cs="Arial"/>
-          <w:sz w:val="19"/>
-          <w:szCs w:val="19"/>
+          <w:sz w:val="20"/>
+          <w:szCs w:val="20"/>
           <w:color w:val="292D32"/>
         </w:rPr>
         <w:t xml:space="preserve">; Patel, L.; Manna, D.; Ojeda, M.; Powers, D. C. </w:t>
@@ -3428,8 +3465,8 @@
           <w:rFonts w:eastAsia="Arial" w:cs="Arial"/>
           <w:i/>
           <w:iCs/>
-          <w:sz w:val="19"/>
-          <w:szCs w:val="19"/>
+          <w:sz w:val="20"/>
+          <w:szCs w:val="20"/>
           <w:color w:val="292D32"/>
         </w:rPr>
         <w:t>Base-Free, Cross-Electrophile C–N Coupling with Exclusive Cross-Selectivity.</w:t>
@@ -3437,8 +3474,8 @@
       <w:r>
         <w:rPr>
           <w:rFonts w:eastAsia="Arial" w:cs="Arial"/>
-          <w:sz w:val="19"/>
-          <w:szCs w:val="19"/>
+          <w:sz w:val="20"/>
+          <w:szCs w:val="20"/>
           <w:color w:val="292D32"/>
         </w:rPr>
         <w:t xml:space="preserve">” </w:t>
@@ -3446,7 +3483,8 @@
       <w:r>
         <w:rPr>
           <w:color w:val="292D32"/>
-          <w:sz w:val="19"/>
+          <w:sz w:val="20"/>
+          <w:szCs w:val="20"/>
         </w:rPr>
         <w:t xml:space="preserve">at </w:t>
       </w:r>
@@ -3454,8 +3492,8 @@
         <w:rPr>
           <w:rFonts w:eastAsia="Arial" w:cs="Arial"/>
           <w:bCs/>
-          <w:sz w:val="19"/>
-          <w:szCs w:val="19"/>
+          <w:sz w:val="20"/>
+          <w:szCs w:val="20"/>
           <w:color w:val="292D32"/>
         </w:rPr>
         <w:t>Gordon Research Conference on Organic Reactions and Processes</w:t>
@@ -3464,8 +3502,8 @@
         <w:rPr>
           <w:rFonts w:eastAsia="Arial" w:cs="Arial"/>
           <w:color w:val="606A74"/>
-          <w:sz w:val="19"/>
-          <w:szCs w:val="19"/>
+          <w:sz w:val="20"/>
+          <w:szCs w:val="20"/>
           <w:b w:val="0"/>
           <w:i w:val="0"/>
         </w:rPr>
@@ -3479,8 +3517,8 @@
           <w:i w:val="0"/>
           <w:iCs/>
           <w:color w:val="606A74"/>
-          <w:sz w:val="19"/>
-          <w:szCs w:val="19"/>
+          <w:sz w:val="20"/>
+          <w:szCs w:val="20"/>
         </w:rPr>
         <w:t>July 2025</w:t>
       </w:r>
@@ -3489,6 +3527,7 @@
       <w:pPr>
         <w:keepNext w:val="0"/>
         <w:keepLines/>
+        <w:pageBreakBefore w:val="0"/>
         <w:numPr>
           <w:ilvl w:val="0"/>
           <w:numId w:val="14"/>
@@ -3496,15 +3535,15 @@
         <w:tabs>
           <w:tab w:pos="10858" w:val="right"/>
         </w:tabs>
-        <w:spacing w:after="50" w:line="230" w:lineRule="exact" w:before="0"/>
-        <w:jc w:val="left"/>
-      </w:pPr>
-      <w:r>
-        <w:rPr>
-          <w:rFonts w:eastAsia="Arial" w:cs="Arial"/>
-          <w:bCs/>
-          <w:sz w:val="19"/>
-          <w:szCs w:val="19"/>
+        <w:spacing w:after="30" w:line="230" w:lineRule="exact" w:before="0"/>
+        <w:jc w:val="both"/>
+      </w:pPr>
+      <w:r>
+        <w:rPr>
+          <w:rFonts w:eastAsia="Arial" w:cs="Arial"/>
+          <w:bCs/>
+          <w:sz w:val="20"/>
+          <w:szCs w:val="20"/>
           <w:color w:val="292D32"/>
         </w:rPr>
         <w:t>Samanta, S.</w:t>
@@ -3512,8 +3551,8 @@
       <w:r>
         <w:rPr>
           <w:rFonts w:eastAsia="Arial" w:cs="Arial"/>
-          <w:sz w:val="19"/>
-          <w:szCs w:val="19"/>
+          <w:sz w:val="20"/>
+          <w:szCs w:val="20"/>
           <w:color w:val="292D32"/>
         </w:rPr>
         <w:t>; Powers, D. C. “</w:t>
@@ -3523,8 +3562,8 @@
           <w:rFonts w:ascii="Aptos" w:hAnsi="Aptos" w:cs="Times New Roman"/>
           <w:i/>
           <w:iCs/>
-          <w:sz w:val="19"/>
-          <w:szCs w:val="19"/>
+          <w:sz w:val="20"/>
+          <w:szCs w:val="20"/>
           <w:color w:val="292D32"/>
         </w:rPr>
         <w:sym w:font="Symbol" w:char="F062"/>
@@ -3534,8 +3573,8 @@
           <w:rFonts w:eastAsia="Arial" w:cs="Arial"/>
           <w:i/>
           <w:iCs/>
-          <w:sz w:val="19"/>
-          <w:szCs w:val="19"/>
+          <w:sz w:val="20"/>
+          <w:szCs w:val="20"/>
           <w:color w:val="292D32"/>
         </w:rPr>
         <w:t>-Phenethylamine Synthesis: N-Pyridinium Aziridines</w:t>
@@ -3546,8 +3585,8 @@
           <w:bCs/>
           <w:i/>
           <w:iCs/>
-          <w:sz w:val="19"/>
-          <w:szCs w:val="19"/>
+          <w:sz w:val="20"/>
+          <w:szCs w:val="20"/>
           <w:color w:val="292D32"/>
         </w:rPr>
         <w:t xml:space="preserve"> </w:t>
@@ -3557,8 +3596,8 @@
           <w:rFonts w:eastAsia="Arial" w:cs="Arial"/>
           <w:i/>
           <w:iCs/>
-          <w:sz w:val="19"/>
-          <w:szCs w:val="19"/>
+          <w:sz w:val="20"/>
+          <w:szCs w:val="20"/>
           <w:color w:val="292D32"/>
         </w:rPr>
         <w:t>as Latent Dual Electrophiles.</w:t>
@@ -3566,8 +3605,8 @@
       <w:r>
         <w:rPr>
           <w:rFonts w:eastAsia="Arial" w:cs="Arial"/>
-          <w:sz w:val="19"/>
-          <w:szCs w:val="19"/>
+          <w:sz w:val="20"/>
+          <w:szCs w:val="20"/>
           <w:color w:val="292D32"/>
         </w:rPr>
         <w:t xml:space="preserve">” </w:t>
@@ -3577,6 +3616,7 @@
       <w:pPr>
         <w:keepNext w:val="0"/>
         <w:keepLines/>
+        <w:pageBreakBefore w:val="0"/>
         <w:numPr>
           <w:ilvl w:val="0"/>
           <w:numId w:val="18"/>
@@ -3584,15 +3624,15 @@
         <w:tabs>
           <w:tab w:pos="10858" w:val="right"/>
         </w:tabs>
-        <w:spacing w:after="50" w:line="230" w:lineRule="exact" w:before="0"/>
-        <w:jc w:val="left"/>
-      </w:pPr>
-      <w:r>
-        <w:rPr>
-          <w:rFonts w:eastAsia="Arial" w:cs="Arial"/>
-          <w:bCs/>
-          <w:sz w:val="19"/>
-          <w:szCs w:val="19"/>
+        <w:spacing w:after="30" w:line="230" w:lineRule="exact" w:before="0"/>
+        <w:jc w:val="both"/>
+      </w:pPr>
+      <w:r>
+        <w:rPr>
+          <w:rFonts w:eastAsia="Arial" w:cs="Arial"/>
+          <w:bCs/>
+          <w:sz w:val="20"/>
+          <w:szCs w:val="20"/>
           <w:color w:val="292D32"/>
         </w:rPr>
         <w:t xml:space="preserve">Welch Conference </w:t>
@@ -3600,8 +3640,8 @@
       <w:r>
         <w:rPr>
           <w:rFonts w:eastAsia="Arial" w:cs="Arial"/>
-          <w:sz w:val="19"/>
-          <w:szCs w:val="19"/>
+          <w:sz w:val="20"/>
+          <w:szCs w:val="20"/>
           <w:color w:val="292D32"/>
         </w:rPr>
         <w:t>on ‘Frontiers in Molecular Catalysis’</w:t>
@@ -3610,8 +3650,8 @@
         <w:rPr>
           <w:rFonts w:eastAsia="Arial" w:cs="Arial"/>
           <w:color w:val="606A74"/>
-          <w:sz w:val="19"/>
-          <w:szCs w:val="19"/>
+          <w:sz w:val="20"/>
+          <w:szCs w:val="20"/>
           <w:b w:val="0"/>
           <w:i w:val="0"/>
         </w:rPr>
@@ -3625,8 +3665,8 @@
           <w:i w:val="0"/>
           <w:iCs/>
           <w:color w:val="606A74"/>
-          <w:sz w:val="19"/>
-          <w:szCs w:val="19"/>
+          <w:sz w:val="20"/>
+          <w:szCs w:val="20"/>
         </w:rPr>
         <w:t>Oct 2024</w:t>
       </w:r>
@@ -3635,6 +3675,7 @@
       <w:pPr>
         <w:keepNext w:val="0"/>
         <w:keepLines/>
+        <w:pageBreakBefore w:val="0"/>
         <w:numPr>
           <w:ilvl w:val="0"/>
           <w:numId w:val="18"/>
@@ -3642,15 +3683,15 @@
         <w:tabs>
           <w:tab w:pos="10858" w:val="right"/>
         </w:tabs>
-        <w:spacing w:after="50" w:line="230" w:lineRule="exact" w:before="0"/>
-        <w:jc w:val="left"/>
-      </w:pPr>
-      <w:r>
-        <w:rPr>
-          <w:rFonts w:eastAsia="Arial" w:cs="Arial"/>
-          <w:bCs/>
-          <w:sz w:val="19"/>
-          <w:szCs w:val="19"/>
+        <w:spacing w:after="30" w:line="230" w:lineRule="exact" w:before="0"/>
+        <w:jc w:val="both"/>
+      </w:pPr>
+      <w:r>
+        <w:rPr>
+          <w:rFonts w:eastAsia="Arial" w:cs="Arial"/>
+          <w:bCs/>
+          <w:sz w:val="20"/>
+          <w:szCs w:val="20"/>
           <w:color w:val="292D32"/>
         </w:rPr>
         <w:t xml:space="preserve">Graduate Research Symposium </w:t>
@@ -3658,8 +3699,8 @@
       <w:r>
         <w:rPr>
           <w:rFonts w:eastAsia="Arial" w:cs="Arial"/>
-          <w:sz w:val="19"/>
-          <w:szCs w:val="19"/>
+          <w:sz w:val="20"/>
+          <w:szCs w:val="20"/>
           <w:color w:val="292D32"/>
         </w:rPr>
         <w:t>by ACS Division of Organic Chemistry at Virginia</w:t>
@@ -3668,8 +3709,8 @@
         <w:rPr>
           <w:rFonts w:eastAsia="Arial" w:cs="Arial"/>
           <w:color w:val="606A74"/>
-          <w:sz w:val="19"/>
-          <w:szCs w:val="19"/>
+          <w:sz w:val="20"/>
+          <w:szCs w:val="20"/>
           <w:b w:val="0"/>
           <w:i w:val="0"/>
         </w:rPr>
@@ -3683,8 +3724,8 @@
           <w:i w:val="0"/>
           <w:iCs/>
           <w:color w:val="606A74"/>
-          <w:sz w:val="19"/>
-          <w:szCs w:val="19"/>
+          <w:sz w:val="20"/>
+          <w:szCs w:val="20"/>
         </w:rPr>
         <w:t>July 2024</w:t>
       </w:r>
@@ -3693,6 +3734,7 @@
       <w:pPr>
         <w:keepNext w:val="0"/>
         <w:keepLines/>
+        <w:pageBreakBefore w:val="0"/>
         <w:numPr>
           <w:ilvl w:val="0"/>
           <w:numId w:val="14"/>
@@ -3700,15 +3742,15 @@
         <w:tabs>
           <w:tab w:pos="10858" w:val="right"/>
         </w:tabs>
-        <w:spacing w:after="50" w:line="230" w:lineRule="exact" w:before="0"/>
-        <w:jc w:val="left"/>
-      </w:pPr>
-      <w:r>
-        <w:rPr>
-          <w:rFonts w:eastAsia="Arial" w:cs="Arial"/>
-          <w:bCs/>
-          <w:sz w:val="19"/>
-          <w:szCs w:val="19"/>
+        <w:spacing w:after="30" w:line="230" w:lineRule="exact" w:before="0"/>
+        <w:jc w:val="both"/>
+      </w:pPr>
+      <w:r>
+        <w:rPr>
+          <w:rFonts w:eastAsia="Arial" w:cs="Arial"/>
+          <w:bCs/>
+          <w:sz w:val="20"/>
+          <w:szCs w:val="20"/>
           <w:color w:val="292D32"/>
         </w:rPr>
         <w:t>Samanta, S.</w:t>
@@ -3716,8 +3758,8 @@
       <w:r>
         <w:rPr>
           <w:rFonts w:eastAsia="Arial" w:cs="Arial"/>
-          <w:sz w:val="19"/>
-          <w:szCs w:val="19"/>
+          <w:sz w:val="20"/>
+          <w:szCs w:val="20"/>
           <w:color w:val="292D32"/>
         </w:rPr>
         <w:t>; Powers, D. C. “</w:t>
@@ -3727,8 +3769,8 @@
           <w:rFonts w:eastAsia="Arial" w:cs="Arial"/>
           <w:i/>
           <w:iCs/>
-          <w:sz w:val="19"/>
-          <w:szCs w:val="19"/>
+          <w:sz w:val="20"/>
+          <w:szCs w:val="20"/>
           <w:color w:val="292D32"/>
         </w:rPr>
         <w:t>Development of 1,2-Aminofunctionalized Library from N-Pyridinium Aziridines.</w:t>
@@ -3736,8 +3778,8 @@
       <w:r>
         <w:rPr>
           <w:rFonts w:eastAsia="Arial" w:cs="Arial"/>
-          <w:sz w:val="19"/>
-          <w:szCs w:val="19"/>
+          <w:sz w:val="20"/>
+          <w:szCs w:val="20"/>
           <w:color w:val="292D32"/>
         </w:rPr>
         <w:t>”</w:t>
@@ -3745,8 +3787,8 @@
       <w:r>
         <w:rPr>
           <w:rFonts w:eastAsia="Arial" w:cs="Arial"/>
-          <w:sz w:val="19"/>
-          <w:szCs w:val="19"/>
+          <w:sz w:val="20"/>
+          <w:szCs w:val="20"/>
           <w:color w:val="292D32"/>
         </w:rPr>
         <w:t xml:space="preserve"> </w:t>
@@ -3756,6 +3798,7 @@
       <w:pPr>
         <w:keepNext w:val="0"/>
         <w:keepLines/>
+        <w:pageBreakBefore w:val="0"/>
         <w:numPr>
           <w:ilvl w:val="1"/>
           <w:numId w:val="14"/>
@@ -3763,16 +3806,16 @@
         <w:tabs>
           <w:tab w:pos="10858" w:val="right"/>
         </w:tabs>
-        <w:spacing w:after="50" w:line="230" w:lineRule="exact" w:before="0"/>
-        <w:jc w:val="left"/>
+        <w:spacing w:after="30" w:line="230" w:lineRule="exact" w:before="0"/>
+        <w:jc w:val="both"/>
       </w:pPr>
       <w:r>
         <w:rPr>
           <w:rFonts w:eastAsia="Arial" w:cs="Arial"/>
           <w:bCs/>
           <w:kern w:val="36"/>
-          <w:sz w:val="19"/>
-          <w:szCs w:val="19"/>
+          <w:sz w:val="20"/>
+          <w:szCs w:val="20"/>
           <w:color w:val="292D32"/>
         </w:rPr>
         <w:t xml:space="preserve">The </w:t>
@@ -3783,8 +3826,8 @@
           <w:rFonts w:eastAsia="Arial" w:cs="Arial"/>
           <w:bCs/>
           <w:kern w:val="36"/>
-          <w:sz w:val="19"/>
-          <w:szCs w:val="19"/>
+          <w:sz w:val="20"/>
+          <w:szCs w:val="20"/>
           <w:color w:val="292D32"/>
         </w:rPr>
         <w:t>TexSyn</w:t>
@@ -3795,8 +3838,8 @@
           <w:rFonts w:eastAsia="Arial" w:cs="Arial"/>
           <w:bCs/>
           <w:kern w:val="36"/>
-          <w:sz w:val="19"/>
-          <w:szCs w:val="19"/>
+          <w:sz w:val="20"/>
+          <w:szCs w:val="20"/>
           <w:color w:val="292D32"/>
         </w:rPr>
         <w:t xml:space="preserve"> Conference</w:t>
@@ -3805,8 +3848,8 @@
         <w:rPr>
           <w:rFonts w:eastAsia="Arial" w:cs="Arial"/>
           <w:kern w:val="36"/>
-          <w:sz w:val="19"/>
-          <w:szCs w:val="19"/>
+          <w:sz w:val="20"/>
+          <w:szCs w:val="20"/>
           <w:color w:val="292D32"/>
         </w:rPr>
         <w:t xml:space="preserve"> at TAMU</w:t>
@@ -3816,8 +3859,8 @@
           <w:rFonts w:eastAsia="Arial" w:cs="Arial"/>
           <w:color w:val="606A74"/>
           <w:kern w:val="36"/>
-          <w:sz w:val="19"/>
-          <w:szCs w:val="19"/>
+          <w:sz w:val="20"/>
+          <w:szCs w:val="20"/>
           <w:b w:val="0"/>
           <w:i w:val="0"/>
         </w:rPr>
@@ -3832,8 +3875,8 @@
           <w:iCs/>
           <w:color w:val="606A74"/>
           <w:kern w:val="36"/>
-          <w:sz w:val="19"/>
-          <w:szCs w:val="19"/>
+          <w:sz w:val="20"/>
+          <w:szCs w:val="20"/>
         </w:rPr>
         <w:t>June 2024</w:t>
       </w:r>
@@ -3842,6 +3885,7 @@
       <w:pPr>
         <w:keepNext w:val="0"/>
         <w:keepLines/>
+        <w:pageBreakBefore w:val="0"/>
         <w:numPr>
           <w:ilvl w:val="1"/>
           <w:numId w:val="14"/>
@@ -3849,15 +3893,15 @@
         <w:tabs>
           <w:tab w:pos="10858" w:val="right"/>
         </w:tabs>
-        <w:spacing w:after="50" w:line="230" w:lineRule="exact" w:before="0"/>
-        <w:jc w:val="left"/>
-      </w:pPr>
-      <w:r>
-        <w:rPr>
-          <w:rFonts w:eastAsia="Arial" w:cs="Arial"/>
-          <w:bCs/>
-          <w:sz w:val="19"/>
-          <w:szCs w:val="19"/>
+        <w:spacing w:after="30" w:line="230" w:lineRule="exact" w:before="0"/>
+        <w:jc w:val="both"/>
+      </w:pPr>
+      <w:r>
+        <w:rPr>
+          <w:rFonts w:eastAsia="Arial" w:cs="Arial"/>
+          <w:bCs/>
+          <w:sz w:val="20"/>
+          <w:szCs w:val="20"/>
           <w:color w:val="292D32"/>
         </w:rPr>
         <w:t>F.A. Cotton Medal for Excellence in Chemical Research Symposium</w:t>
@@ -3865,8 +3909,8 @@
       <w:r>
         <w:rPr>
           <w:rFonts w:eastAsia="Arial" w:cs="Arial"/>
-          <w:sz w:val="19"/>
-          <w:szCs w:val="19"/>
+          <w:sz w:val="20"/>
+          <w:szCs w:val="20"/>
           <w:color w:val="292D32"/>
         </w:rPr>
         <w:t xml:space="preserve"> at TAMU</w:t>
@@ -3875,8 +3919,8 @@
         <w:rPr>
           <w:rFonts w:eastAsia="Arial" w:cs="Arial"/>
           <w:color w:val="606A74"/>
-          <w:sz w:val="19"/>
-          <w:szCs w:val="19"/>
+          <w:sz w:val="20"/>
+          <w:szCs w:val="20"/>
           <w:b w:val="0"/>
           <w:i w:val="0"/>
         </w:rPr>
@@ -3890,8 +3934,8 @@
           <w:i w:val="0"/>
           <w:iCs/>
           <w:color w:val="606A74"/>
-          <w:sz w:val="19"/>
-          <w:szCs w:val="19"/>
+          <w:sz w:val="20"/>
+          <w:szCs w:val="20"/>
         </w:rPr>
         <w:t>April 2024</w:t>
       </w:r>
@@ -3900,6 +3944,7 @@
       <w:pPr>
         <w:keepNext w:val="0"/>
         <w:keepLines/>
+        <w:pageBreakBefore w:val="0"/>
         <w:numPr>
           <w:ilvl w:val="1"/>
           <w:numId w:val="14"/>
@@ -3907,15 +3952,15 @@
         <w:tabs>
           <w:tab w:pos="10858" w:val="right"/>
         </w:tabs>
-        <w:spacing w:after="50" w:line="230" w:lineRule="exact" w:before="0"/>
-        <w:jc w:val="left"/>
-      </w:pPr>
-      <w:r>
-        <w:rPr>
-          <w:rFonts w:eastAsia="Arial" w:cs="Arial"/>
-          <w:bCs/>
-          <w:sz w:val="19"/>
-          <w:szCs w:val="19"/>
+        <w:spacing w:after="30" w:line="230" w:lineRule="exact" w:before="0"/>
+        <w:jc w:val="both"/>
+      </w:pPr>
+      <w:r>
+        <w:rPr>
+          <w:rFonts w:eastAsia="Arial" w:cs="Arial"/>
+          <w:bCs/>
+          <w:sz w:val="20"/>
+          <w:szCs w:val="20"/>
           <w:color w:val="292D32"/>
         </w:rPr>
         <w:t>FloHet-2024</w:t>
@@ -3923,8 +3968,8 @@
       <w:r>
         <w:rPr>
           <w:rFonts w:eastAsia="Arial" w:cs="Arial"/>
-          <w:sz w:val="19"/>
-          <w:szCs w:val="19"/>
+          <w:sz w:val="20"/>
+          <w:szCs w:val="20"/>
           <w:color w:val="292D32"/>
         </w:rPr>
         <w:t xml:space="preserve"> at University of Florida</w:t>
@@ -3933,8 +3978,8 @@
         <w:rPr>
           <w:rFonts w:eastAsia="Arial" w:cs="Arial"/>
           <w:color w:val="606A74"/>
-          <w:sz w:val="19"/>
-          <w:szCs w:val="19"/>
+          <w:sz w:val="20"/>
+          <w:szCs w:val="20"/>
           <w:b w:val="0"/>
           <w:i w:val="0"/>
         </w:rPr>
@@ -3948,8 +3993,8 @@
           <w:i w:val="0"/>
           <w:iCs/>
           <w:color w:val="606A74"/>
-          <w:sz w:val="19"/>
-          <w:szCs w:val="19"/>
+          <w:sz w:val="20"/>
+          <w:szCs w:val="20"/>
         </w:rPr>
         <w:t>March 2024</w:t>
       </w:r>
@@ -3961,9 +4006,10 @@
         <w:tabs>
           <w:tab w:pos="10858" w:val="right"/>
         </w:tabs>
-        <w:spacing w:before="140" w:after="80" w:line="260" w:lineRule="exact"/>
+        <w:spacing w:before="120" w:after="80" w:line="260" w:lineRule="exact"/>
         <w:ind w:left="0" w:firstLine="0"/>
         <w:jc w:val="left"/>
+        <w:pageBreakBefore w:val="0"/>
         <w:pBdr>
           <w:bottom w:val="single" w:sz="3" w:space="2" w:color="CCD4DB"/>
         </w:pBdr>
@@ -3983,6 +4029,7 @@
       <w:pPr>
         <w:keepNext w:val="0"/>
         <w:keepLines/>
+        <w:pageBreakBefore w:val="0"/>
         <w:numPr>
           <w:ilvl w:val="0"/>
           <w:numId w:val="19"/>
@@ -3990,15 +4037,15 @@
         <w:tabs>
           <w:tab w:pos="10858" w:val="right"/>
         </w:tabs>
-        <w:spacing w:after="50" w:line="230" w:lineRule="exact" w:before="0"/>
-        <w:jc w:val="left"/>
-      </w:pPr>
-      <w:r>
-        <w:rPr>
-          <w:rFonts w:eastAsia="Arial" w:cs="Arial"/>
-          <w:bCs/>
-          <w:sz w:val="19"/>
-          <w:szCs w:val="19"/>
+        <w:spacing w:after="30" w:line="230" w:lineRule="exact" w:before="0"/>
+        <w:jc w:val="both"/>
+      </w:pPr>
+      <w:r>
+        <w:rPr>
+          <w:rFonts w:eastAsia="Arial" w:cs="Arial"/>
+          <w:bCs/>
+          <w:sz w:val="20"/>
+          <w:szCs w:val="20"/>
           <w:color w:val="292D32"/>
         </w:rPr>
         <w:t>Samanta, S.</w:t>
@@ -4006,8 +4053,8 @@
       <w:r>
         <w:rPr>
           <w:rFonts w:eastAsia="Arial" w:cs="Arial"/>
-          <w:sz w:val="19"/>
-          <w:szCs w:val="19"/>
+          <w:sz w:val="20"/>
+          <w:szCs w:val="20"/>
           <w:color w:val="292D32"/>
         </w:rPr>
         <w:t>; Powers, D. C. “</w:t>
@@ -4017,8 +4064,8 @@
           <w:rFonts w:eastAsia="Arial" w:cs="Arial"/>
           <w:i/>
           <w:iCs/>
-          <w:sz w:val="19"/>
-          <w:szCs w:val="19"/>
+          <w:sz w:val="20"/>
+          <w:szCs w:val="20"/>
           <w:color w:val="292D32"/>
         </w:rPr>
         <w:t>N-Pyridinium Aziridines: Synthesis and Reactivity</w:t>
@@ -4026,8 +4073,8 @@
       <w:r>
         <w:rPr>
           <w:rFonts w:eastAsia="Arial" w:cs="Arial"/>
-          <w:sz w:val="19"/>
-          <w:szCs w:val="19"/>
+          <w:sz w:val="20"/>
+          <w:szCs w:val="20"/>
           <w:color w:val="292D32"/>
         </w:rPr>
         <w:t xml:space="preserve">.” At </w:t>
@@ -4036,8 +4083,8 @@
         <w:rPr>
           <w:rFonts w:eastAsia="Arial" w:cs="Arial"/>
           <w:bCs/>
-          <w:sz w:val="19"/>
-          <w:szCs w:val="19"/>
+          <w:sz w:val="20"/>
+          <w:szCs w:val="20"/>
           <w:color w:val="292D32"/>
         </w:rPr>
         <w:t>Pfizer Chemistry Connect Virtual Symposium</w:t>
@@ -4048,8 +4095,8 @@
           <w:b w:val="0"/>
           <w:bCs/>
           <w:color w:val="606A74"/>
-          <w:sz w:val="19"/>
-          <w:szCs w:val="19"/>
+          <w:sz w:val="20"/>
+          <w:szCs w:val="20"/>
           <w:i w:val="0"/>
         </w:rPr>
         <w:tab/>
@@ -4062,8 +4109,8 @@
           <w:i w:val="0"/>
           <w:iCs/>
           <w:color w:val="606A74"/>
-          <w:sz w:val="19"/>
-          <w:szCs w:val="19"/>
+          <w:sz w:val="20"/>
+          <w:szCs w:val="20"/>
         </w:rPr>
         <w:t>Nov 2024</w:t>
       </w:r>
@@ -4072,6 +4119,7 @@
       <w:pPr>
         <w:keepNext w:val="0"/>
         <w:keepLines/>
+        <w:pageBreakBefore w:val="0"/>
         <w:numPr>
           <w:ilvl w:val="0"/>
           <w:numId w:val="19"/>
@@ -4079,15 +4127,15 @@
         <w:tabs>
           <w:tab w:pos="10858" w:val="right"/>
         </w:tabs>
-        <w:spacing w:after="50" w:line="230" w:lineRule="exact" w:before="0"/>
-        <w:jc w:val="left"/>
-      </w:pPr>
-      <w:r>
-        <w:rPr>
-          <w:rFonts w:eastAsia="Arial" w:cs="Arial"/>
-          <w:bCs/>
-          <w:sz w:val="19"/>
-          <w:szCs w:val="19"/>
+        <w:spacing w:after="30" w:line="230" w:lineRule="exact" w:before="0"/>
+        <w:jc w:val="both"/>
+      </w:pPr>
+      <w:r>
+        <w:rPr>
+          <w:rFonts w:eastAsia="Arial" w:cs="Arial"/>
+          <w:bCs/>
+          <w:sz w:val="20"/>
+          <w:szCs w:val="20"/>
           <w:color w:val="292D32"/>
         </w:rPr>
         <w:t>Samanta, S.</w:t>
@@ -4095,8 +4143,8 @@
       <w:r>
         <w:rPr>
           <w:rFonts w:eastAsia="Arial" w:cs="Arial"/>
-          <w:sz w:val="19"/>
-          <w:szCs w:val="19"/>
+          <w:sz w:val="20"/>
+          <w:szCs w:val="20"/>
           <w:color w:val="292D32"/>
         </w:rPr>
         <w:t>; Powers, D. C. “</w:t>
@@ -4106,8 +4154,8 @@
           <w:rFonts w:ascii="Aptos" w:hAnsi="Aptos"/>
           <w:i/>
           <w:iCs/>
-          <w:sz w:val="19"/>
-          <w:szCs w:val="19"/>
+          <w:sz w:val="20"/>
+          <w:szCs w:val="20"/>
           <w:color w:val="292D32"/>
         </w:rPr>
         <w:sym w:font="Symbol" w:char="F062"/>
@@ -4117,8 +4165,8 @@
           <w:rFonts w:eastAsia="Arial" w:cs="Arial"/>
           <w:i/>
           <w:iCs/>
-          <w:sz w:val="19"/>
-          <w:szCs w:val="19"/>
+          <w:sz w:val="20"/>
+          <w:szCs w:val="20"/>
           <w:color w:val="292D32"/>
         </w:rPr>
         <w:t>-Phenethylamine Synthesis: N-Pyridinium Aziridines</w:t>
@@ -4129,8 +4177,8 @@
           <w:bCs/>
           <w:i/>
           <w:iCs/>
-          <w:sz w:val="19"/>
-          <w:szCs w:val="19"/>
+          <w:sz w:val="20"/>
+          <w:szCs w:val="20"/>
           <w:color w:val="292D32"/>
         </w:rPr>
         <w:t xml:space="preserve"> </w:t>
@@ -4140,8 +4188,8 @@
           <w:rFonts w:eastAsia="Arial" w:cs="Arial"/>
           <w:i/>
           <w:iCs/>
-          <w:sz w:val="19"/>
-          <w:szCs w:val="19"/>
+          <w:sz w:val="20"/>
+          <w:szCs w:val="20"/>
           <w:color w:val="292D32"/>
         </w:rPr>
         <w:t>as Latent Dual Electrophiles.</w:t>
@@ -4149,8 +4197,8 @@
       <w:r>
         <w:rPr>
           <w:rFonts w:eastAsia="Arial" w:cs="Arial"/>
-          <w:sz w:val="19"/>
-          <w:szCs w:val="19"/>
+          <w:sz w:val="20"/>
+          <w:szCs w:val="20"/>
           <w:color w:val="292D32"/>
         </w:rPr>
         <w:t xml:space="preserve">” At </w:t>
@@ -4159,8 +4207,8 @@
         <w:rPr>
           <w:rFonts w:eastAsia="Arial" w:cs="Arial"/>
           <w:bCs/>
-          <w:sz w:val="19"/>
-          <w:szCs w:val="19"/>
+          <w:sz w:val="20"/>
+          <w:szCs w:val="20"/>
           <w:color w:val="292D32"/>
         </w:rPr>
         <w:t>Southwest Regional Meeting of the American Chemical Society</w:t>
@@ -4171,8 +4219,8 @@
           <w:b w:val="0"/>
           <w:bCs/>
           <w:color w:val="606A74"/>
-          <w:sz w:val="19"/>
-          <w:szCs w:val="19"/>
+          <w:sz w:val="20"/>
+          <w:szCs w:val="20"/>
           <w:i w:val="0"/>
         </w:rPr>
         <w:tab/>
@@ -4185,8 +4233,8 @@
           <w:i w:val="0"/>
           <w:iCs/>
           <w:color w:val="606A74"/>
-          <w:sz w:val="19"/>
-          <w:szCs w:val="19"/>
+          <w:sz w:val="20"/>
+          <w:szCs w:val="20"/>
         </w:rPr>
         <w:t>Oct 2024</w:t>
       </w:r>
@@ -4198,9 +4246,10 @@
         <w:tabs>
           <w:tab w:pos="10858" w:val="right"/>
         </w:tabs>
-        <w:spacing w:before="140" w:after="80" w:line="260" w:lineRule="exact"/>
+        <w:spacing w:before="120" w:after="80" w:line="260" w:lineRule="exact"/>
         <w:ind w:left="0" w:firstLine="0"/>
         <w:jc w:val="left"/>
+        <w:pageBreakBefore w:val="0"/>
         <w:pBdr>
           <w:bottom w:val="single" w:sz="3" w:space="2" w:color="CCD4DB"/>
         </w:pBdr>
@@ -4240,18 +4289,23 @@
       <w:pPr>
         <w:keepNext w:val="0"/>
         <w:keepLines/>
+        <w:pageBreakBefore w:val="0"/>
         <w:tabs>
           <w:tab w:pos="10858" w:val="right"/>
         </w:tabs>
-        <w:spacing w:after="40" w:line="240" w:lineRule="exact" w:before="0"/>
-        <w:ind w:left="0" w:firstLine="0"/>
-        <w:jc w:val="left"/>
-      </w:pPr>
-      <w:r>
-        <w:rPr>
-          <w:rFonts w:eastAsia="Arial" w:cs="Arial"/>
-          <w:sz w:val="20"/>
-          <w:szCs w:val="19"/>
+        <w:spacing w:after="30" w:line="230" w:lineRule="exact" w:before="0"/>
+        <w:ind w:left="216" w:hanging="158"/>
+        <w:jc w:val="both"/>
+        <w:numPr>
+          <w:ilvl w:val="0"/>
+          <w:numId w:val="2"/>
+        </w:numPr>
+      </w:pPr>
+      <w:r>
+        <w:rPr>
+          <w:rFonts w:eastAsia="Arial" w:cs="Arial"/>
+          <w:sz w:val="20"/>
+          <w:szCs w:val="20"/>
           <w:color w:val="292D32"/>
         </w:rPr>
         <w:t xml:space="preserve">Selected </w:t>
@@ -4260,7 +4314,7 @@
         <w:rPr>
           <w:rFonts w:eastAsia="Arial" w:cs="Arial"/>
           <w:sz w:val="20"/>
-          <w:szCs w:val="19"/>
+          <w:szCs w:val="20"/>
           <w:color w:val="292D32"/>
         </w:rPr>
         <w:t xml:space="preserve">participant, </w:t>
@@ -4270,7 +4324,7 @@
           <w:rFonts w:eastAsia="Arial" w:cs="Arial"/>
           <w:bCs/>
           <w:sz w:val="20"/>
-          <w:szCs w:val="19"/>
+          <w:szCs w:val="20"/>
           <w:color w:val="292D32"/>
         </w:rPr>
         <w:t>74</w:t>
@@ -4280,7 +4334,7 @@
           <w:rFonts w:eastAsia="Arial" w:cs="Arial"/>
           <w:bCs/>
           <w:sz w:val="20"/>
-          <w:szCs w:val="19"/>
+          <w:szCs w:val="20"/>
           <w:vertAlign w:val="superscript"/>
           <w:color w:val="292D32"/>
         </w:rPr>
@@ -4291,7 +4345,7 @@
           <w:rFonts w:eastAsia="Arial" w:cs="Arial"/>
           <w:bCs/>
           <w:sz w:val="20"/>
-          <w:szCs w:val="19"/>
+          <w:szCs w:val="20"/>
           <w:color w:val="292D32"/>
         </w:rPr>
         <w:t xml:space="preserve"> Lindau Nobel Laureate Meeting</w:t>
@@ -4300,7 +4354,7 @@
         <w:rPr>
           <w:rFonts w:eastAsia="Arial" w:cs="Arial"/>
           <w:sz w:val="20"/>
-          <w:szCs w:val="19"/>
+          <w:szCs w:val="20"/>
           <w:color w:val="292D32"/>
         </w:rPr>
         <w:t xml:space="preserve"> </w:t>
@@ -4310,7 +4364,7 @@
           <w:rFonts w:eastAsia="Arial" w:cs="Arial"/>
           <w:bCs/>
           <w:sz w:val="20"/>
-          <w:szCs w:val="19"/>
+          <w:szCs w:val="20"/>
           <w:color w:val="292D32"/>
         </w:rPr>
         <w:t>in Chemistry</w:t>
@@ -4319,7 +4373,7 @@
         <w:rPr>
           <w:rFonts w:eastAsia="Arial" w:cs="Arial"/>
           <w:sz w:val="20"/>
-          <w:szCs w:val="19"/>
+          <w:szCs w:val="20"/>
           <w:color w:val="292D32"/>
         </w:rPr>
         <w:t xml:space="preserve"> </w:t>
@@ -4329,7 +4383,7 @@
           <w:rFonts w:eastAsia="Arial" w:cs="Arial"/>
           <w:bCs/>
           <w:sz w:val="20"/>
-          <w:szCs w:val="19"/>
+          <w:szCs w:val="20"/>
           <w:color w:val="292D32"/>
         </w:rPr>
         <w:t>(</w:t>
@@ -4339,7 +4393,7 @@
           <w:rFonts w:eastAsia="Arial" w:cs="Arial"/>
           <w:bCs/>
           <w:sz w:val="20"/>
-          <w:szCs w:val="19"/>
+          <w:szCs w:val="20"/>
           <w:color w:val="292D32"/>
         </w:rPr>
         <w:t>2025</w:t>
@@ -4349,7 +4403,7 @@
           <w:rFonts w:eastAsia="Arial" w:cs="Arial"/>
           <w:bCs/>
           <w:sz w:val="20"/>
-          <w:szCs w:val="19"/>
+          <w:szCs w:val="20"/>
           <w:color w:val="292D32"/>
         </w:rPr>
         <w:t>)</w:t>
@@ -4359,19 +4413,24 @@
       <w:pPr>
         <w:keepNext w:val="0"/>
         <w:keepLines/>
+        <w:pageBreakBefore w:val="0"/>
         <w:tabs>
           <w:tab w:pos="10858" w:val="right"/>
         </w:tabs>
-        <w:spacing w:after="40" w:line="240" w:lineRule="exact" w:before="0"/>
-        <w:ind w:left="0" w:firstLine="0"/>
-        <w:jc w:val="left"/>
-      </w:pPr>
-      <w:r>
-        <w:rPr>
-          <w:rFonts w:eastAsia="Arial" w:cs="Arial"/>
-          <w:bCs/>
-          <w:sz w:val="20"/>
-          <w:szCs w:val="19"/>
+        <w:spacing w:after="30" w:line="230" w:lineRule="exact" w:before="0"/>
+        <w:ind w:left="216" w:hanging="158"/>
+        <w:jc w:val="both"/>
+        <w:numPr>
+          <w:ilvl w:val="0"/>
+          <w:numId w:val="2"/>
+        </w:numPr>
+      </w:pPr>
+      <w:r>
+        <w:rPr>
+          <w:rFonts w:eastAsia="Arial" w:cs="Arial"/>
+          <w:bCs/>
+          <w:sz w:val="20"/>
+          <w:szCs w:val="20"/>
           <w:color w:val="292D32"/>
         </w:rPr>
         <w:t>Derek and Christiane Barton Graduate Endowment</w:t>
@@ -4381,7 +4440,7 @@
           <w:rFonts w:eastAsia="Arial" w:cs="Arial"/>
           <w:bCs/>
           <w:sz w:val="20"/>
-          <w:szCs w:val="19"/>
+          <w:szCs w:val="20"/>
           <w:color w:val="292D32"/>
         </w:rPr>
         <w:t xml:space="preserve"> (</w:t>
@@ -4391,7 +4450,7 @@
           <w:rFonts w:eastAsia="Arial" w:cs="Arial"/>
           <w:bCs/>
           <w:sz w:val="20"/>
-          <w:szCs w:val="19"/>
+          <w:szCs w:val="20"/>
           <w:color w:val="292D32"/>
         </w:rPr>
         <w:t>2025</w:t>
@@ -4401,7 +4460,7 @@
           <w:rFonts w:eastAsia="Arial" w:cs="Arial"/>
           <w:bCs/>
           <w:sz w:val="20"/>
-          <w:szCs w:val="19"/>
+          <w:szCs w:val="20"/>
           <w:color w:val="292D32"/>
         </w:rPr>
         <w:t>)</w:t>
@@ -4411,19 +4470,24 @@
       <w:pPr>
         <w:keepNext w:val="0"/>
         <w:keepLines/>
+        <w:pageBreakBefore w:val="0"/>
         <w:tabs>
           <w:tab w:pos="10858" w:val="right"/>
         </w:tabs>
-        <w:spacing w:after="40" w:line="240" w:lineRule="exact" w:before="0"/>
-        <w:ind w:left="0" w:firstLine="0"/>
-        <w:jc w:val="left"/>
-      </w:pPr>
-      <w:r>
-        <w:rPr>
-          <w:rFonts w:eastAsia="Arial" w:cs="Arial"/>
-          <w:bCs/>
-          <w:sz w:val="20"/>
-          <w:szCs w:val="19"/>
+        <w:spacing w:after="30" w:line="230" w:lineRule="exact" w:before="0"/>
+        <w:ind w:left="216" w:hanging="158"/>
+        <w:jc w:val="both"/>
+        <w:numPr>
+          <w:ilvl w:val="0"/>
+          <w:numId w:val="2"/>
+        </w:numPr>
+      </w:pPr>
+      <w:r>
+        <w:rPr>
+          <w:rFonts w:eastAsia="Arial" w:cs="Arial"/>
+          <w:bCs/>
+          <w:sz w:val="20"/>
+          <w:szCs w:val="20"/>
           <w:color w:val="292D32"/>
         </w:rPr>
         <w:t>Sharon Dabney Memorial Scholarship</w:t>
@@ -4433,7 +4497,7 @@
           <w:rFonts w:eastAsia="Arial" w:cs="Arial"/>
           <w:bCs/>
           <w:sz w:val="20"/>
-          <w:szCs w:val="19"/>
+          <w:szCs w:val="20"/>
           <w:color w:val="292D32"/>
         </w:rPr>
         <w:t xml:space="preserve"> (</w:t>
@@ -4443,7 +4507,7 @@
           <w:rFonts w:eastAsia="Arial" w:cs="Arial"/>
           <w:bCs/>
           <w:sz w:val="20"/>
-          <w:szCs w:val="19"/>
+          <w:szCs w:val="20"/>
           <w:color w:val="292D32"/>
         </w:rPr>
         <w:t>2025</w:t>
@@ -4453,7 +4517,7 @@
           <w:rFonts w:eastAsia="Arial" w:cs="Arial"/>
           <w:bCs/>
           <w:sz w:val="20"/>
-          <w:szCs w:val="19"/>
+          <w:szCs w:val="20"/>
           <w:color w:val="292D32"/>
         </w:rPr>
         <w:t>)</w:t>
@@ -4463,19 +4527,24 @@
       <w:pPr>
         <w:keepNext w:val="0"/>
         <w:keepLines/>
+        <w:pageBreakBefore w:val="0"/>
         <w:tabs>
           <w:tab w:pos="10858" w:val="right"/>
         </w:tabs>
-        <w:spacing w:after="40" w:line="240" w:lineRule="exact" w:before="0"/>
-        <w:ind w:left="0" w:firstLine="0"/>
-        <w:jc w:val="left"/>
-      </w:pPr>
-      <w:r>
-        <w:rPr>
-          <w:rFonts w:eastAsia="Arial" w:cs="Arial"/>
-          <w:bCs/>
-          <w:sz w:val="20"/>
-          <w:szCs w:val="19"/>
+        <w:spacing w:after="30" w:line="230" w:lineRule="exact" w:before="0"/>
+        <w:ind w:left="216" w:hanging="158"/>
+        <w:jc w:val="both"/>
+        <w:numPr>
+          <w:ilvl w:val="0"/>
+          <w:numId w:val="2"/>
+        </w:numPr>
+      </w:pPr>
+      <w:r>
+        <w:rPr>
+          <w:rFonts w:eastAsia="Arial" w:cs="Arial"/>
+          <w:bCs/>
+          <w:sz w:val="20"/>
+          <w:szCs w:val="20"/>
           <w:color w:val="292D32"/>
         </w:rPr>
         <w:t>F. A. Cotton Endowed Memorial Graduate Travel Award</w:t>
@@ -4485,7 +4554,7 @@
           <w:rFonts w:eastAsia="Arial" w:cs="Arial"/>
           <w:bCs/>
           <w:sz w:val="20"/>
-          <w:szCs w:val="19"/>
+          <w:szCs w:val="20"/>
           <w:color w:val="292D32"/>
         </w:rPr>
         <w:t xml:space="preserve"> (</w:t>
@@ -4495,7 +4564,7 @@
           <w:rFonts w:eastAsia="Arial" w:cs="Arial"/>
           <w:bCs/>
           <w:sz w:val="20"/>
-          <w:szCs w:val="19"/>
+          <w:szCs w:val="20"/>
           <w:color w:val="292D32"/>
         </w:rPr>
         <w:t>2025</w:t>
@@ -4505,7 +4574,7 @@
           <w:rFonts w:eastAsia="Arial" w:cs="Arial"/>
           <w:bCs/>
           <w:sz w:val="20"/>
-          <w:szCs w:val="19"/>
+          <w:szCs w:val="20"/>
           <w:color w:val="292D32"/>
         </w:rPr>
         <w:t>)</w:t>
@@ -4515,19 +4584,24 @@
       <w:pPr>
         <w:keepNext w:val="0"/>
         <w:keepLines/>
+        <w:pageBreakBefore w:val="0"/>
         <w:tabs>
           <w:tab w:pos="10858" w:val="right"/>
         </w:tabs>
-        <w:spacing w:after="40" w:line="240" w:lineRule="exact" w:before="0"/>
-        <w:ind w:left="0" w:firstLine="0"/>
-        <w:jc w:val="left"/>
-      </w:pPr>
-      <w:r>
-        <w:rPr>
-          <w:rFonts w:eastAsia="Arial" w:cs="Arial"/>
-          <w:bCs/>
-          <w:sz w:val="20"/>
-          <w:szCs w:val="19"/>
+        <w:spacing w:after="30" w:line="230" w:lineRule="exact" w:before="0"/>
+        <w:ind w:left="216" w:hanging="158"/>
+        <w:jc w:val="both"/>
+        <w:numPr>
+          <w:ilvl w:val="0"/>
+          <w:numId w:val="2"/>
+        </w:numPr>
+      </w:pPr>
+      <w:r>
+        <w:rPr>
+          <w:rFonts w:eastAsia="Arial" w:cs="Arial"/>
+          <w:bCs/>
+          <w:sz w:val="20"/>
+          <w:szCs w:val="20"/>
           <w:color w:val="292D32"/>
         </w:rPr>
         <w:t>Graduate Student Research and Presentation (RAP) Travel Award</w:t>
@@ -4536,7 +4610,7 @@
         <w:rPr>
           <w:rFonts w:eastAsia="Arial" w:cs="Arial"/>
           <w:sz w:val="20"/>
-          <w:szCs w:val="19"/>
+          <w:szCs w:val="20"/>
           <w:color w:val="292D32"/>
         </w:rPr>
         <w:t xml:space="preserve"> </w:t>
@@ -4546,7 +4620,7 @@
           <w:rFonts w:eastAsia="Arial" w:cs="Arial"/>
           <w:bCs/>
           <w:sz w:val="20"/>
-          <w:szCs w:val="19"/>
+          <w:szCs w:val="20"/>
           <w:color w:val="292D32"/>
         </w:rPr>
         <w:t>(2025)</w:t>
@@ -4556,19 +4630,24 @@
       <w:pPr>
         <w:keepNext w:val="0"/>
         <w:keepLines/>
+        <w:pageBreakBefore w:val="0"/>
         <w:tabs>
           <w:tab w:pos="10858" w:val="right"/>
         </w:tabs>
-        <w:spacing w:after="40" w:line="240" w:lineRule="exact" w:before="0"/>
-        <w:ind w:left="0" w:firstLine="0"/>
-        <w:jc w:val="left"/>
-      </w:pPr>
-      <w:r>
-        <w:rPr>
-          <w:rFonts w:eastAsia="Arial" w:cs="Arial"/>
-          <w:bCs/>
-          <w:sz w:val="20"/>
-          <w:szCs w:val="19"/>
+        <w:spacing w:after="30" w:line="230" w:lineRule="exact" w:before="0"/>
+        <w:ind w:left="216" w:hanging="158"/>
+        <w:jc w:val="both"/>
+        <w:numPr>
+          <w:ilvl w:val="0"/>
+          <w:numId w:val="2"/>
+        </w:numPr>
+      </w:pPr>
+      <w:r>
+        <w:rPr>
+          <w:rFonts w:eastAsia="Arial" w:cs="Arial"/>
+          <w:bCs/>
+          <w:sz w:val="20"/>
+          <w:szCs w:val="20"/>
           <w:color w:val="292D32"/>
         </w:rPr>
         <w:t>3</w:t>
@@ -4578,7 +4657,7 @@
           <w:rFonts w:eastAsia="Arial" w:cs="Arial"/>
           <w:bCs/>
           <w:sz w:val="20"/>
-          <w:szCs w:val="19"/>
+          <w:szCs w:val="20"/>
           <w:vertAlign w:val="superscript"/>
           <w:color w:val="292D32"/>
         </w:rPr>
@@ -4589,7 +4668,7 @@
           <w:rFonts w:eastAsia="Arial" w:cs="Arial"/>
           <w:bCs/>
           <w:sz w:val="20"/>
-          <w:szCs w:val="19"/>
+          <w:szCs w:val="20"/>
           <w:color w:val="292D32"/>
         </w:rPr>
         <w:t xml:space="preserve"> place</w:t>
@@ -4598,7 +4677,7 @@
         <w:rPr>
           <w:rFonts w:eastAsia="Arial" w:cs="Arial"/>
           <w:sz w:val="20"/>
-          <w:szCs w:val="19"/>
+          <w:szCs w:val="20"/>
           <w:color w:val="292D32"/>
         </w:rPr>
         <w:t xml:space="preserve"> in the poster presentation</w:t>
@@ -4607,7 +4686,7 @@
         <w:rPr>
           <w:rFonts w:eastAsia="Arial" w:cs="Arial"/>
           <w:sz w:val="20"/>
-          <w:szCs w:val="19"/>
+          <w:szCs w:val="20"/>
           <w:color w:val="292D32"/>
         </w:rPr>
         <w:t xml:space="preserve">, </w:t>
@@ -4617,7 +4696,7 @@
           <w:rFonts w:eastAsia="Arial" w:cs="Arial"/>
           <w:bCs/>
           <w:sz w:val="20"/>
-          <w:szCs w:val="19"/>
+          <w:szCs w:val="20"/>
           <w:color w:val="292D32"/>
         </w:rPr>
         <w:t xml:space="preserve">Welch Conference </w:t>
@@ -4627,7 +4706,7 @@
           <w:rFonts w:eastAsia="Arial" w:cs="Arial"/>
           <w:bCs/>
           <w:sz w:val="20"/>
-          <w:szCs w:val="19"/>
+          <w:szCs w:val="20"/>
           <w:color w:val="292D32"/>
         </w:rPr>
         <w:t>(</w:t>
@@ -4637,7 +4716,7 @@
           <w:rFonts w:eastAsia="Arial" w:cs="Arial"/>
           <w:bCs/>
           <w:sz w:val="20"/>
-          <w:szCs w:val="19"/>
+          <w:szCs w:val="20"/>
           <w:color w:val="292D32"/>
         </w:rPr>
         <w:t>2024</w:t>
@@ -4647,7 +4726,7 @@
           <w:rFonts w:eastAsia="Arial" w:cs="Arial"/>
           <w:bCs/>
           <w:sz w:val="20"/>
-          <w:szCs w:val="19"/>
+          <w:szCs w:val="20"/>
           <w:color w:val="292D32"/>
         </w:rPr>
         <w:t>)</w:t>
@@ -4657,19 +4736,24 @@
       <w:pPr>
         <w:keepNext w:val="0"/>
         <w:keepLines/>
+        <w:pageBreakBefore w:val="0"/>
         <w:tabs>
           <w:tab w:pos="10858" w:val="right"/>
         </w:tabs>
-        <w:spacing w:after="40" w:line="240" w:lineRule="exact" w:before="0"/>
-        <w:ind w:left="0" w:firstLine="0"/>
-        <w:jc w:val="left"/>
-      </w:pPr>
-      <w:r>
-        <w:rPr>
-          <w:rFonts w:eastAsia="Arial" w:cs="Arial"/>
-          <w:bCs/>
-          <w:sz w:val="20"/>
-          <w:szCs w:val="19"/>
+        <w:spacing w:after="30" w:line="230" w:lineRule="exact" w:before="0"/>
+        <w:ind w:left="216" w:hanging="158"/>
+        <w:jc w:val="both"/>
+        <w:numPr>
+          <w:ilvl w:val="0"/>
+          <w:numId w:val="2"/>
+        </w:numPr>
+      </w:pPr>
+      <w:r>
+        <w:rPr>
+          <w:rFonts w:eastAsia="Arial" w:cs="Arial"/>
+          <w:bCs/>
+          <w:sz w:val="20"/>
+          <w:szCs w:val="20"/>
           <w:color w:val="292D32"/>
         </w:rPr>
         <w:t>Grand Prize for the best poster</w:t>
@@ -4678,7 +4762,7 @@
         <w:rPr>
           <w:rFonts w:eastAsia="Arial" w:cs="Arial"/>
           <w:sz w:val="20"/>
-          <w:szCs w:val="19"/>
+          <w:szCs w:val="20"/>
           <w:color w:val="292D32"/>
         </w:rPr>
         <w:t xml:space="preserve"> in </w:t>
@@ -4688,7 +4772,7 @@
           <w:rFonts w:eastAsia="Arial" w:cs="Arial"/>
           <w:bCs/>
           <w:sz w:val="20"/>
-          <w:szCs w:val="19"/>
+          <w:szCs w:val="20"/>
           <w:color w:val="292D32"/>
         </w:rPr>
         <w:t>Joint Research Symposium</w:t>
@@ -4698,7 +4782,7 @@
           <w:rFonts w:eastAsia="Arial" w:cs="Arial"/>
           <w:bCs/>
           <w:sz w:val="20"/>
-          <w:szCs w:val="19"/>
+          <w:szCs w:val="20"/>
           <w:color w:val="292D32"/>
         </w:rPr>
         <w:t>,</w:t>
@@ -4708,7 +4792,7 @@
           <w:rFonts w:eastAsia="Arial" w:cs="Arial"/>
           <w:bCs/>
           <w:sz w:val="20"/>
-          <w:szCs w:val="19"/>
+          <w:szCs w:val="20"/>
           <w:color w:val="292D32"/>
         </w:rPr>
         <w:t xml:space="preserve"> TAMU</w:t>
@@ -4718,7 +4802,7 @@
           <w:rFonts w:eastAsia="Arial" w:cs="Arial"/>
           <w:bCs/>
           <w:sz w:val="20"/>
-          <w:szCs w:val="19"/>
+          <w:szCs w:val="20"/>
           <w:color w:val="292D32"/>
         </w:rPr>
         <w:t xml:space="preserve"> (</w:t>
@@ -4728,7 +4812,7 @@
           <w:rFonts w:eastAsia="Arial" w:cs="Arial"/>
           <w:bCs/>
           <w:sz w:val="20"/>
-          <w:szCs w:val="19"/>
+          <w:szCs w:val="20"/>
           <w:color w:val="292D32"/>
         </w:rPr>
         <w:t>2023</w:t>
@@ -4737,7 +4821,7 @@
         <w:rPr>
           <w:rFonts w:eastAsia="Arial" w:cs="Arial"/>
           <w:sz w:val="20"/>
-          <w:szCs w:val="19"/>
+          <w:szCs w:val="20"/>
           <w:color w:val="292D32"/>
         </w:rPr>
         <w:t>)</w:t>
@@ -4747,19 +4831,24 @@
       <w:pPr>
         <w:keepNext w:val="0"/>
         <w:keepLines/>
+        <w:pageBreakBefore w:val="0"/>
         <w:tabs>
           <w:tab w:pos="10858" w:val="right"/>
         </w:tabs>
-        <w:spacing w:after="40" w:line="240" w:lineRule="exact" w:before="0"/>
-        <w:ind w:left="0" w:firstLine="0"/>
-        <w:jc w:val="left"/>
-      </w:pPr>
-      <w:r>
-        <w:rPr>
-          <w:rFonts w:eastAsia="Arial" w:cs="Arial"/>
-          <w:bCs/>
-          <w:sz w:val="20"/>
-          <w:szCs w:val="19"/>
+        <w:spacing w:after="30" w:line="230" w:lineRule="exact" w:before="0"/>
+        <w:ind w:left="216" w:hanging="158"/>
+        <w:jc w:val="both"/>
+        <w:numPr>
+          <w:ilvl w:val="0"/>
+          <w:numId w:val="2"/>
+        </w:numPr>
+      </w:pPr>
+      <w:r>
+        <w:rPr>
+          <w:rFonts w:eastAsia="Arial" w:cs="Arial"/>
+          <w:bCs/>
+          <w:sz w:val="20"/>
+          <w:szCs w:val="20"/>
           <w:color w:val="292D32"/>
         </w:rPr>
         <w:t xml:space="preserve">Martin Donald Corera Memorial Travel Award </w:t>
@@ -4769,7 +4858,7 @@
           <w:rFonts w:eastAsia="Arial" w:cs="Arial"/>
           <w:bCs/>
           <w:sz w:val="20"/>
-          <w:szCs w:val="19"/>
+          <w:szCs w:val="20"/>
           <w:color w:val="292D32"/>
         </w:rPr>
         <w:t>(2023)</w:t>
@@ -4782,9 +4871,10 @@
         <w:tabs>
           <w:tab w:pos="10858" w:val="right"/>
         </w:tabs>
-        <w:spacing w:before="140" w:after="80" w:line="260" w:lineRule="exact"/>
+        <w:spacing w:before="120" w:after="80" w:line="260" w:lineRule="exact"/>
         <w:ind w:left="0" w:firstLine="0"/>
         <w:jc w:val="left"/>
+        <w:pageBreakBefore w:val="0"/>
         <w:pBdr>
           <w:bottom w:val="single" w:sz="3" w:space="2" w:color="CCD4DB"/>
         </w:pBdr>
@@ -4804,18 +4894,19 @@
       <w:pPr>
         <w:keepNext/>
         <w:keepLines/>
+        <w:pageBreakBefore w:val="0"/>
         <w:tabs>
           <w:tab w:pos="10858" w:val="right"/>
         </w:tabs>
-        <w:spacing w:after="60" w:line="240" w:lineRule="exact" w:before="110"/>
+        <w:spacing w:after="30" w:line="230" w:lineRule="exact" w:before="80"/>
         <w:ind w:left="0" w:firstLine="0"/>
-        <w:jc w:val="left"/>
-      </w:pPr>
-      <w:r>
-        <w:rPr>
-          <w:rFonts w:eastAsia="Arial" w:cs="Arial"/>
-          <w:sz w:val="20"/>
-          <w:szCs w:val="19"/>
+        <w:jc w:val="both"/>
+      </w:pPr>
+      <w:r>
+        <w:rPr>
+          <w:rFonts w:eastAsia="Arial" w:cs="Arial"/>
+          <w:sz w:val="20"/>
+          <w:szCs w:val="20"/>
           <w:b/>
           <w:color w:val="292D32"/>
         </w:rPr>
@@ -4829,7 +4920,7 @@
           <w:i/>
           <w:iCs/>
           <w:sz w:val="20"/>
-          <w:szCs w:val="19"/>
+          <w:szCs w:val="20"/>
           <w:color w:val="292D32"/>
         </w:rPr>
         <w:t>(Active member and ex-treasurer)</w:t>
@@ -4842,8 +4933,8 @@
           <w:i w:val="0"/>
           <w:iCs/>
           <w:color w:val="606A74"/>
-          <w:sz w:val="18"/>
-          <w:szCs w:val="19"/>
+          <w:sz w:val="20"/>
+          <w:szCs w:val="20"/>
         </w:rPr>
         <w:tab/>
       </w:r>
@@ -4854,8 +4945,8 @@
           <w:i w:val="0"/>
           <w:iCs/>
           <w:color w:val="606A74"/>
-          <w:sz w:val="18"/>
-          <w:szCs w:val="19"/>
+          <w:sz w:val="20"/>
+          <w:szCs w:val="20"/>
         </w:rPr>
         <w:t>2022 – present</w:t>
       </w:r>
@@ -4864,6 +4955,7 @@
       <w:pPr>
         <w:keepNext w:val="0"/>
         <w:keepLines/>
+        <w:pageBreakBefore w:val="0"/>
         <w:numPr>
           <w:ilvl w:val="0"/>
           <w:numId w:val="17"/>
@@ -4871,16 +4963,16 @@
         <w:tabs>
           <w:tab w:pos="10858" w:val="right"/>
         </w:tabs>
-        <w:spacing w:after="40" w:line="230" w:lineRule="exact" w:before="0"/>
+        <w:spacing w:after="30" w:line="230" w:lineRule="exact" w:before="0"/>
         <w:ind w:left="216" w:hanging="158"/>
-        <w:jc w:val="left"/>
-      </w:pPr>
-      <w:r>
-        <w:rPr>
-          <w:rFonts w:eastAsia="Arial" w:cs="Arial"/>
-          <w:bCs/>
-          <w:sz w:val="20"/>
-          <w:szCs w:val="19"/>
+        <w:jc w:val="both"/>
+      </w:pPr>
+      <w:r>
+        <w:rPr>
+          <w:rFonts w:eastAsia="Arial" w:cs="Arial"/>
+          <w:bCs/>
+          <w:sz w:val="20"/>
+          <w:szCs w:val="20"/>
           <w:color w:val="292D32"/>
         </w:rPr>
         <w:t>Served as treasurer and chair of the judiciary board, managing financial operations and supporting the society’s activities.</w:t>
@@ -4890,6 +4982,7 @@
       <w:pPr>
         <w:keepNext w:val="0"/>
         <w:keepLines/>
+        <w:pageBreakBefore w:val="0"/>
         <w:numPr>
           <w:ilvl w:val="0"/>
           <w:numId w:val="17"/>
@@ -4897,16 +4990,16 @@
         <w:tabs>
           <w:tab w:pos="10858" w:val="right"/>
         </w:tabs>
-        <w:spacing w:after="40" w:line="230" w:lineRule="exact" w:before="0"/>
+        <w:spacing w:after="30" w:line="230" w:lineRule="exact" w:before="0"/>
         <w:ind w:left="216" w:hanging="158"/>
-        <w:jc w:val="left"/>
-      </w:pPr>
-      <w:r>
-        <w:rPr>
-          <w:rFonts w:eastAsia="Arial" w:cs="Arial"/>
-          <w:bCs/>
-          <w:sz w:val="20"/>
-          <w:szCs w:val="19"/>
+        <w:jc w:val="both"/>
+      </w:pPr>
+      <w:r>
+        <w:rPr>
+          <w:rFonts w:eastAsia="Arial" w:cs="Arial"/>
+          <w:bCs/>
+          <w:sz w:val="20"/>
+          <w:szCs w:val="20"/>
           <w:color w:val="292D32"/>
         </w:rPr>
         <w:t>Volunteered for Chemistry Open House at Texas A&amp;M University (2022 and 2023) to promote chemistry education and engage the broader Aggie community.</w:t>
@@ -4916,12 +5009,13 @@
       <w:pPr>
         <w:keepNext/>
         <w:keepLines/>
+        <w:pageBreakBefore w:val="0"/>
         <w:tabs>
           <w:tab w:pos="10858" w:val="right"/>
         </w:tabs>
-        <w:spacing w:after="60" w:line="240" w:lineRule="exact" w:before="110"/>
+        <w:spacing w:after="30" w:line="230" w:lineRule="exact" w:before="80"/>
         <w:ind w:left="0" w:firstLine="0"/>
-        <w:jc w:val="left"/>
+        <w:jc w:val="both"/>
       </w:pPr>
       <w:r>
         <w:rPr>
@@ -4929,7 +5023,7 @@
           <w:b/>
           <w:bCs/>
           <w:sz w:val="20"/>
-          <w:szCs w:val="19"/>
+          <w:szCs w:val="20"/>
           <w:color w:val="292D32"/>
         </w:rPr>
         <w:t>ACS Division of Chemical Health and Safety Workshop</w:t>
@@ -4942,7 +5036,7 @@
           <w:i/>
           <w:iCs/>
           <w:sz w:val="20"/>
-          <w:szCs w:val="19"/>
+          <w:szCs w:val="20"/>
           <w:color w:val="292D32"/>
         </w:rPr>
         <w:t xml:space="preserve"> </w:t>
@@ -4954,7 +5048,7 @@
           <w:i/>
           <w:iCs/>
           <w:sz w:val="20"/>
-          <w:szCs w:val="19"/>
+          <w:szCs w:val="20"/>
           <w:color w:val="292D32"/>
         </w:rPr>
         <w:t>(Moderator)</w:t>
@@ -4966,8 +5060,8 @@
           <w:i w:val="0"/>
           <w:iCs/>
           <w:color w:val="606A74"/>
-          <w:sz w:val="18"/>
-          <w:szCs w:val="19"/>
+          <w:sz w:val="20"/>
+          <w:szCs w:val="20"/>
         </w:rPr>
         <w:tab/>
       </w:r>
@@ -4979,8 +5073,8 @@
           <w:i w:val="0"/>
           <w:iCs/>
           <w:color w:val="606A74"/>
-          <w:sz w:val="18"/>
-          <w:szCs w:val="19"/>
+          <w:sz w:val="20"/>
+          <w:szCs w:val="20"/>
         </w:rPr>
         <w:t>Aug 2023</w:t>
       </w:r>
@@ -4989,6 +5083,7 @@
       <w:pPr>
         <w:keepNext w:val="0"/>
         <w:keepLines/>
+        <w:pageBreakBefore w:val="0"/>
         <w:numPr>
           <w:ilvl w:val="0"/>
           <w:numId w:val="17"/>
@@ -4996,16 +5091,16 @@
         <w:tabs>
           <w:tab w:pos="10858" w:val="right"/>
         </w:tabs>
-        <w:spacing w:after="40" w:line="230" w:lineRule="exact" w:before="0"/>
+        <w:spacing w:after="30" w:line="230" w:lineRule="exact" w:before="0"/>
         <w:ind w:left="216" w:hanging="158"/>
-        <w:jc w:val="left"/>
-      </w:pPr>
-      <w:r>
-        <w:rPr>
-          <w:rFonts w:eastAsia="Arial" w:cs="Arial"/>
-          <w:bCs/>
-          <w:sz w:val="20"/>
-          <w:szCs w:val="19"/>
+        <w:jc w:val="both"/>
+      </w:pPr>
+      <w:r>
+        <w:rPr>
+          <w:rFonts w:eastAsia="Arial" w:cs="Arial"/>
+          <w:bCs/>
+          <w:sz w:val="20"/>
+          <w:szCs w:val="20"/>
           <w:color w:val="292D32"/>
         </w:rPr>
         <w:t>Introduced the RAMP (recognize hazards, assess risk, minimize risk, and prepare for emergencies) paradigm through case studies and interactive discussions to develop effective laboratory safety practices.</w:t>
@@ -5015,12 +5110,13 @@
       <w:pPr>
         <w:keepNext/>
         <w:keepLines/>
+        <w:pageBreakBefore w:val="0"/>
         <w:tabs>
           <w:tab w:pos="10858" w:val="right"/>
         </w:tabs>
-        <w:spacing w:after="60" w:line="240" w:lineRule="exact" w:before="110"/>
+        <w:spacing w:after="30" w:line="230" w:lineRule="exact" w:before="80"/>
         <w:ind w:left="0" w:firstLine="0"/>
-        <w:jc w:val="left"/>
+        <w:jc w:val="both"/>
       </w:pPr>
       <w:r>
         <w:rPr>
@@ -5028,7 +5124,7 @@
           <w:b/>
           <w:bCs/>
           <w:sz w:val="20"/>
-          <w:szCs w:val="19"/>
+          <w:szCs w:val="20"/>
           <w:color w:val="292D32"/>
         </w:rPr>
         <w:t>Graduate Student Association of Chemistry (GSAC), TAMU</w:t>
@@ -5041,7 +5137,7 @@
           <w:i/>
           <w:iCs/>
           <w:sz w:val="20"/>
-          <w:szCs w:val="19"/>
+          <w:szCs w:val="20"/>
           <w:color w:val="292D32"/>
         </w:rPr>
         <w:t xml:space="preserve"> (At </w:t>
@@ -5054,7 +5150,7 @@
           <w:i/>
           <w:iCs/>
           <w:sz w:val="20"/>
-          <w:szCs w:val="19"/>
+          <w:szCs w:val="20"/>
           <w:color w:val="292D32"/>
         </w:rPr>
         <w:t>l</w:t>
@@ -5067,7 +5163,7 @@
           <w:i/>
           <w:iCs/>
           <w:sz w:val="20"/>
-          <w:szCs w:val="19"/>
+          <w:szCs w:val="20"/>
           <w:color w:val="292D32"/>
         </w:rPr>
         <w:t xml:space="preserve">arge </w:t>
@@ -5080,7 +5176,7 @@
           <w:i/>
           <w:iCs/>
           <w:sz w:val="20"/>
-          <w:szCs w:val="19"/>
+          <w:szCs w:val="20"/>
           <w:color w:val="292D32"/>
         </w:rPr>
         <w:t>r</w:t>
@@ -5093,7 +5189,7 @@
           <w:i/>
           <w:iCs/>
           <w:sz w:val="20"/>
-          <w:szCs w:val="19"/>
+          <w:szCs w:val="20"/>
           <w:color w:val="292D32"/>
         </w:rPr>
         <w:t>epresentative)</w:t>
@@ -5106,8 +5202,8 @@
           <w:i w:val="0"/>
           <w:iCs/>
           <w:color w:val="606A74"/>
-          <w:sz w:val="18"/>
-          <w:szCs w:val="19"/>
+          <w:sz w:val="20"/>
+          <w:szCs w:val="20"/>
         </w:rPr>
         <w:tab/>
       </w:r>
@@ -5119,8 +5215,8 @@
           <w:i w:val="0"/>
           <w:iCs/>
           <w:color w:val="606A74"/>
-          <w:sz w:val="18"/>
-          <w:szCs w:val="19"/>
+          <w:sz w:val="20"/>
+          <w:szCs w:val="20"/>
         </w:rPr>
         <w:t>2022 – 2023</w:t>
       </w:r>
@@ -5129,6 +5225,7 @@
       <w:pPr>
         <w:keepNext w:val="0"/>
         <w:keepLines/>
+        <w:pageBreakBefore w:val="0"/>
         <w:numPr>
           <w:ilvl w:val="0"/>
           <w:numId w:val="17"/>
@@ -5136,16 +5233,16 @@
         <w:tabs>
           <w:tab w:pos="10858" w:val="right"/>
         </w:tabs>
-        <w:spacing w:after="40" w:line="230" w:lineRule="exact" w:before="0"/>
+        <w:spacing w:after="30" w:line="230" w:lineRule="exact" w:before="0"/>
         <w:ind w:left="216" w:hanging="158"/>
-        <w:jc w:val="left"/>
-      </w:pPr>
-      <w:r>
-        <w:rPr>
-          <w:rFonts w:eastAsia="Arial" w:cs="Arial"/>
-          <w:bCs/>
-          <w:sz w:val="20"/>
-          <w:szCs w:val="19"/>
+        <w:jc w:val="both"/>
+      </w:pPr>
+      <w:r>
+        <w:rPr>
+          <w:rFonts w:eastAsia="Arial" w:cs="Arial"/>
+          <w:bCs/>
+          <w:sz w:val="20"/>
+          <w:szCs w:val="20"/>
           <w:color w:val="292D32"/>
         </w:rPr>
         <w:t xml:space="preserve">Volunteered at various social and professional events to support, engage, and advocate for graduate students within the </w:t>
@@ -5155,7 +5252,7 @@
           <w:rFonts w:eastAsia="Arial" w:cs="Arial"/>
           <w:bCs/>
           <w:sz w:val="20"/>
-          <w:szCs w:val="19"/>
+          <w:szCs w:val="20"/>
           <w:color w:val="292D32"/>
         </w:rPr>
         <w:t>C</w:t>
@@ -5165,7 +5262,7 @@
           <w:rFonts w:eastAsia="Arial" w:cs="Arial"/>
           <w:bCs/>
           <w:sz w:val="20"/>
-          <w:szCs w:val="19"/>
+          <w:szCs w:val="20"/>
           <w:color w:val="292D32"/>
         </w:rPr>
         <w:t>hemistry department.</w:t>
@@ -5175,6 +5272,7 @@
       <w:pPr>
         <w:keepNext w:val="0"/>
         <w:keepLines/>
+        <w:pageBreakBefore w:val="0"/>
         <w:numPr>
           <w:ilvl w:val="0"/>
           <w:numId w:val="17"/>
@@ -5182,16 +5280,16 @@
         <w:tabs>
           <w:tab w:pos="10858" w:val="right"/>
         </w:tabs>
-        <w:spacing w:after="40" w:line="230" w:lineRule="exact" w:before="0"/>
+        <w:spacing w:after="30" w:line="230" w:lineRule="exact" w:before="0"/>
         <w:ind w:left="216" w:hanging="158"/>
-        <w:jc w:val="left"/>
-      </w:pPr>
-      <w:r>
-        <w:rPr>
-          <w:rFonts w:eastAsia="Arial" w:cs="Arial"/>
-          <w:bCs/>
-          <w:sz w:val="20"/>
-          <w:szCs w:val="19"/>
+        <w:jc w:val="both"/>
+      </w:pPr>
+      <w:r>
+        <w:rPr>
+          <w:rFonts w:eastAsia="Arial" w:cs="Arial"/>
+          <w:bCs/>
+          <w:sz w:val="20"/>
+          <w:szCs w:val="20"/>
           <w:color w:val="292D32"/>
         </w:rPr>
         <w:t xml:space="preserve">Mentored prospective graduate students during </w:t>
@@ -5201,7 +5299,7 @@
           <w:rFonts w:eastAsia="Arial" w:cs="Arial"/>
           <w:bCs/>
           <w:sz w:val="20"/>
-          <w:szCs w:val="19"/>
+          <w:szCs w:val="20"/>
           <w:color w:val="292D32"/>
         </w:rPr>
         <w:t>G</w:t>
@@ -5211,7 +5309,7 @@
           <w:rFonts w:eastAsia="Arial" w:cs="Arial"/>
           <w:bCs/>
           <w:sz w:val="20"/>
-          <w:szCs w:val="19"/>
+          <w:szCs w:val="20"/>
           <w:color w:val="292D32"/>
         </w:rPr>
         <w:t>raduate Recruiting Week (2022–2023), facilitating their transition and providing insights into the graduate experience.</w:t>
@@ -5221,12 +5319,13 @@
       <w:pPr>
         <w:keepNext/>
         <w:keepLines/>
+        <w:pageBreakBefore w:val="0"/>
         <w:tabs>
           <w:tab w:pos="10858" w:val="right"/>
         </w:tabs>
-        <w:spacing w:after="60" w:line="240" w:lineRule="exact" w:before="110"/>
+        <w:spacing w:after="30" w:line="230" w:lineRule="exact" w:before="80"/>
         <w:ind w:left="0" w:firstLine="0"/>
-        <w:jc w:val="left"/>
+        <w:jc w:val="both"/>
       </w:pPr>
       <w:r>
         <w:rPr>
@@ -5234,7 +5333,7 @@
           <w:b/>
           <w:bCs/>
           <w:sz w:val="20"/>
-          <w:szCs w:val="19"/>
+          <w:szCs w:val="20"/>
           <w:color w:val="292D32"/>
         </w:rPr>
         <w:t xml:space="preserve">Technology Transfer Group, IIT Kharagpur </w:t>
@@ -5246,7 +5345,7 @@
           <w:i/>
           <w:iCs/>
           <w:sz w:val="20"/>
-          <w:szCs w:val="19"/>
+          <w:szCs w:val="20"/>
           <w:color w:val="292D32"/>
         </w:rPr>
         <w:t>(Coordinator)</w:t>
@@ -5258,8 +5357,8 @@
           <w:i w:val="0"/>
           <w:iCs/>
           <w:color w:val="606A74"/>
-          <w:sz w:val="18"/>
-          <w:szCs w:val="19"/>
+          <w:sz w:val="20"/>
+          <w:szCs w:val="20"/>
         </w:rPr>
         <w:tab/>
       </w:r>
@@ -5271,8 +5370,8 @@
           <w:i w:val="0"/>
           <w:iCs/>
           <w:color w:val="606A74"/>
-          <w:sz w:val="18"/>
-          <w:szCs w:val="19"/>
+          <w:sz w:val="20"/>
+          <w:szCs w:val="20"/>
         </w:rPr>
         <w:t>2018 – 2019</w:t>
       </w:r>
@@ -5281,6 +5380,7 @@
       <w:pPr>
         <w:keepNext w:val="0"/>
         <w:keepLines/>
+        <w:pageBreakBefore w:val="0"/>
         <w:numPr>
           <w:ilvl w:val="0"/>
           <w:numId w:val="30"/>
@@ -5288,15 +5388,15 @@
         <w:tabs>
           <w:tab w:pos="10858" w:val="right"/>
         </w:tabs>
-        <w:spacing w:after="40" w:line="230" w:lineRule="exact" w:before="0"/>
+        <w:spacing w:after="30" w:line="230" w:lineRule="exact" w:before="0"/>
         <w:ind w:left="216" w:hanging="158"/>
-        <w:jc w:val="left"/>
-      </w:pPr>
-      <w:r>
-        <w:rPr>
-          <w:rFonts w:eastAsia="Arial" w:cs="Arial"/>
-          <w:sz w:val="20"/>
-          <w:szCs w:val="19"/>
+        <w:jc w:val="both"/>
+      </w:pPr>
+      <w:r>
+        <w:rPr>
+          <w:rFonts w:eastAsia="Arial" w:cs="Arial"/>
+          <w:sz w:val="20"/>
+          <w:szCs w:val="20"/>
           <w:color w:val="292D32"/>
         </w:rPr>
         <w:t>Organized multiple events to promote intellectual property awareness and patent drive in IIT Kharagpur as the bridge between the research labs and industry.</w:t>

--- a/resumes/Samya_Samanta_Synthetic_Organic_Chemist.docx
+++ b/resumes/Samya_Samanta_Synthetic_Organic_Chemist.docx
@@ -21,7 +21,7 @@
           <w:szCs w:val="36"/>
           <w:b/>
         </w:rPr>
-        <w:t>SAMYA SAMANTA</w:t>
+        <w:t xml:space="preserve">SAMYA SAMANTA</w:t>
       </w:r>
     </w:p>
     <w:p>
@@ -47,7 +47,7 @@
             <w:szCs w:val="16"/>
             <w:color w:val="292D32"/>
           </w:rPr>
-          <w:t>samya.samanta@tamu.edu</w:t>
+          <w:t xml:space="preserve">samya.samanta@tamu.edu</w:t>
         </w:r>
       </w:hyperlink>
       <w:r>
@@ -95,7 +95,6 @@
           <w:i w:val="0"/>
         </w:rPr>
         <w:lastRenderedPageBreak/>
-        <w:t xml:space="preserve">  </w:t>
       </w:r>
       <w:r>
         <w:rPr>
@@ -105,7 +104,17 @@
           <w:b/>
           <w:i w:val="0"/>
         </w:rPr>
-        <w:t>EDUCATION</w:t>
+        <w:t xml:space="preserve">  </w:t>
+      </w:r>
+      <w:r>
+        <w:rPr>
+          <w:rFonts w:eastAsia="Arial" w:cs="Arial"/>
+          <w:color w:val="253D50"/>
+          <w:sz w:val="21"/>
+          <w:b/>
+          <w:i w:val="0"/>
+        </w:rPr>
+        <w:t xml:space="preserve">EDUCATION</w:t>
       </w:r>
     </w:p>
     <w:p>
@@ -129,7 +138,7 @@
           <w:szCs w:val="20"/>
           <w:color w:val="292D32"/>
         </w:rPr>
-        <w:t>Ph.D. in Chemistry, Texas A&amp;M University, College Station, TX</w:t>
+        <w:t xml:space="preserve">Ph.D. in Chemistry, Texas A&amp;M University, College Station, TX</w:t>
       </w:r>
       <w:r>
         <w:rPr>
@@ -153,7 +162,7 @@
           <w:sz w:val="20"/>
           <w:szCs w:val="20"/>
         </w:rPr>
-        <w:t>2021</w:t>
+        <w:t xml:space="preserve">2021</w:t>
       </w:r>
       <w:r>
         <w:rPr>
@@ -179,7 +188,7 @@
           <w:sz w:val="20"/>
           <w:szCs w:val="20"/>
         </w:rPr>
-        <w:t>2026</w:t>
+        <w:t xml:space="preserve">2026</w:t>
       </w:r>
     </w:p>
     <w:p>
@@ -200,7 +209,7 @@
           <w:szCs w:val="20"/>
           <w:color w:val="292D32"/>
         </w:rPr>
-        <w:t>Thesis title:</w:t>
+        <w:t xml:space="preserve">Thesis title:</w:t>
       </w:r>
       <w:r>
         <w:rPr>
@@ -222,7 +231,7 @@
           <w:szCs w:val="20"/>
           <w:color w:val="292D32"/>
         </w:rPr>
-        <w:t>Design and Application of Electrophilic Amine Salts for Modern Organic Synthesis</w:t>
+        <w:t xml:space="preserve">Design and Application of Electrophilic Amine Salts for Modern Organic Synthesis</w:t>
       </w:r>
     </w:p>
     <w:p>
@@ -245,7 +254,7 @@
           <w:szCs w:val="20"/>
           <w:color w:val="292D32"/>
         </w:rPr>
-        <w:t>Advisor:</w:t>
+        <w:t xml:space="preserve">Advisor:</w:t>
       </w:r>
       <w:r>
         <w:rPr>
@@ -264,7 +273,7 @@
           <w:szCs w:val="20"/>
           <w:color w:val="292D32"/>
         </w:rPr>
-        <w:t>David C. Powers</w:t>
+        <w:t xml:space="preserve">David C. Powers</w:t>
       </w:r>
       <w:r>
         <w:rPr>
@@ -291,7 +300,7 @@
           <w:szCs w:val="20"/>
           <w:color w:val="292D32"/>
         </w:rPr>
-        <w:t>GPA:</w:t>
+        <w:t xml:space="preserve">GPA:</w:t>
       </w:r>
       <w:r>
         <w:rPr>
@@ -334,7 +343,7 @@
           <w:szCs w:val="20"/>
           <w:color w:val="292D32"/>
         </w:rPr>
-        <w:t>BS &amp; MS in Chemistry, Indian Institute of Technology Kharagpur, India</w:t>
+        <w:t xml:space="preserve">BS &amp; MS in Chemistry, Indian Institute of Technology Kharagpur, India</w:t>
       </w:r>
       <w:r>
         <w:rPr>
@@ -359,7 +368,7 @@
           <w:sz w:val="20"/>
           <w:szCs w:val="20"/>
         </w:rPr>
-        <w:t>20</w:t>
+        <w:t xml:space="preserve">20</w:t>
       </w:r>
       <w:r>
         <w:rPr>
@@ -372,7 +381,7 @@
           <w:sz w:val="20"/>
           <w:szCs w:val="20"/>
         </w:rPr>
-        <w:t>15</w:t>
+        <w:t xml:space="preserve">15</w:t>
       </w:r>
       <w:r>
         <w:rPr>
@@ -398,7 +407,7 @@
           <w:sz w:val="20"/>
           <w:szCs w:val="20"/>
         </w:rPr>
-        <w:t>202</w:t>
+        <w:t xml:space="preserve">202</w:t>
       </w:r>
       <w:r>
         <w:rPr>
@@ -411,7 +420,7 @@
           <w:sz w:val="20"/>
           <w:szCs w:val="20"/>
         </w:rPr>
-        <w:t>0</w:t>
+        <w:t xml:space="preserve">0</w:t>
       </w:r>
     </w:p>
     <w:p>
@@ -479,7 +488,7 @@
           <w:szCs w:val="20"/>
           <w:color w:val="292D32"/>
         </w:rPr>
-        <w:t>Ph.D. chemist specializing in synthetic organic chemistry, small molecule synthesis, method development, and reaction optimization. Designs robust synthetic protocols by integrating mechanistic insight with catalysis, electrochemistry, and photochemistry. Experienced in purification, analytical characterization, laboratory safety, technical documentation, and mentoring in research environments.</w:t>
+        <w:t xml:space="preserve">Ph.D. chemist specializing in synthetic organic chemistry, small molecule synthesis, method development, and reaction optimization. Designs robust synthetic protocols by integrating mechanistic insight with catalysis, electrochemistry, and photochemistry. Experienced in purification, analytical characterization, laboratory safety, technical documentation, and mentoring in research environments.</w:t>
       </w:r>
     </w:p>
     <w:p>
@@ -515,7 +524,7 @@
           <w:b/>
           <w:i w:val="0"/>
         </w:rPr>
-        <w:t>TECHNICAL SKILLS</w:t>
+        <w:t xml:space="preserve">TECHNICAL SKILLS</w:t>
       </w:r>
     </w:p>
     <w:p>
@@ -538,7 +547,7 @@
           <w:b/>
           <w:color w:val="292D32"/>
         </w:rPr>
-        <w:t>Synthetic Chemistry</w:t>
+        <w:t xml:space="preserve">Synthetic Chemistry</w:t>
       </w:r>
       <w:r>
         <w:rPr>
@@ -559,7 +568,7 @@
           <w:szCs w:val="20"/>
           <w:color w:val="292D32"/>
         </w:rPr>
-        <w:t>O</w:t>
+        <w:t xml:space="preserve">O</w:t>
       </w:r>
       <w:r>
         <w:rPr>
@@ -579,17 +588,17 @@
           <w:szCs w:val="20"/>
           <w:color w:val="292D32"/>
         </w:rPr>
-        <w:t>a</w:t>
-      </w:r>
-      <w:r>
-        <w:rPr>
-          <w:rFonts w:eastAsia="Arial" w:cs="Arial"/>
-          <w:bCs/>
-          <w:sz w:val="20"/>
-          <w:szCs w:val="20"/>
-          <w:color w:val="292D32"/>
-        </w:rPr>
-        <w:t>nalysis • Method development • Reaction optimization • Transition-metal catalysis • Electrochemistry • Photochemistry • Radical chemistry • Mechanistic investigations • Air-sensitive synthesis</w:t>
+        <w:t xml:space="preserve">a</w:t>
+      </w:r>
+      <w:r>
+        <w:rPr>
+          <w:rFonts w:eastAsia="Arial" w:cs="Arial"/>
+          <w:bCs/>
+          <w:sz w:val="20"/>
+          <w:szCs w:val="20"/>
+          <w:color w:val="292D32"/>
+        </w:rPr>
+        <w:t xml:space="preserve">nalysis • Method development • Reaction optimization • Transition-metal catalysis • Electrochemistry • Photochemistry • Radical chemistry • Mechanistic investigations • Air-sensitive synthesis</w:t>
       </w:r>
     </w:p>
     <w:p>
@@ -642,27 +651,27 @@
           <w:szCs w:val="20"/>
           <w:color w:val="292D32"/>
         </w:rPr>
-        <w:t>Column chromatography • HPLC • NMR • EPR • GC-MS • IR • UV</w:t>
-      </w:r>
-      <w:r>
-        <w:rPr>
-          <w:rFonts w:eastAsia="Arial" w:cs="Arial"/>
-          <w:bCs/>
-          <w:sz w:val="20"/>
-          <w:szCs w:val="20"/>
-          <w:color w:val="292D32"/>
-        </w:rPr>
-        <w:t>-</w:t>
-      </w:r>
-      <w:r>
-        <w:rPr>
-          <w:rFonts w:eastAsia="Arial" w:cs="Arial"/>
-          <w:bCs/>
-          <w:sz w:val="20"/>
-          <w:szCs w:val="20"/>
-          <w:color w:val="292D32"/>
-        </w:rPr>
-        <w:t>Vis •</w:t>
+        <w:t xml:space="preserve">Column chromatography • HPLC • NMR • EPR • GC-MS • IR • UV</w:t>
+      </w:r>
+      <w:r>
+        <w:rPr>
+          <w:rFonts w:eastAsia="Arial" w:cs="Arial"/>
+          <w:bCs/>
+          <w:sz w:val="20"/>
+          <w:szCs w:val="20"/>
+          <w:color w:val="292D32"/>
+        </w:rPr>
+        <w:t xml:space="preserve">-</w:t>
+      </w:r>
+      <w:r>
+        <w:rPr>
+          <w:rFonts w:eastAsia="Arial" w:cs="Arial"/>
+          <w:bCs/>
+          <w:sz w:val="20"/>
+          <w:szCs w:val="20"/>
+          <w:color w:val="292D32"/>
+        </w:rPr>
+        <w:t xml:space="preserve">Vis •</w:t>
       </w:r>
       <w:r>
         <w:rPr>
@@ -692,17 +701,17 @@
           <w:szCs w:val="20"/>
           <w:color w:val="292D32"/>
         </w:rPr>
-        <w:t>v</w:t>
-      </w:r>
-      <w:r>
-        <w:rPr>
-          <w:rFonts w:eastAsia="Arial" w:cs="Arial"/>
-          <w:bCs/>
-          <w:sz w:val="20"/>
-          <w:szCs w:val="20"/>
-          <w:color w:val="292D32"/>
-        </w:rPr>
-        <w:t>oltammetry</w:t>
+        <w:t xml:space="preserve">v</w:t>
+      </w:r>
+      <w:r>
+        <w:rPr>
+          <w:rFonts w:eastAsia="Arial" w:cs="Arial"/>
+          <w:bCs/>
+          <w:sz w:val="20"/>
+          <w:szCs w:val="20"/>
+          <w:color w:val="292D32"/>
+        </w:rPr>
+        <w:t xml:space="preserve">oltammetry</w:t>
       </w:r>
     </w:p>
     <w:p>
@@ -745,7 +754,7 @@
           <w:szCs w:val="20"/>
           <w:color w:val="292D32"/>
         </w:rPr>
-        <w:t>P</w:t>
+        <w:t xml:space="preserve">P</w:t>
       </w:r>
       <w:r>
         <w:rPr>
@@ -765,7 +774,7 @@
           <w:szCs w:val="20"/>
           <w:color w:val="292D32"/>
         </w:rPr>
-        <w:t>C</w:t>
+        <w:t xml:space="preserve">C</w:t>
       </w:r>
       <w:r>
         <w:rPr>
@@ -785,17 +794,17 @@
           <w:szCs w:val="20"/>
           <w:color w:val="292D32"/>
         </w:rPr>
-        <w:t>c</w:t>
-      </w:r>
-      <w:r>
-        <w:rPr>
-          <w:rFonts w:eastAsia="Arial" w:cs="Arial"/>
-          <w:bCs/>
-          <w:sz w:val="20"/>
-          <w:szCs w:val="20"/>
-          <w:color w:val="292D32"/>
-        </w:rPr>
-        <w:t>haracterization</w:t>
+        <w:t xml:space="preserve">c</w:t>
+      </w:r>
+      <w:r>
+        <w:rPr>
+          <w:rFonts w:eastAsia="Arial" w:cs="Arial"/>
+          <w:bCs/>
+          <w:sz w:val="20"/>
+          <w:szCs w:val="20"/>
+          <w:color w:val="292D32"/>
+        </w:rPr>
+        <w:t xml:space="preserve">haracterization</w:t>
       </w:r>
       <w:r>
         <w:rPr>
@@ -825,7 +834,7 @@
           <w:szCs w:val="20"/>
           <w:color w:val="292D32"/>
         </w:rPr>
-        <w:t>E</w:t>
+        <w:t xml:space="preserve">E</w:t>
       </w:r>
       <w:r>
         <w:rPr>
@@ -845,7 +854,7 @@
           <w:szCs w:val="20"/>
           <w:color w:val="292D32"/>
         </w:rPr>
-        <w:t>t</w:t>
+        <w:t xml:space="preserve">t</w:t>
       </w:r>
       <w:r>
         <w:rPr>
@@ -865,7 +874,7 @@
           <w:szCs w:val="20"/>
           <w:color w:val="292D32"/>
         </w:rPr>
-        <w:t>P</w:t>
+        <w:t xml:space="preserve">P</w:t>
       </w:r>
       <w:r>
         <w:rPr>
@@ -885,7 +894,7 @@
           <w:szCs w:val="20"/>
           <w:color w:val="292D32"/>
         </w:rPr>
-        <w:t>d</w:t>
+        <w:t xml:space="preserve">d</w:t>
       </w:r>
       <w:r>
         <w:rPr>
@@ -905,7 +914,7 @@
           <w:szCs w:val="20"/>
           <w:color w:val="292D32"/>
         </w:rPr>
-        <w:t>T</w:t>
+        <w:t xml:space="preserve">T</w:t>
       </w:r>
       <w:r>
         <w:rPr>
@@ -925,7 +934,7 @@
           <w:szCs w:val="20"/>
           <w:color w:val="292D32"/>
         </w:rPr>
-        <w:t>d</w:t>
+        <w:t xml:space="preserve">d</w:t>
       </w:r>
       <w:r>
         <w:rPr>
@@ -945,7 +954,7 @@
           <w:szCs w:val="20"/>
           <w:color w:val="292D32"/>
         </w:rPr>
-        <w:t>Grant writing</w:t>
+        <w:t xml:space="preserve">Grant writing</w:t>
       </w:r>
       <w:r>
         <w:rPr>
@@ -965,7 +974,7 @@
           <w:szCs w:val="20"/>
           <w:color w:val="292D32"/>
         </w:rPr>
-        <w:t>Laboratory safety</w:t>
+        <w:t xml:space="preserve">Laboratory safety</w:t>
       </w:r>
       <w:r>
         <w:rPr>
@@ -985,17 +994,17 @@
           <w:szCs w:val="20"/>
           <w:color w:val="292D32"/>
         </w:rPr>
-        <w:t>M</w:t>
-      </w:r>
-      <w:r>
-        <w:rPr>
-          <w:rFonts w:eastAsia="Arial" w:cs="Arial"/>
-          <w:bCs/>
-          <w:sz w:val="20"/>
-          <w:szCs w:val="20"/>
-          <w:color w:val="292D32"/>
-        </w:rPr>
-        <w:t>entoring and training</w:t>
+        <w:t xml:space="preserve">M</w:t>
+      </w:r>
+      <w:r>
+        <w:rPr>
+          <w:rFonts w:eastAsia="Arial" w:cs="Arial"/>
+          <w:bCs/>
+          <w:sz w:val="20"/>
+          <w:szCs w:val="20"/>
+          <w:color w:val="292D32"/>
+        </w:rPr>
+        <w:t xml:space="preserve">entoring and training</w:t>
       </w:r>
     </w:p>
     <w:p>
@@ -1045,7 +1054,7 @@
           <w:szCs w:val="20"/>
           <w:color w:val="292D32"/>
         </w:rPr>
-        <w:t>Texas A&amp;M University, College Station, TX, USA</w:t>
+        <w:t xml:space="preserve">Texas A&amp;M University, College Station, TX, USA</w:t>
       </w:r>
       <w:r>
         <w:rPr>
@@ -1068,7 +1077,7 @@
           <w:szCs w:val="20"/>
           <w:color w:val="292D32"/>
         </w:rPr>
-        <w:t>(PhD Candidate)</w:t>
+        <w:t xml:space="preserve">(PhD Candidate)</w:t>
       </w:r>
       <w:r>
         <w:rPr>
@@ -1094,7 +1103,7 @@
           <w:sz w:val="20"/>
           <w:szCs w:val="20"/>
         </w:rPr>
-        <w:t>2021 – 2026</w:t>
+        <w:t xml:space="preserve">2021 – 2026</w:t>
       </w:r>
     </w:p>
     <w:p>
@@ -1120,16 +1129,16 @@
           <w:szCs w:val="20"/>
           <w:color w:val="292D32"/>
         </w:rPr>
-        <w:t>Developed three synthetic method</w:t>
-      </w:r>
-      <w:r>
-        <w:rPr>
-          <w:rFonts w:eastAsia="Arial" w:cs="Arial"/>
-          <w:sz w:val="20"/>
-          <w:szCs w:val="20"/>
-          <w:color w:val="292D32"/>
-        </w:rPr>
-        <w:t>ologies</w:t>
+        <w:t xml:space="preserve">Developed three synthetic method</w:t>
+      </w:r>
+      <w:r>
+        <w:rPr>
+          <w:rFonts w:eastAsia="Arial" w:cs="Arial"/>
+          <w:sz w:val="20"/>
+          <w:szCs w:val="20"/>
+          <w:color w:val="292D32"/>
+        </w:rPr>
+        <w:t xml:space="preserve">ologies</w:t>
       </w:r>
       <w:r>
         <w:rPr>
@@ -1160,17 +1169,17 @@
           <w:szCs w:val="20"/>
           <w:color w:val="292D32"/>
         </w:rPr>
-        <w:t>-Phenethylamine synthesis</w:t>
-      </w:r>
-      <w:r>
-        <w:rPr>
-          <w:rFonts w:eastAsia="Arial" w:cs="Arial"/>
-          <w:bCs/>
-          <w:sz w:val="20"/>
-          <w:szCs w:val="20"/>
-          <w:color w:val="292D32"/>
-        </w:rPr>
-        <w:t>,</w:t>
+        <w:t xml:space="preserve">-Phenethylamine synthesis</w:t>
+      </w:r>
+      <w:r>
+        <w:rPr>
+          <w:rFonts w:eastAsia="Arial" w:cs="Arial"/>
+          <w:bCs/>
+          <w:sz w:val="20"/>
+          <w:szCs w:val="20"/>
+          <w:color w:val="292D32"/>
+        </w:rPr>
+        <w:t xml:space="preserve">,</w:t>
       </w:r>
       <w:r>
         <w:rPr>
@@ -1190,6 +1199,18 @@
           <w:color w:val="292D32"/>
         </w:rPr>
         <w:t xml:space="preserve">a base-free C–N cross-electrophile coupling, resulting in publications in </w:t>
+      </w:r>
+      <w:r>
+        <w:rPr>
+          <w:rFonts w:eastAsia="Arial" w:cs="Arial"/>
+          <w:i w:val="1"/>
+          <w:iCs/>
+          <w:sz w:val="20"/>
+          <w:szCs w:val="20"/>
+          <w:color w:val="292D32"/>
+          <w:u w:val="none"/>
+        </w:rPr>
+        <w:t xml:space="preserve">JACS</w:t>
       </w:r>
       <w:r>
         <w:rPr>
@@ -1200,7 +1221,7 @@
           <w:szCs w:val="20"/>
           <w:color w:val="292D32"/>
         </w:rPr>
-        <w:t>JACS</w:t>
+        <w:t xml:space="preserve">,</w:t>
       </w:r>
       <w:r>
         <w:rPr>
@@ -1211,7 +1232,33 @@
           <w:szCs w:val="20"/>
           <w:color w:val="292D32"/>
         </w:rPr>
-        <w:t>,</w:t>
+        <w:t xml:space="preserve"> </w:t>
+      </w:r>
+      <w:proofErr w:type="spellStart"/>
+      <w:r>
+        <w:rPr>
+          <w:rFonts w:eastAsia="Arial" w:cs="Arial"/>
+          <w:i w:val="1"/>
+          <w:iCs/>
+          <w:sz w:val="20"/>
+          <w:szCs w:val="20"/>
+          <w:color w:val="292D32"/>
+          <w:u w:val="none"/>
+        </w:rPr>
+        <w:t xml:space="preserve">Angew</w:t>
+      </w:r>
+      <w:proofErr w:type="spellEnd"/>
+      <w:r>
+        <w:rPr>
+          <w:rFonts w:eastAsia="Arial" w:cs="Arial"/>
+          <w:i w:val="1"/>
+          <w:iCs/>
+          <w:sz w:val="20"/>
+          <w:szCs w:val="20"/>
+          <w:color w:val="292D32"/>
+          <w:u w:val="none"/>
+        </w:rPr>
+        <w:t xml:space="preserve">. Chem</w:t>
       </w:r>
       <w:r>
         <w:rPr>
@@ -1224,7 +1271,15 @@
         </w:rPr>
         <w:t xml:space="preserve"> </w:t>
       </w:r>
-      <w:proofErr w:type="spellStart"/>
+      <w:r>
+        <w:rPr>
+          <w:rFonts w:eastAsia="Arial" w:cs="Arial"/>
+          <w:sz w:val="20"/>
+          <w:szCs w:val="20"/>
+          <w:color w:val="292D32"/>
+        </w:rPr>
+        <w:t xml:space="preserve">and</w:t>
+      </w:r>
       <w:r>
         <w:rPr>
           <w:rFonts w:eastAsia="Arial" w:cs="Arial"/>
@@ -1234,61 +1289,31 @@
           <w:szCs w:val="20"/>
           <w:color w:val="292D32"/>
         </w:rPr>
-        <w:t>Angew</w:t>
-      </w:r>
-      <w:proofErr w:type="spellEnd"/>
-      <w:r>
-        <w:rPr>
-          <w:rFonts w:eastAsia="Arial" w:cs="Arial"/>
-          <w:i/>
+        <w:t xml:space="preserve"> </w:t>
+      </w:r>
+      <w:r>
+        <w:rPr>
+          <w:rFonts w:eastAsia="Arial" w:cs="Arial"/>
+          <w:i w:val="1"/>
           <w:iCs/>
           <w:sz w:val="20"/>
           <w:szCs w:val="20"/>
           <w:color w:val="292D32"/>
-        </w:rPr>
-        <w:t>. Chem</w:t>
-      </w:r>
-      <w:r>
-        <w:rPr>
-          <w:rFonts w:eastAsia="Arial" w:cs="Arial"/>
-          <w:i/>
+          <w:u w:val="none"/>
+        </w:rPr>
+        <w:t xml:space="preserve">Nat. Commun</w:t>
+      </w:r>
+      <w:r>
+        <w:rPr>
+          <w:rFonts w:eastAsia="Arial" w:cs="Arial"/>
+          <w:i w:val="1"/>
           <w:iCs/>
           <w:sz w:val="20"/>
           <w:szCs w:val="20"/>
           <w:color w:val="292D32"/>
-        </w:rPr>
-        <w:t xml:space="preserve"> </w:t>
-      </w:r>
-      <w:r>
-        <w:rPr>
-          <w:rFonts w:eastAsia="Arial" w:cs="Arial"/>
-          <w:sz w:val="20"/>
-          <w:szCs w:val="20"/>
-          <w:color w:val="292D32"/>
-        </w:rPr>
-        <w:t>and</w:t>
-      </w:r>
-      <w:r>
-        <w:rPr>
-          <w:rFonts w:eastAsia="Arial" w:cs="Arial"/>
-          <w:i/>
-          <w:iCs/>
-          <w:sz w:val="20"/>
-          <w:szCs w:val="20"/>
-          <w:color w:val="292D32"/>
-        </w:rPr>
-        <w:t xml:space="preserve"> Nat. Commun</w:t>
-      </w:r>
-      <w:r>
-        <w:rPr>
-          <w:rFonts w:eastAsia="Arial" w:cs="Arial"/>
-          <w:i/>
-          <w:iCs/>
-          <w:sz w:val="20"/>
-          <w:szCs w:val="20"/>
-          <w:color w:val="292D32"/>
-        </w:rPr>
-        <w:t>.</w:t>
+          <w:u w:val="none"/>
+        </w:rPr>
+        <w:t xml:space="preserve">.</w:t>
       </w:r>
       <w:r>
         <w:rPr>
@@ -1323,7 +1348,7 @@
           <w:szCs w:val="20"/>
           <w:color w:val="292D32"/>
         </w:rPr>
-        <w:t>Established a robust, scalable and reproducible</w:t>
+        <w:t xml:space="preserve">Established a robust, scalable and reproducible</w:t>
       </w:r>
       <w:r>
         <w:rPr>
@@ -1342,6 +1367,17 @@
           <w:color w:val="292D32"/>
         </w:rPr>
         <w:t xml:space="preserve"> protocol for </w:t>
+      </w:r>
+      <w:r>
+        <w:rPr>
+          <w:rFonts w:eastAsia="Arial" w:cs="Arial"/>
+          <w:i w:val="1"/>
+          <w:iCs/>
+          <w:sz w:val="20"/>
+          <w:szCs w:val="20"/>
+          <w:color w:val="292D32"/>
+        </w:rPr>
+        <w:t xml:space="preserve">N</w:t>
       </w:r>
       <w:r>
         <w:rPr>
@@ -1352,7 +1388,7 @@
           <w:szCs w:val="20"/>
           <w:color w:val="292D32"/>
         </w:rPr>
-        <w:t>N-</w:t>
+        <w:t xml:space="preserve">-</w:t>
       </w:r>
       <w:r>
         <w:rPr>
@@ -1362,6 +1398,54 @@
           <w:color w:val="292D32"/>
         </w:rPr>
         <w:t xml:space="preserve">pyridinium aziridines, a bench-stable synthon of aziridines, published in </w:t>
+      </w:r>
+      <w:r>
+        <w:rPr>
+          <w:rFonts w:eastAsia="Arial" w:cs="Arial"/>
+          <w:i w:val="1"/>
+          <w:iCs/>
+          <w:sz w:val="20"/>
+          <w:szCs w:val="20"/>
+          <w:color w:val="292D32"/>
+          <w:u w:val="none"/>
+        </w:rPr>
+        <w:t xml:space="preserve">Org</w:t>
+      </w:r>
+      <w:r>
+        <w:rPr>
+          <w:rFonts w:eastAsia="Arial" w:cs="Arial"/>
+          <w:i w:val="1"/>
+          <w:iCs/>
+          <w:sz w:val="20"/>
+          <w:szCs w:val="20"/>
+          <w:color w:val="292D32"/>
+          <w:u w:val="none"/>
+        </w:rPr>
+        <w:t xml:space="preserve">anic</w:t>
+      </w:r>
+      <w:r>
+        <w:rPr>
+          <w:rFonts w:eastAsia="Arial" w:cs="Arial"/>
+          <w:i w:val="1"/>
+          <w:iCs/>
+          <w:sz w:val="20"/>
+          <w:szCs w:val="20"/>
+          <w:color w:val="292D32"/>
+          <w:u w:val="none"/>
+        </w:rPr>
+        <w:t xml:space="preserve"> Synth</w:t>
+      </w:r>
+      <w:r>
+        <w:rPr>
+          <w:rFonts w:eastAsia="Arial" w:cs="Arial"/>
+          <w:i w:val="1"/>
+          <w:iCs/>
+          <w:sz w:val="20"/>
+          <w:szCs w:val="20"/>
+          <w:color w:val="292D32"/>
+          <w:u w:val="none"/>
+        </w:rPr>
+        <w:t xml:space="preserve">eses</w:t>
       </w:r>
       <w:r>
         <w:rPr>
@@ -1372,51 +1456,7 @@
           <w:szCs w:val="20"/>
           <w:color w:val="292D32"/>
         </w:rPr>
-        <w:t>Org</w:t>
-      </w:r>
-      <w:r>
-        <w:rPr>
-          <w:rFonts w:eastAsia="Arial" w:cs="Arial"/>
-          <w:i/>
-          <w:iCs/>
-          <w:sz w:val="20"/>
-          <w:szCs w:val="20"/>
-          <w:color w:val="292D32"/>
-        </w:rPr>
-        <w:t>anic</w:t>
-      </w:r>
-      <w:r>
-        <w:rPr>
-          <w:rFonts w:eastAsia="Arial" w:cs="Arial"/>
-          <w:i/>
-          <w:iCs/>
-          <w:sz w:val="20"/>
-          <w:szCs w:val="20"/>
-          <w:color w:val="292D32"/>
-        </w:rPr>
-        <w:t xml:space="preserve"> Synth</w:t>
-      </w:r>
-      <w:r>
-        <w:rPr>
-          <w:rFonts w:eastAsia="Arial" w:cs="Arial"/>
-          <w:i/>
-          <w:iCs/>
-          <w:sz w:val="20"/>
-          <w:szCs w:val="20"/>
-          <w:color w:val="292D32"/>
-        </w:rPr>
-        <w:t>eses</w:t>
-      </w:r>
-      <w:r>
-        <w:rPr>
-          <w:rFonts w:eastAsia="Arial" w:cs="Arial"/>
-          <w:i/>
-          <w:iCs/>
-          <w:sz w:val="20"/>
-          <w:szCs w:val="20"/>
-          <w:color w:val="292D32"/>
-        </w:rPr>
-        <w:t>.</w:t>
+        <w:t xml:space="preserve">.</w:t>
       </w:r>
     </w:p>
     <w:p>
@@ -1442,7 +1482,7 @@
           <w:szCs w:val="20"/>
           <w:color w:val="292D32"/>
         </w:rPr>
-        <w:t>Developed</w:t>
+        <w:t xml:space="preserve">Developed</w:t>
       </w:r>
       <w:r>
         <w:rPr>
@@ -1470,7 +1510,7 @@
           <w:szCs w:val="20"/>
           <w:color w:val="292D32"/>
         </w:rPr>
-        <w:t>aminyl</w:t>
+        <w:t xml:space="preserve">aminyl</w:t>
       </w:r>
       <w:proofErr w:type="spellEnd"/>
       <w:r>
@@ -1498,7 +1538,7 @@
           <w:szCs w:val="20"/>
           <w:color w:val="292D32"/>
         </w:rPr>
-        <w:t>based on</w:t>
+        <w:t xml:space="preserve">based on</w:t>
       </w:r>
       <w:r>
         <w:rPr>
@@ -1518,25 +1558,18 @@
           <w:szCs w:val="20"/>
           <w:color w:val="292D32"/>
         </w:rPr>
-        <w:t xml:space="preserve"> N-</w:t>
-      </w:r>
-      <w:r>
-        <w:rPr>
-          <w:rFonts w:eastAsia="Arial" w:cs="Arial"/>
-          <w:sz w:val="20"/>
-          <w:szCs w:val="20"/>
-          <w:color w:val="292D32"/>
-        </w:rPr>
-        <w:t xml:space="preserve">pyridinium </w:t>
-      </w:r>
-      <w:r>
-        <w:rPr>
-          <w:rFonts w:eastAsia="Arial" w:cs="Arial"/>
-          <w:sz w:val="20"/>
-          <w:szCs w:val="20"/>
-          <w:color w:val="292D32"/>
-        </w:rPr>
-        <w:t xml:space="preserve">and </w:t>
+        <w:t xml:space="preserve"> </w:t>
+      </w:r>
+      <w:r>
+        <w:rPr>
+          <w:rFonts w:eastAsia="Arial" w:cs="Arial"/>
+          <w:i w:val="1"/>
+          <w:iCs/>
+          <w:sz w:val="20"/>
+          <w:szCs w:val="20"/>
+          <w:color w:val="292D32"/>
+        </w:rPr>
+        <w:t xml:space="preserve">N</w:t>
       </w:r>
       <w:r>
         <w:rPr>
@@ -1547,7 +1580,36 @@
           <w:szCs w:val="20"/>
           <w:color w:val="292D32"/>
         </w:rPr>
-        <w:t>N</w:t>
+        <w:t xml:space="preserve">-</w:t>
+      </w:r>
+      <w:r>
+        <w:rPr>
+          <w:rFonts w:eastAsia="Arial" w:cs="Arial"/>
+          <w:sz w:val="20"/>
+          <w:szCs w:val="20"/>
+          <w:color w:val="292D32"/>
+        </w:rPr>
+        <w:t xml:space="preserve">pyridinium </w:t>
+      </w:r>
+      <w:r>
+        <w:rPr>
+          <w:rFonts w:eastAsia="Arial" w:cs="Arial"/>
+          <w:sz w:val="20"/>
+          <w:szCs w:val="20"/>
+          <w:color w:val="292D32"/>
+        </w:rPr>
+        <w:t xml:space="preserve">and </w:t>
+      </w:r>
+      <w:r>
+        <w:rPr>
+          <w:rFonts w:eastAsia="Arial" w:cs="Arial"/>
+          <w:i w:val="1"/>
+          <w:iCs/>
+          <w:sz w:val="20"/>
+          <w:szCs w:val="20"/>
+          <w:color w:val="292D32"/>
+        </w:rPr>
+        <w:t xml:space="preserve">N</w:t>
       </w:r>
       <w:r>
         <w:rPr>
@@ -1570,13 +1632,13 @@
       <w:r>
         <w:rPr>
           <w:rFonts w:eastAsia="Arial" w:cs="Arial"/>
-          <w:i/>
+          <w:i w:val="1"/>
           <w:iCs/>
           <w:sz w:val="20"/>
           <w:szCs w:val="20"/>
           <w:color w:val="292D32"/>
         </w:rPr>
-        <w:t>N</w:t>
+        <w:t xml:space="preserve">N</w:t>
       </w:r>
       <w:r>
         <w:rPr>
@@ -1594,16 +1656,16 @@
           <w:szCs w:val="20"/>
           <w:color w:val="292D32"/>
         </w:rPr>
-        <w:t>generation</w:t>
-      </w:r>
-      <w:r>
-        <w:rPr>
-          <w:rFonts w:eastAsia="Arial" w:cs="Arial"/>
-          <w:sz w:val="20"/>
-          <w:szCs w:val="20"/>
-          <w:color w:val="292D32"/>
-        </w:rPr>
-        <w:t>.</w:t>
+        <w:t xml:space="preserve">generation</w:t>
+      </w:r>
+      <w:r>
+        <w:rPr>
+          <w:rFonts w:eastAsia="Arial" w:cs="Arial"/>
+          <w:sz w:val="20"/>
+          <w:szCs w:val="20"/>
+          <w:color w:val="292D32"/>
+        </w:rPr>
+        <w:t xml:space="preserve">.</w:t>
       </w:r>
     </w:p>
     <w:p>
@@ -1629,7 +1691,7 @@
           <w:szCs w:val="20"/>
           <w:color w:val="292D32"/>
         </w:rPr>
-        <w:t>Integrated</w:t>
+        <w:t xml:space="preserve">Integrated</w:t>
       </w:r>
       <w:r>
         <w:rPr>
@@ -1665,16 +1727,16 @@
           <w:szCs w:val="20"/>
           <w:color w:val="292D32"/>
         </w:rPr>
-        <w:t>synthetic methodologies for C–N bond formation</w:t>
-      </w:r>
-      <w:r>
-        <w:rPr>
-          <w:rFonts w:eastAsia="Arial" w:cs="Arial"/>
-          <w:sz w:val="20"/>
-          <w:szCs w:val="20"/>
-          <w:color w:val="292D32"/>
-        </w:rPr>
-        <w:t>.</w:t>
+        <w:t xml:space="preserve">synthetic methodologies for C–N bond formation</w:t>
+      </w:r>
+      <w:r>
+        <w:rPr>
+          <w:rFonts w:eastAsia="Arial" w:cs="Arial"/>
+          <w:sz w:val="20"/>
+          <w:szCs w:val="20"/>
+          <w:color w:val="292D32"/>
+        </w:rPr>
+        <w:t xml:space="preserve">.</w:t>
       </w:r>
     </w:p>
     <w:p>
@@ -1700,7 +1762,7 @@
           <w:szCs w:val="20"/>
           <w:color w:val="292D32"/>
         </w:rPr>
-        <w:t>Mentored six undergraduate and graduate researchers in synthetic organic chemistry, analytical characterization, air-sensitive techniques, and laboratory safety, enabling independent research.</w:t>
+        <w:t xml:space="preserve">Mentored six undergraduate and graduate researchers in synthetic organic chemistry, analytical characterization, air-sensitive techniques, and laboratory safety, enabling independent research.</w:t>
       </w:r>
     </w:p>
     <w:p>
@@ -1736,7 +1798,7 @@
           <w:szCs w:val="20"/>
           <w:color w:val="292D32"/>
         </w:rPr>
-        <w:t>(MS Researcher</w:t>
+        <w:t xml:space="preserve">(MS Researcher</w:t>
       </w:r>
       <w:r>
         <w:rPr>
@@ -1748,7 +1810,7 @@
           <w:szCs w:val="20"/>
           <w:color w:val="292D32"/>
         </w:rPr>
-        <w:t>)</w:t>
+        <w:t xml:space="preserve">)</w:t>
       </w:r>
       <w:r>
         <w:rPr>
@@ -1772,7 +1834,7 @@
           <w:sz w:val="20"/>
           <w:szCs w:val="20"/>
         </w:rPr>
-        <w:t>2019 – 2020</w:t>
+        <w:t xml:space="preserve">2019 – 2020</w:t>
       </w:r>
     </w:p>
     <w:p>
@@ -1798,7 +1860,43 @@
           <w:szCs w:val="20"/>
           <w:color w:val="292D32"/>
         </w:rPr>
-        <w:t>Performed extensive reaction optimization and substrate scope evaluation to develop organophotoredox-mediated amide and benzothiazole synthesis (</w:t>
+        <w:t xml:space="preserve">Performed extensive reaction optimization and substrate scope evaluation to develop organophotoredox-mediated amide and benzothiazole synthesis (</w:t>
+      </w:r>
+      <w:r>
+        <w:rPr>
+          <w:rFonts w:eastAsia="Arial" w:cs="Arial"/>
+          <w:bCs/>
+          <w:i w:val="1"/>
+          <w:sz w:val="20"/>
+          <w:szCs w:val="20"/>
+          <w:color w:val="292D32"/>
+          <w:u w:val="none"/>
+        </w:rPr>
+        <w:t xml:space="preserve">Chem.</w:t>
+      </w:r>
+      <w:r>
+        <w:rPr>
+          <w:rFonts w:eastAsia="Arial" w:cs="Arial"/>
+          <w:bCs/>
+          <w:sz w:val="20"/>
+          <w:szCs w:val="20"/>
+          <w:color w:val="292D32"/>
+          <w:i w:val="1"/>
+          <w:u w:val="none"/>
+        </w:rPr>
+        <w:t xml:space="preserve"> </w:t>
+      </w:r>
+      <w:r>
+        <w:rPr>
+          <w:rFonts w:eastAsia="Arial" w:cs="Arial"/>
+          <w:bCs/>
+          <w:i w:val="1"/>
+          <w:sz w:val="20"/>
+          <w:szCs w:val="20"/>
+          <w:color w:val="292D32"/>
+          <w:u w:val="none"/>
+        </w:rPr>
+        <w:t xml:space="preserve">Eur. J.</w:t>
       </w:r>
       <w:r>
         <w:rPr>
@@ -1809,31 +1907,10 @@
           <w:szCs w:val="20"/>
           <w:color w:val="292D32"/>
         </w:rPr>
-        <w:t>Chem.</w:t>
-      </w:r>
-      <w:r>
-        <w:rPr>
-          <w:rFonts w:eastAsia="Arial" w:cs="Arial"/>
-          <w:bCs/>
-          <w:sz w:val="20"/>
-          <w:szCs w:val="20"/>
-          <w:color w:val="292D32"/>
-        </w:rPr>
         <w:t xml:space="preserve"> </w:t>
       </w:r>
       <w:r>
         <w:rPr>
-          <w:rFonts w:eastAsia="Arial" w:cs="Arial"/>
-          <w:bCs/>
-          <w:i/>
-          <w:sz w:val="20"/>
-          <w:szCs w:val="20"/>
-          <w:color w:val="292D32"/>
-        </w:rPr>
-        <w:t xml:space="preserve">Eur. J. </w:t>
-      </w:r>
-      <w:r>
-        <w:rPr>
           <w:rStyle w:val="ff2"/>
           <w:rFonts w:eastAsia="Arial" w:cs="Arial"/>
           <w:bCs/>
@@ -1842,7 +1919,7 @@
           <w:shd w:val="clear" w:color="auto" w:fill="FFFFFF"/>
           <w:color w:val="292D32"/>
         </w:rPr>
-        <w:t>2020</w:t>
+        <w:t xml:space="preserve">2020</w:t>
       </w:r>
       <w:r>
         <w:rPr>
@@ -1853,7 +1930,7 @@
           <w:shd w:val="clear" w:color="auto" w:fill="FFFFFF"/>
           <w:color w:val="292D32"/>
         </w:rPr>
-        <w:t>,</w:t>
+        <w:t xml:space="preserve">,</w:t>
       </w:r>
       <w:r>
         <w:rPr>
@@ -1887,7 +1964,7 @@
           <w:szCs w:val="20"/>
           <w:color w:val="292D32"/>
         </w:rPr>
-        <w:t>3703–3708).</w:t>
+        <w:t xml:space="preserve">3703–3708).</w:t>
       </w:r>
     </w:p>
     <w:p>
@@ -1923,7 +2000,7 @@
           <w:szCs w:val="20"/>
           <w:color w:val="292D32"/>
         </w:rPr>
-        <w:t>(Research Intern)</w:t>
+        <w:t xml:space="preserve">(Research Intern)</w:t>
       </w:r>
       <w:r>
         <w:rPr>
@@ -1946,7 +2023,7 @@
           <w:sz w:val="20"/>
           <w:szCs w:val="20"/>
         </w:rPr>
-        <w:t>May 2019 – July 2019</w:t>
+        <w:t xml:space="preserve">May 2019 – July 2019</w:t>
       </w:r>
     </w:p>
     <w:p>
@@ -1972,7 +2049,7 @@
           <w:szCs w:val="20"/>
           <w:color w:val="292D32"/>
         </w:rPr>
-        <w:t>Designed</w:t>
+        <w:t xml:space="preserve">Designed</w:t>
       </w:r>
       <w:r>
         <w:rPr>
@@ -2009,7 +2086,7 @@
           <w:szCs w:val="20"/>
           <w:color w:val="292D32"/>
         </w:rPr>
-        <w:t>nuclearity</w:t>
+        <w:t xml:space="preserve">nuclearity</w:t>
       </w:r>
       <w:proofErr w:type="spellEnd"/>
       <w:r>
@@ -2020,6 +2097,72 @@
           <w:color w:val="292D32"/>
         </w:rPr>
         <w:t xml:space="preserve"> carbonyl complexes for photoacoustic imaging (</w:t>
+      </w:r>
+      <w:r>
+        <w:rPr>
+          <w:rFonts w:eastAsia="Arial" w:cs="Arial"/>
+          <w:i w:val="1"/>
+          <w:iCs/>
+          <w:sz w:val="20"/>
+          <w:szCs w:val="20"/>
+          <w:color w:val="292D32"/>
+          <w:u w:val="none"/>
+        </w:rPr>
+        <w:t xml:space="preserve">J. </w:t>
+      </w:r>
+      <w:proofErr w:type="spellStart"/>
+      <w:r>
+        <w:rPr>
+          <w:rFonts w:eastAsia="Arial" w:cs="Arial"/>
+          <w:i w:val="1"/>
+          <w:iCs/>
+          <w:sz w:val="20"/>
+          <w:szCs w:val="20"/>
+          <w:color w:val="292D32"/>
+          <w:u w:val="none"/>
+        </w:rPr>
+        <w:t xml:space="preserve">Clust</w:t>
+      </w:r>
+      <w:proofErr w:type="spellEnd"/>
+      <w:r>
+        <w:rPr>
+          <w:rFonts w:eastAsia="Arial" w:cs="Arial"/>
+          <w:i w:val="1"/>
+          <w:iCs/>
+          <w:sz w:val="20"/>
+          <w:szCs w:val="20"/>
+          <w:color w:val="292D32"/>
+          <w:u w:val="none"/>
+        </w:rPr>
+        <w:t xml:space="preserve">. Sci.</w:t>
+      </w:r>
+      <w:r>
+        <w:rPr>
+          <w:rFonts w:eastAsia="Arial" w:cs="Arial"/>
+          <w:sz w:val="20"/>
+          <w:szCs w:val="20"/>
+          <w:color w:val="292D32"/>
+        </w:rPr>
+        <w:t xml:space="preserve"> </w:t>
+      </w:r>
+      <w:r>
+        <w:rPr>
+          <w:rFonts w:eastAsia="Arial" w:cs="Arial"/>
+          <w:bCs/>
+          <w:sz w:val="20"/>
+          <w:szCs w:val="20"/>
+          <w:color w:val="292D32"/>
+        </w:rPr>
+        <w:t xml:space="preserve">2021</w:t>
+      </w:r>
+      <w:r>
+        <w:rPr>
+          <w:rFonts w:eastAsia="Arial" w:cs="Arial"/>
+          <w:sz w:val="20"/>
+          <w:szCs w:val="20"/>
+          <w:color w:val="292D32"/>
+        </w:rPr>
+        <w:t xml:space="preserve">, </w:t>
       </w:r>
       <w:r>
         <w:rPr>
@@ -2030,79 +2173,16 @@
           <w:szCs w:val="20"/>
           <w:color w:val="292D32"/>
         </w:rPr>
-        <w:t xml:space="preserve">J. </w:t>
-      </w:r>
-      <w:proofErr w:type="spellStart"/>
-      <w:r>
-        <w:rPr>
-          <w:rFonts w:eastAsia="Arial" w:cs="Arial"/>
-          <w:i/>
-          <w:iCs/>
-          <w:sz w:val="20"/>
-          <w:szCs w:val="20"/>
-          <w:color w:val="292D32"/>
-        </w:rPr>
-        <w:t>Clust</w:t>
-      </w:r>
-      <w:proofErr w:type="spellEnd"/>
-      <w:r>
-        <w:rPr>
-          <w:rFonts w:eastAsia="Arial" w:cs="Arial"/>
-          <w:i/>
-          <w:iCs/>
-          <w:sz w:val="20"/>
-          <w:szCs w:val="20"/>
-          <w:color w:val="292D32"/>
-        </w:rPr>
-        <w:t>. Sci.</w:t>
-      </w:r>
-      <w:r>
-        <w:rPr>
-          <w:rFonts w:eastAsia="Arial" w:cs="Arial"/>
-          <w:sz w:val="20"/>
-          <w:szCs w:val="20"/>
-          <w:color w:val="292D32"/>
-        </w:rPr>
-        <w:t xml:space="preserve"> </w:t>
-      </w:r>
-      <w:r>
-        <w:rPr>
-          <w:rFonts w:eastAsia="Arial" w:cs="Arial"/>
-          <w:bCs/>
-          <w:sz w:val="20"/>
-          <w:szCs w:val="20"/>
-          <w:color w:val="292D32"/>
-        </w:rPr>
-        <w:t>2021</w:t>
-      </w:r>
-      <w:r>
-        <w:rPr>
-          <w:rFonts w:eastAsia="Arial" w:cs="Arial"/>
-          <w:sz w:val="20"/>
-          <w:szCs w:val="20"/>
-          <w:color w:val="292D32"/>
-        </w:rPr>
-        <w:t xml:space="preserve">, </w:t>
-      </w:r>
-      <w:r>
-        <w:rPr>
-          <w:rFonts w:eastAsia="Arial" w:cs="Arial"/>
-          <w:i/>
-          <w:iCs/>
-          <w:sz w:val="20"/>
-          <w:szCs w:val="20"/>
-          <w:color w:val="292D32"/>
-        </w:rPr>
-        <w:t>32</w:t>
-      </w:r>
-      <w:r>
-        <w:rPr>
-          <w:rFonts w:eastAsia="Arial" w:cs="Arial"/>
-          <w:sz w:val="20"/>
-          <w:szCs w:val="20"/>
-          <w:color w:val="292D32"/>
-        </w:rPr>
-        <w:t>, 929–935).</w:t>
+        <w:t xml:space="preserve">32</w:t>
+      </w:r>
+      <w:r>
+        <w:rPr>
+          <w:rFonts w:eastAsia="Arial" w:cs="Arial"/>
+          <w:sz w:val="20"/>
+          <w:szCs w:val="20"/>
+          <w:color w:val="292D32"/>
+        </w:rPr>
+        <w:t xml:space="preserve">, 929–935).</w:t>
       </w:r>
     </w:p>
     <w:p>
@@ -2138,7 +2218,7 @@
           <w:szCs w:val="20"/>
           <w:color w:val="292D32"/>
         </w:rPr>
-        <w:t>(Research Intern)</w:t>
+        <w:t xml:space="preserve">(Research Intern)</w:t>
       </w:r>
       <w:r>
         <w:rPr>
@@ -2163,7 +2243,7 @@
           <w:sz w:val="20"/>
           <w:szCs w:val="20"/>
         </w:rPr>
-        <w:t>May 2018 – July 2018</w:t>
+        <w:t xml:space="preserve">May 2018 – July 2018</w:t>
       </w:r>
     </w:p>
     <w:p>
@@ -2189,7 +2269,19 @@
           <w:szCs w:val="20"/>
           <w:color w:val="292D32"/>
         </w:rPr>
-        <w:t>Developed synthetic routes to carbazole-bis(tetrazole) ligands and evaluated the corresponding platinum and palladium complexes as sustainable oxidation catalysts (</w:t>
+        <w:t xml:space="preserve">Developed synthetic routes to carbazole-bis(tetrazole) ligands and evaluated the corresponding platinum and palladium complexes as sustainable oxidation catalysts (</w:t>
+      </w:r>
+      <w:r>
+        <w:rPr>
+          <w:rFonts w:eastAsia="Arial" w:cs="Arial"/>
+          <w:i w:val="1"/>
+          <w:iCs/>
+          <w:sz w:val="20"/>
+          <w:szCs w:val="20"/>
+          <w:color w:val="292D32"/>
+          <w:u w:val="none"/>
+        </w:rPr>
+        <w:t xml:space="preserve">J. Coord. Chem.</w:t>
       </w:r>
       <w:r>
         <w:rPr>
@@ -2200,7 +2292,7 @@
           <w:szCs w:val="20"/>
           <w:color w:val="292D32"/>
         </w:rPr>
-        <w:t xml:space="preserve">J. Coord. Chem. </w:t>
+        <w:t xml:space="preserve"> </w:t>
       </w:r>
       <w:r>
         <w:rPr>
@@ -2221,7 +2313,7 @@
           <w:szCs w:val="20"/>
           <w:color w:val="292D32"/>
         </w:rPr>
-        <w:t>74,</w:t>
+        <w:t xml:space="preserve">74,</w:t>
       </w:r>
       <w:r>
         <w:rPr>
@@ -2266,7 +2358,7 @@
           <w:szCs w:val="20"/>
           <w:color w:val="292D32"/>
         </w:rPr>
-        <w:t>(</w:t>
+        <w:t xml:space="preserve">(</w:t>
       </w:r>
       <w:r>
         <w:rPr>
@@ -2279,7 +2371,7 @@
           <w:szCs w:val="20"/>
           <w:color w:val="292D32"/>
         </w:rPr>
-        <w:t>Research Intern</w:t>
+        <w:t xml:space="preserve">Research Intern</w:t>
       </w:r>
       <w:r>
         <w:rPr>
@@ -2292,7 +2384,7 @@
           <w:szCs w:val="20"/>
           <w:color w:val="292D32"/>
         </w:rPr>
-        <w:t>).</w:t>
+        <w:t xml:space="preserve">).</w:t>
       </w:r>
       <w:r>
         <w:rPr>
@@ -2317,7 +2409,7 @@
           <w:sz w:val="20"/>
           <w:szCs w:val="20"/>
         </w:rPr>
-        <w:t>May 2017– July 2017</w:t>
+        <w:t xml:space="preserve">May 2017– July 2017</w:t>
       </w:r>
     </w:p>
     <w:p>
@@ -2353,7 +2445,7 @@
           <w:szCs w:val="20"/>
           <w:color w:val="292D32"/>
         </w:rPr>
-        <w:t>hexatopic</w:t>
+        <w:t xml:space="preserve">hexatopic</w:t>
       </w:r>
       <w:proofErr w:type="spellEnd"/>
       <w:r>
@@ -2409,7 +2501,7 @@
           <w:b/>
           <w:i w:val="0"/>
         </w:rPr>
-        <w:t>PUBLICATIONS</w:t>
+        <w:t xml:space="preserve">PUBLICATIONS</w:t>
       </w:r>
       <w:r>
         <w:rPr>
@@ -2446,16 +2538,16 @@
           <w:szCs w:val="20"/>
           <w:color w:val="292D32"/>
         </w:rPr>
-        <w:t>Samanta, S.</w:t>
-      </w:r>
-      <w:r>
-        <w:rPr>
-          <w:rFonts w:eastAsia="Arial" w:cs="Arial"/>
-          <w:sz w:val="20"/>
-          <w:szCs w:val="20"/>
-          <w:color w:val="292D32"/>
-        </w:rPr>
-        <w:t>; Patel, L.; Manna, D.;</w:t>
+        <w:t xml:space="preserve">Samanta, S.</w:t>
+      </w:r>
+      <w:r>
+        <w:rPr>
+          <w:rFonts w:eastAsia="Arial" w:cs="Arial"/>
+          <w:sz w:val="20"/>
+          <w:szCs w:val="20"/>
+          <w:color w:val="292D32"/>
+        </w:rPr>
+        <w:t xml:space="preserve">; Patel, L.; Manna, D.;</w:t>
       </w:r>
       <w:r>
         <w:rPr>
@@ -2481,13 +2573,14 @@
           <w:rPr>
             <w:rStyle w:val="Hyperlink"/>
             <w:rFonts w:eastAsia="Arial" w:cs="Arial"/>
-            <w:i/>
+            <w:i w:val="1"/>
             <w:iCs/>
             <w:sz w:val="20"/>
             <w:szCs w:val="20"/>
             <w:color w:val="292D32"/>
+            <w:u w:val="none"/>
           </w:rPr>
-          <w:t>J. Am. Chem. Soc.</w:t>
+          <w:t xml:space="preserve">J. Am. Chem. Soc.</w:t>
         </w:r>
         <w:r>
           <w:rPr>
@@ -2507,8 +2600,11 @@
             <w:sz w:val="20"/>
             <w:szCs w:val="20"/>
             <w:color w:val="292D32"/>
+            <w:b w:val="1"/>
+            <w:i w:val="0"/>
+            <w:u w:val="none"/>
           </w:rPr>
-          <w:t>2026</w:t>
+          <w:t xml:space="preserve">2026</w:t>
         </w:r>
         <w:r>
           <w:rPr>
@@ -2518,7 +2614,7 @@
             <w:szCs w:val="20"/>
             <w:color w:val="292D32"/>
           </w:rPr>
-          <w:t>,</w:t>
+          <w:t xml:space="preserve">,</w:t>
         </w:r>
         <w:r>
           <w:rPr>
@@ -2530,7 +2626,33 @@
             <w:szCs w:val="20"/>
             <w:color w:val="292D32"/>
           </w:rPr>
-          <w:t xml:space="preserve"> 148, </w:t>
+          <w:t xml:space="preserve"> </w:t>
+        </w:r>
+        <w:r>
+          <w:rPr>
+            <w:rStyle w:val="Hyperlink"/>
+            <w:rFonts w:eastAsia="Arial" w:cs="Arial"/>
+            <w:i w:val="1"/>
+            <w:iCs/>
+            <w:sz w:val="20"/>
+            <w:szCs w:val="20"/>
+            <w:color w:val="292D32"/>
+            <w:b w:val="0"/>
+            <w:u w:val="none"/>
+          </w:rPr>
+          <w:t xml:space="preserve">148</w:t>
+        </w:r>
+        <w:r>
+          <w:rPr>
+            <w:rStyle w:val="Hyperlink"/>
+            <w:rFonts w:eastAsia="Arial" w:cs="Arial"/>
+            <w:i/>
+            <w:iCs/>
+            <w:sz w:val="20"/>
+            <w:szCs w:val="20"/>
+            <w:color w:val="292D32"/>
+          </w:rPr>
+          <w:t xml:space="preserve">, </w:t>
         </w:r>
         <w:r>
           <w:rPr>
@@ -2540,7 +2662,7 @@
             <w:szCs w:val="20"/>
             <w:color w:val="292D32"/>
           </w:rPr>
-          <w:t>33104–33117</w:t>
+          <w:t xml:space="preserve">33104–33117</w:t>
         </w:r>
       </w:hyperlink>
       <w:r>
@@ -2552,7 +2674,7 @@
           <w:szCs w:val="20"/>
           <w:color w:val="292D32"/>
         </w:rPr>
-        <w:t>.</w:t>
+        <w:t xml:space="preserve">.</w:t>
       </w:r>
     </w:p>
     <w:p>
@@ -2579,16 +2701,16 @@
           <w:szCs w:val="20"/>
           <w:color w:val="292D32"/>
         </w:rPr>
-        <w:t>Samanta, S.</w:t>
-      </w:r>
-      <w:r>
-        <w:rPr>
-          <w:rFonts w:eastAsia="Arial" w:cs="Arial"/>
-          <w:sz w:val="20"/>
-          <w:szCs w:val="20"/>
-          <w:color w:val="292D32"/>
-        </w:rPr>
-        <w:t>; Tan, H.; Chatterjee, S.;</w:t>
+        <w:t xml:space="preserve">Samanta, S.</w:t>
+      </w:r>
+      <w:r>
+        <w:rPr>
+          <w:rFonts w:eastAsia="Arial" w:cs="Arial"/>
+          <w:sz w:val="20"/>
+          <w:szCs w:val="20"/>
+          <w:color w:val="292D32"/>
+        </w:rPr>
+        <w:t xml:space="preserve">; Tan, H.; Chatterjee, S.;</w:t>
       </w:r>
       <w:r>
         <w:rPr>
@@ -2612,22 +2734,22 @@
       <w:r>
         <w:rPr>
           <w:rFonts w:eastAsia="Arial" w:cs="Arial"/>
-          <w:i/>
+          <w:i w:val="1"/>
           <w:iCs/>
           <w:sz w:val="20"/>
           <w:szCs w:val="20"/>
           <w:color w:val="292D32"/>
         </w:rPr>
-        <w:t>N</w:t>
-      </w:r>
-      <w:r>
-        <w:rPr>
-          <w:rFonts w:eastAsia="Arial" w:cs="Arial"/>
-          <w:sz w:val="20"/>
-          <w:szCs w:val="20"/>
-          <w:color w:val="292D32"/>
-        </w:rPr>
-        <w:t>-Pyridinium Aziridines</w:t>
+        <w:t xml:space="preserve">N</w:t>
+      </w:r>
+      <w:r>
+        <w:rPr>
+          <w:rFonts w:eastAsia="Arial" w:cs="Arial"/>
+          <w:sz w:val="20"/>
+          <w:szCs w:val="20"/>
+          <w:color w:val="292D32"/>
+        </w:rPr>
+        <w:t xml:space="preserve">-Pyridinium Aziridines</w:t>
       </w:r>
       <w:r>
         <w:rPr>
@@ -2645,24 +2767,14 @@
           <w:rPr>
             <w:rStyle w:val="Hyperlink"/>
             <w:rFonts w:eastAsia="Arial" w:cs="Arial"/>
-            <w:i/>
+            <w:i w:val="1"/>
             <w:iCs/>
             <w:sz w:val="20"/>
             <w:szCs w:val="20"/>
             <w:color w:val="292D32"/>
+            <w:u w:val="none"/>
           </w:rPr>
-          <w:t xml:space="preserve">Org. Synth. </w:t>
-        </w:r>
-        <w:r>
-          <w:rPr>
-            <w:rStyle w:val="Hyperlink"/>
-            <w:rFonts w:eastAsia="Arial" w:cs="Arial"/>
-            <w:bCs/>
-            <w:sz w:val="20"/>
-            <w:szCs w:val="20"/>
-            <w:color w:val="292D32"/>
-          </w:rPr>
-          <w:t>2026</w:t>
+          <w:t xml:space="preserve">Org. Synth.</w:t>
         </w:r>
         <w:r>
           <w:rPr>
@@ -2674,17 +2786,21 @@
             <w:szCs w:val="20"/>
             <w:color w:val="292D32"/>
           </w:rPr>
-          <w:t xml:space="preserve">, 103, </w:t>
+          <w:t xml:space="preserve"> </w:t>
         </w:r>
         <w:r>
           <w:rPr>
             <w:rStyle w:val="Hyperlink"/>
             <w:rFonts w:eastAsia="Arial" w:cs="Arial"/>
+            <w:bCs/>
             <w:sz w:val="20"/>
             <w:szCs w:val="20"/>
             <w:color w:val="292D32"/>
+            <w:b w:val="1"/>
+            <w:i w:val="0"/>
+            <w:u w:val="none"/>
           </w:rPr>
-          <w:t>78–100</w:t>
+          <w:t xml:space="preserve">2026</w:t>
         </w:r>
         <w:r>
           <w:rPr>
@@ -2696,7 +2812,55 @@
             <w:szCs w:val="20"/>
             <w:color w:val="292D32"/>
           </w:rPr>
-          <w:t>.</w:t>
+          <w:t xml:space="preserve">, </w:t>
+        </w:r>
+        <w:r>
+          <w:rPr>
+            <w:rStyle w:val="Hyperlink"/>
+            <w:rFonts w:eastAsia="Arial" w:cs="Arial"/>
+            <w:i w:val="1"/>
+            <w:iCs/>
+            <w:sz w:val="20"/>
+            <w:szCs w:val="20"/>
+            <w:color w:val="292D32"/>
+            <w:b w:val="0"/>
+            <w:u w:val="none"/>
+          </w:rPr>
+          <w:t xml:space="preserve">103</w:t>
+        </w:r>
+        <w:r>
+          <w:rPr>
+            <w:rStyle w:val="Hyperlink"/>
+            <w:rFonts w:eastAsia="Arial" w:cs="Arial"/>
+            <w:i/>
+            <w:iCs/>
+            <w:sz w:val="20"/>
+            <w:szCs w:val="20"/>
+            <w:color w:val="292D32"/>
+          </w:rPr>
+          <w:t xml:space="preserve">, </w:t>
+        </w:r>
+        <w:r>
+          <w:rPr>
+            <w:rStyle w:val="Hyperlink"/>
+            <w:rFonts w:eastAsia="Arial" w:cs="Arial"/>
+            <w:sz w:val="20"/>
+            <w:szCs w:val="20"/>
+            <w:color w:val="292D32"/>
+          </w:rPr>
+          <w:t xml:space="preserve">78–100</w:t>
+        </w:r>
+        <w:r>
+          <w:rPr>
+            <w:rStyle w:val="Hyperlink"/>
+            <w:rFonts w:eastAsia="Arial" w:cs="Arial"/>
+            <w:i/>
+            <w:iCs/>
+            <w:sz w:val="20"/>
+            <w:szCs w:val="20"/>
+            <w:color w:val="292D32"/>
+          </w:rPr>
+          <w:t xml:space="preserve">.</w:t>
         </w:r>
       </w:hyperlink>
     </w:p>
@@ -2724,7 +2888,7 @@
           <w:szCs w:val="20"/>
           <w:color w:val="292D32"/>
         </w:rPr>
-        <w:t>Samanta, S.</w:t>
+        <w:t xml:space="preserve">Samanta, S.</w:t>
       </w:r>
       <w:r>
         <w:rPr>
@@ -2743,6 +2907,17 @@
           <w:color w:val="292D32"/>
         </w:rPr>
         <w:t xml:space="preserve">Ojeda, M.; Nguyen, P.; Powers, D. C. Reductive Activation of </w:t>
+      </w:r>
+      <w:r>
+        <w:rPr>
+          <w:rFonts w:eastAsia="Arial" w:cs="Arial"/>
+          <w:i w:val="1"/>
+          <w:iCs/>
+          <w:sz w:val="20"/>
+          <w:szCs w:val="20"/>
+          <w:color w:val="292D32"/>
+        </w:rPr>
+        <w:t xml:space="preserve">N</w:t>
       </w:r>
       <w:r>
         <w:rPr>
@@ -2753,7 +2928,7 @@
           <w:szCs w:val="20"/>
           <w:color w:val="292D32"/>
         </w:rPr>
-        <w:t>N-</w:t>
+        <w:t xml:space="preserve">-</w:t>
       </w:r>
       <w:r>
         <w:rPr>
@@ -2767,22 +2942,22 @@
       <w:r>
         <w:rPr>
           <w:rFonts w:eastAsia="Arial" w:cs="Arial"/>
-          <w:i/>
+          <w:i w:val="1"/>
           <w:iCs/>
           <w:sz w:val="20"/>
           <w:szCs w:val="20"/>
           <w:color w:val="292D32"/>
         </w:rPr>
-        <w:t>N</w:t>
-      </w:r>
-      <w:r>
-        <w:rPr>
-          <w:rFonts w:eastAsia="Arial" w:cs="Arial"/>
-          <w:sz w:val="20"/>
-          <w:szCs w:val="20"/>
-          <w:color w:val="292D32"/>
-        </w:rPr>
-        <w:t>-Centered Radicals,</w:t>
+        <w:t xml:space="preserve">N</w:t>
+      </w:r>
+      <w:r>
+        <w:rPr>
+          <w:rFonts w:eastAsia="Arial" w:cs="Arial"/>
+          <w:sz w:val="20"/>
+          <w:szCs w:val="20"/>
+          <w:color w:val="292D32"/>
+        </w:rPr>
+        <w:t xml:space="preserve">-Centered Radicals,</w:t>
       </w:r>
       <w:r>
         <w:rPr>
@@ -2800,26 +2975,14 @@
           <w:rPr>
             <w:rStyle w:val="Hyperlink"/>
             <w:rFonts w:eastAsia="Arial" w:cs="Arial"/>
-            <w:i/>
+            <w:i w:val="1"/>
             <w:iCs/>
             <w:sz w:val="20"/>
             <w:szCs w:val="20"/>
             <w:color w:val="292D32"/>
+            <w:u w:val="none"/>
           </w:rPr>
-          <w:t xml:space="preserve">Tetrahedron Lett. </w:t>
-        </w:r>
-        <w:r>
-          <w:rPr>
-            <w:rStyle w:val="Hyperlink"/>
-            <w:rFonts w:eastAsia="Arial" w:cs="Arial"/>
-            <w:bCs/>
-            <w:i/>
-            <w:iCs/>
-            <w:sz w:val="20"/>
-            <w:szCs w:val="20"/>
-            <w:color w:val="292D32"/>
-          </w:rPr>
-          <w:t>2026</w:t>
+          <w:t xml:space="preserve">Tetrahedron Lett.</w:t>
         </w:r>
         <w:r>
           <w:rPr>
@@ -2831,7 +2994,60 @@
             <w:szCs w:val="20"/>
             <w:color w:val="292D32"/>
           </w:rPr>
-          <w:t>, 183, 156204</w:t>
+          <w:t xml:space="preserve"> </w:t>
+        </w:r>
+        <w:r>
+          <w:rPr>
+            <w:rStyle w:val="Hyperlink"/>
+            <w:rFonts w:eastAsia="Arial" w:cs="Arial"/>
+            <w:bCs/>
+            <w:i w:val="0"/>
+            <w:iCs/>
+            <w:sz w:val="20"/>
+            <w:szCs w:val="20"/>
+            <w:color w:val="292D32"/>
+            <w:b w:val="1"/>
+            <w:u w:val="none"/>
+          </w:rPr>
+          <w:t xml:space="preserve">2026</w:t>
+        </w:r>
+        <w:r>
+          <w:rPr>
+            <w:rStyle w:val="Hyperlink"/>
+            <w:rFonts w:eastAsia="Arial" w:cs="Arial"/>
+            <w:i/>
+            <w:iCs/>
+            <w:sz w:val="20"/>
+            <w:szCs w:val="20"/>
+            <w:color w:val="292D32"/>
+          </w:rPr>
+          <w:t xml:space="preserve">, </w:t>
+        </w:r>
+        <w:r>
+          <w:rPr>
+            <w:rStyle w:val="Hyperlink"/>
+            <w:rFonts w:eastAsia="Arial" w:cs="Arial"/>
+            <w:i w:val="1"/>
+            <w:iCs/>
+            <w:sz w:val="20"/>
+            <w:szCs w:val="20"/>
+            <w:color w:val="292D32"/>
+            <w:b w:val="0"/>
+            <w:u w:val="none"/>
+          </w:rPr>
+          <w:t xml:space="preserve">183</w:t>
+        </w:r>
+        <w:r>
+          <w:rPr>
+            <w:rStyle w:val="Hyperlink"/>
+            <w:rFonts w:eastAsia="Arial" w:cs="Arial"/>
+            <w:i/>
+            <w:iCs/>
+            <w:sz w:val="20"/>
+            <w:szCs w:val="20"/>
+            <w:color w:val="292D32"/>
+          </w:rPr>
+          <w:t xml:space="preserve">, 156204</w:t>
         </w:r>
       </w:hyperlink>
       <w:r>
@@ -2843,7 +3059,7 @@
           <w:szCs w:val="20"/>
           <w:color w:val="292D32"/>
         </w:rPr>
-        <w:t>.</w:t>
+        <w:t xml:space="preserve">.</w:t>
       </w:r>
     </w:p>
     <w:p>
@@ -2870,16 +3086,16 @@
           <w:szCs w:val="20"/>
           <w:color w:val="292D32"/>
         </w:rPr>
-        <w:t>Samanta, S.</w:t>
-      </w:r>
-      <w:r>
-        <w:rPr>
-          <w:rFonts w:eastAsia="Arial" w:cs="Arial"/>
-          <w:sz w:val="20"/>
-          <w:szCs w:val="20"/>
-          <w:color w:val="292D32"/>
-        </w:rPr>
-        <w:t>; Biswas, P.; O’Bannon, B.; Powers, D. C.</w:t>
+        <w:t xml:space="preserve">Samanta, S.</w:t>
+      </w:r>
+      <w:r>
+        <w:rPr>
+          <w:rFonts w:eastAsia="Arial" w:cs="Arial"/>
+          <w:sz w:val="20"/>
+          <w:szCs w:val="20"/>
+          <w:color w:val="292D32"/>
+        </w:rPr>
+        <w:t xml:space="preserve">; Biswas, P.; O’Bannon, B.; Powers, D. C.</w:t>
       </w:r>
       <w:r>
         <w:rPr>
@@ -2915,22 +3131,22 @@
       <w:r>
         <w:rPr>
           <w:rFonts w:eastAsia="Arial" w:cs="Arial"/>
-          <w:i/>
+          <w:i w:val="1"/>
           <w:iCs/>
           <w:sz w:val="20"/>
           <w:szCs w:val="20"/>
           <w:color w:val="292D32"/>
         </w:rPr>
-        <w:t>N</w:t>
-      </w:r>
-      <w:r>
-        <w:rPr>
-          <w:rFonts w:eastAsia="Arial" w:cs="Arial"/>
-          <w:sz w:val="20"/>
-          <w:szCs w:val="20"/>
-          <w:color w:val="292D32"/>
-        </w:rPr>
-        <w:t>-Pyridinium Aziridines</w:t>
+        <w:t xml:space="preserve">N</w:t>
+      </w:r>
+      <w:r>
+        <w:rPr>
+          <w:rFonts w:eastAsia="Arial" w:cs="Arial"/>
+          <w:sz w:val="20"/>
+          <w:szCs w:val="20"/>
+          <w:color w:val="292D32"/>
+        </w:rPr>
+        <w:t xml:space="preserve">-Pyridinium Aziridines</w:t>
       </w:r>
       <w:r>
         <w:rPr>
@@ -2957,37 +3173,28 @@
           <w:rPr>
             <w:rStyle w:val="Hyperlink"/>
             <w:rFonts w:eastAsia="Arial" w:cs="Arial"/>
-            <w:i/>
+            <w:i w:val="1"/>
             <w:iCs/>
             <w:sz w:val="20"/>
             <w:szCs w:val="20"/>
             <w:color w:val="292D32"/>
+            <w:u w:val="none"/>
           </w:rPr>
-          <w:t>Angew</w:t>
+          <w:t xml:space="preserve">Angew</w:t>
         </w:r>
         <w:proofErr w:type="spellEnd"/>
         <w:r>
           <w:rPr>
             <w:rStyle w:val="Hyperlink"/>
             <w:rFonts w:eastAsia="Arial" w:cs="Arial"/>
-            <w:i/>
+            <w:i w:val="1"/>
             <w:iCs/>
             <w:sz w:val="20"/>
             <w:szCs w:val="20"/>
             <w:color w:val="292D32"/>
+            <w:u w:val="none"/>
           </w:rPr>
-          <w:t xml:space="preserve">. Chem. Int. Ed., </w:t>
-        </w:r>
-        <w:r>
-          <w:rPr>
-            <w:rStyle w:val="Hyperlink"/>
-            <w:rFonts w:eastAsia="Arial" w:cs="Arial"/>
-            <w:bCs/>
-            <w:sz w:val="20"/>
-            <w:szCs w:val="20"/>
-            <w:color w:val="292D32"/>
-          </w:rPr>
-          <w:t>2024</w:t>
+          <w:t xml:space="preserve">. Chem. Int. Ed.</w:t>
         </w:r>
         <w:r>
           <w:rPr>
@@ -2999,7 +3206,47 @@
             <w:szCs w:val="20"/>
             <w:color w:val="292D32"/>
           </w:rPr>
-          <w:t>, 63</w:t>
+          <w:t xml:space="preserve">, </w:t>
+        </w:r>
+        <w:r>
+          <w:rPr>
+            <w:rStyle w:val="Hyperlink"/>
+            <w:rFonts w:eastAsia="Arial" w:cs="Arial"/>
+            <w:bCs/>
+            <w:sz w:val="20"/>
+            <w:szCs w:val="20"/>
+            <w:color w:val="292D32"/>
+            <w:b w:val="1"/>
+            <w:i w:val="0"/>
+            <w:u w:val="none"/>
+          </w:rPr>
+          <w:t xml:space="preserve">2024</w:t>
+        </w:r>
+        <w:r>
+          <w:rPr>
+            <w:rStyle w:val="Hyperlink"/>
+            <w:rFonts w:eastAsia="Arial" w:cs="Arial"/>
+            <w:i/>
+            <w:iCs/>
+            <w:sz w:val="20"/>
+            <w:szCs w:val="20"/>
+            <w:color w:val="292D32"/>
+          </w:rPr>
+          <w:t xml:space="preserve">, </w:t>
+        </w:r>
+        <w:r>
+          <w:rPr>
+            <w:rStyle w:val="Hyperlink"/>
+            <w:rFonts w:eastAsia="Arial" w:cs="Arial"/>
+            <w:i w:val="1"/>
+            <w:iCs/>
+            <w:sz w:val="20"/>
+            <w:szCs w:val="20"/>
+            <w:color w:val="292D32"/>
+            <w:b w:val="0"/>
+            <w:u w:val="none"/>
+          </w:rPr>
+          <w:t xml:space="preserve">63</w:t>
         </w:r>
         <w:r>
           <w:rPr>
@@ -3009,7 +3256,7 @@
             <w:szCs w:val="20"/>
             <w:color w:val="292D32"/>
           </w:rPr>
-          <w:t>,</w:t>
+          <w:t xml:space="preserve">,</w:t>
         </w:r>
         <w:r>
           <w:rPr>
@@ -3031,7 +3278,7 @@
             <w:szCs w:val="20"/>
             <w:color w:val="292D32"/>
           </w:rPr>
-          <w:t>e202406335</w:t>
+          <w:t xml:space="preserve">e202406335</w:t>
         </w:r>
       </w:hyperlink>
       <w:r>
@@ -3051,7 +3298,7 @@
           <w:szCs w:val="20"/>
           <w:color w:val="292D32"/>
         </w:rPr>
-        <w:t>Hot paper</w:t>
+        <w:t xml:space="preserve">Hot paper</w:t>
       </w:r>
       <w:r>
         <w:rPr>
@@ -3072,7 +3319,33 @@
           <w:szCs w:val="20"/>
           <w:color w:val="292D32"/>
         </w:rPr>
-        <w:t>Top viewed article in 2025.</w:t>
+        <w:t xml:space="preserve">Top viewed article in </w:t>
+      </w:r>
+      <w:r>
+        <w:rPr>
+          <w:rFonts w:eastAsia="Arial" w:cs="Arial"/>
+          <w:bCs/>
+          <w:i w:val="0"/>
+          <w:iCs/>
+          <w:sz w:val="20"/>
+          <w:szCs w:val="20"/>
+          <w:color w:val="292D32"/>
+          <w:b w:val="1"/>
+          <w:u w:val="none"/>
+        </w:rPr>
+        <w:t xml:space="preserve">2025</w:t>
+      </w:r>
+      <w:r>
+        <w:rPr>
+          <w:rFonts w:eastAsia="Arial" w:cs="Arial"/>
+          <w:bCs/>
+          <w:i/>
+          <w:iCs/>
+          <w:sz w:val="20"/>
+          <w:szCs w:val="20"/>
+          <w:color w:val="292D32"/>
+        </w:rPr>
+        <w:t xml:space="preserve">.</w:t>
       </w:r>
     </w:p>
     <w:p>
@@ -3108,7 +3381,7 @@
           <w:szCs w:val="20"/>
           <w:color w:val="292D32"/>
         </w:rPr>
-        <w:t>Samanta, S.</w:t>
+        <w:t xml:space="preserve">Samanta, S.</w:t>
       </w:r>
       <w:r>
         <w:rPr>
@@ -3118,6 +3391,17 @@
           <w:color w:val="292D32"/>
         </w:rPr>
         <w:t xml:space="preserve">; Maity, A.; Roychowdhury, P. Powers, D. C. </w:t>
+      </w:r>
+      <w:r>
+        <w:rPr>
+          <w:rFonts w:eastAsia="Arial" w:cs="Arial"/>
+          <w:i w:val="1"/>
+          <w:iCs/>
+          <w:sz w:val="20"/>
+          <w:szCs w:val="20"/>
+          <w:color w:val="292D32"/>
+        </w:rPr>
+        <w:t xml:space="preserve">N</w:t>
       </w:r>
       <w:r>
         <w:rPr>
@@ -3128,7 +3412,7 @@
           <w:szCs w:val="20"/>
           <w:color w:val="292D32"/>
         </w:rPr>
-        <w:t>N-</w:t>
+        <w:t xml:space="preserve">-</w:t>
       </w:r>
       <w:r>
         <w:rPr>
@@ -3142,22 +3426,22 @@
       <w:r>
         <w:rPr>
           <w:rFonts w:eastAsia="Arial" w:cs="Arial"/>
-          <w:i/>
+          <w:i w:val="1"/>
           <w:iCs/>
           <w:sz w:val="20"/>
           <w:szCs w:val="20"/>
           <w:color w:val="292D32"/>
         </w:rPr>
-        <w:t>N</w:t>
-      </w:r>
-      <w:r>
-        <w:rPr>
-          <w:rFonts w:eastAsia="Arial" w:cs="Arial"/>
-          <w:sz w:val="20"/>
-          <w:szCs w:val="20"/>
-          <w:color w:val="292D32"/>
-        </w:rPr>
-        <w:t>-Aryl Aziridines.</w:t>
+        <w:t xml:space="preserve">N</w:t>
+      </w:r>
+      <w:r>
+        <w:rPr>
+          <w:rFonts w:eastAsia="Arial" w:cs="Arial"/>
+          <w:sz w:val="20"/>
+          <w:szCs w:val="20"/>
+          <w:color w:val="292D32"/>
+        </w:rPr>
+        <w:t xml:space="preserve">-Aryl Aziridines.</w:t>
       </w:r>
       <w:r>
         <w:rPr>
@@ -3175,13 +3459,14 @@
           <w:rPr>
             <w:rStyle w:val="Hyperlink"/>
             <w:rFonts w:eastAsia="Arial" w:cs="Arial"/>
-            <w:i/>
+            <w:i w:val="1"/>
             <w:iCs/>
             <w:sz w:val="20"/>
             <w:szCs w:val="20"/>
             <w:color w:val="292D32"/>
+            <w:u w:val="none"/>
           </w:rPr>
-          <w:t>Nat. Commun.</w:t>
+          <w:t xml:space="preserve">Nat. Commun.</w:t>
         </w:r>
         <w:r>
           <w:rPr>
@@ -3205,8 +3490,11 @@
             <w:szCs w:val="20"/>
             <w:lang w:val="de-DE"/>
             <w:color w:val="292D32"/>
+            <w:b w:val="1"/>
+            <w:i w:val="0"/>
+            <w:u w:val="none"/>
           </w:rPr>
-          <w:t>2022</w:t>
+          <w:t xml:space="preserve">2022</w:t>
         </w:r>
         <w:r>
           <w:rPr>
@@ -3223,6 +3511,21 @@
           <w:rPr>
             <w:rStyle w:val="Hyperlink"/>
             <w:rFonts w:eastAsia="Arial" w:cs="Arial"/>
+            <w:i w:val="1"/>
+            <w:iCs/>
+            <w:sz w:val="20"/>
+            <w:szCs w:val="20"/>
+            <w:lang w:val="de-DE"/>
+            <w:color w:val="292D32"/>
+            <w:b w:val="0"/>
+            <w:u w:val="none"/>
+          </w:rPr>
+          <w:t xml:space="preserve">13</w:t>
+        </w:r>
+        <w:r>
+          <w:rPr>
+            <w:rStyle w:val="Hyperlink"/>
+            <w:rFonts w:eastAsia="Arial" w:cs="Arial"/>
             <w:i/>
             <w:iCs/>
             <w:sz w:val="20"/>
@@ -3230,7 +3533,7 @@
             <w:lang w:val="de-DE"/>
             <w:color w:val="292D32"/>
           </w:rPr>
-          <w:t xml:space="preserve">13, </w:t>
+          <w:t xml:space="preserve">, </w:t>
         </w:r>
         <w:r>
           <w:rPr>
@@ -3241,7 +3544,7 @@
             <w:lang w:val="de-DE"/>
             <w:color w:val="292D32"/>
           </w:rPr>
-          <w:t>3341</w:t>
+          <w:t xml:space="preserve">3341</w:t>
         </w:r>
         <w:r>
           <w:rPr>
@@ -3251,7 +3554,7 @@
             <w:szCs w:val="20"/>
             <w:color w:val="292D32"/>
           </w:rPr>
-          <w:t>.</w:t>
+          <w:t xml:space="preserve">.</w:t>
         </w:r>
       </w:hyperlink>
       <w:r>
@@ -3273,7 +3576,7 @@
           <w:szCs w:val="20"/>
           <w:color w:val="292D32"/>
         </w:rPr>
-        <w:t>Synform</w:t>
+        <w:t xml:space="preserve">Synform</w:t>
       </w:r>
       <w:proofErr w:type="spellEnd"/>
       <w:r>
@@ -3292,17 +3595,20 @@
           <w:sz w:val="20"/>
           <w:szCs w:val="20"/>
           <w:color w:val="292D32"/>
-        </w:rPr>
-        <w:t>2022</w:t>
-      </w:r>
-      <w:r>
-        <w:rPr>
-          <w:rFonts w:eastAsia="Arial" w:cs="Arial"/>
-          <w:sz w:val="20"/>
-          <w:szCs w:val="20"/>
-          <w:color w:val="292D32"/>
-        </w:rPr>
-        <w:t>/11, A169–A171 as literature coverage.</w:t>
+          <w:b w:val="1"/>
+          <w:i w:val="0"/>
+          <w:u w:val="none"/>
+        </w:rPr>
+        <w:t xml:space="preserve">2022</w:t>
+      </w:r>
+      <w:r>
+        <w:rPr>
+          <w:rFonts w:eastAsia="Arial" w:cs="Arial"/>
+          <w:sz w:val="20"/>
+          <w:szCs w:val="20"/>
+          <w:color w:val="292D32"/>
+        </w:rPr>
+        <w:t xml:space="preserve">/11, A169–A171 as literature coverage.</w:t>
       </w:r>
     </w:p>
     <w:p>
@@ -3335,7 +3641,7 @@
             <w:szCs w:val="20"/>
             <w:color w:val="292D32"/>
           </w:rPr>
-          <w:t>Google Sc</w:t>
+          <w:t xml:space="preserve">Google Sc</w:t>
         </w:r>
         <w:r>
           <w:rPr>
@@ -3346,7 +3652,7 @@
             <w:szCs w:val="20"/>
             <w:color w:val="292D32"/>
           </w:rPr>
-          <w:t>h</w:t>
+          <w:t xml:space="preserve">h</w:t>
         </w:r>
         <w:r>
           <w:rPr>
@@ -3357,7 +3663,7 @@
             <w:szCs w:val="20"/>
             <w:color w:val="292D32"/>
           </w:rPr>
-          <w:t>olar</w:t>
+          <w:t xml:space="preserve">olar</w:t>
         </w:r>
       </w:hyperlink>
       <w:r>
@@ -3367,7 +3673,7 @@
           <w:szCs w:val="20"/>
           <w:color w:val="292D32"/>
         </w:rPr>
-        <w:t>.</w:t>
+        <w:t xml:space="preserve">.</w:t>
       </w:r>
     </w:p>
     <w:p>
@@ -3403,7 +3709,7 @@
           <w:b/>
           <w:i w:val="0"/>
         </w:rPr>
-        <w:t>SELECTED</w:t>
+        <w:t xml:space="preserve">SELECTED</w:t>
       </w:r>
       <w:r>
         <w:rPr>
@@ -3423,7 +3729,7 @@
           <w:b/>
           <w:i w:val="0"/>
         </w:rPr>
-        <w:t>POSTER PRESENTATIONS</w:t>
+        <w:t xml:space="preserve">POSTER PRESENTATIONS</w:t>
       </w:r>
     </w:p>
     <w:p>
@@ -3449,7 +3755,7 @@
           <w:szCs w:val="20"/>
           <w:color w:val="292D32"/>
         </w:rPr>
-        <w:t>Samanta, S.</w:t>
+        <w:t xml:space="preserve">Samanta, S.</w:t>
       </w:r>
       <w:r>
         <w:rPr>
@@ -3469,7 +3775,7 @@
           <w:szCs w:val="20"/>
           <w:color w:val="292D32"/>
         </w:rPr>
-        <w:t>Base-Free, Cross-Electrophile C–N Coupling with Exclusive Cross-Selectivity.</w:t>
+        <w:t xml:space="preserve">Base-Free, Cross-Electrophile C–N Coupling with Exclusive Cross-Selectivity.</w:t>
       </w:r>
       <w:r>
         <w:rPr>
@@ -3496,7 +3802,7 @@
           <w:szCs w:val="20"/>
           <w:color w:val="292D32"/>
         </w:rPr>
-        <w:t>Gordon Research Conference on Organic Reactions and Processes</w:t>
+        <w:t xml:space="preserve">Gordon Research Conference on Organic Reactions and Processes</w:t>
       </w:r>
       <w:r>
         <w:rPr>
@@ -3520,7 +3826,7 @@
           <w:sz w:val="20"/>
           <w:szCs w:val="20"/>
         </w:rPr>
-        <w:t>July 2025</w:t>
+        <w:t xml:space="preserve">July 2025</w:t>
       </w:r>
     </w:p>
     <w:p>
@@ -3546,16 +3852,16 @@
           <w:szCs w:val="20"/>
           <w:color w:val="292D32"/>
         </w:rPr>
-        <w:t>Samanta, S.</w:t>
-      </w:r>
-      <w:r>
-        <w:rPr>
-          <w:rFonts w:eastAsia="Arial" w:cs="Arial"/>
-          <w:sz w:val="20"/>
-          <w:szCs w:val="20"/>
-          <w:color w:val="292D32"/>
-        </w:rPr>
-        <w:t>; Powers, D. C. “</w:t>
+        <w:t xml:space="preserve">Samanta, S.</w:t>
+      </w:r>
+      <w:r>
+        <w:rPr>
+          <w:rFonts w:eastAsia="Arial" w:cs="Arial"/>
+          <w:sz w:val="20"/>
+          <w:szCs w:val="20"/>
+          <w:color w:val="292D32"/>
+        </w:rPr>
+        <w:t xml:space="preserve">; Powers, D. C. “</w:t>
       </w:r>
       <w:r>
         <w:rPr>
@@ -3577,30 +3883,52 @@
           <w:szCs w:val="20"/>
           <w:color w:val="292D32"/>
         </w:rPr>
-        <w:t>-Phenethylamine Synthesis: N-Pyridinium Aziridines</w:t>
-      </w:r>
-      <w:r>
-        <w:rPr>
-          <w:rFonts w:eastAsia="Arial" w:cs="Arial"/>
-          <w:bCs/>
+        <w:t xml:space="preserve">-Phenethylamine Synthesis: </w:t>
+      </w:r>
+      <w:r>
+        <w:rPr>
+          <w:rFonts w:eastAsia="Arial" w:cs="Arial"/>
+          <w:i w:val="1"/>
+          <w:iCs/>
+          <w:sz w:val="20"/>
+          <w:szCs w:val="20"/>
+          <w:color w:val="292D32"/>
+        </w:rPr>
+        <w:t xml:space="preserve">N</w:t>
+      </w:r>
+      <w:r>
+        <w:rPr>
+          <w:rFonts w:eastAsia="Arial" w:cs="Arial"/>
           <w:i/>
           <w:iCs/>
           <w:sz w:val="20"/>
           <w:szCs w:val="20"/>
           <w:color w:val="292D32"/>
         </w:rPr>
-        <w:t xml:space="preserve"> </w:t>
-      </w:r>
-      <w:r>
-        <w:rPr>
-          <w:rFonts w:eastAsia="Arial" w:cs="Arial"/>
+        <w:t xml:space="preserve">-Pyridinium Aziridines</w:t>
+      </w:r>
+      <w:r>
+        <w:rPr>
+          <w:rFonts w:eastAsia="Arial" w:cs="Arial"/>
+          <w:bCs/>
           <w:i/>
           <w:iCs/>
           <w:sz w:val="20"/>
           <w:szCs w:val="20"/>
           <w:color w:val="292D32"/>
         </w:rPr>
-        <w:t>as Latent Dual Electrophiles.</w:t>
+        <w:t xml:space="preserve"> </w:t>
+      </w:r>
+      <w:r>
+        <w:rPr>
+          <w:rFonts w:eastAsia="Arial" w:cs="Arial"/>
+          <w:i/>
+          <w:iCs/>
+          <w:sz w:val="20"/>
+          <w:szCs w:val="20"/>
+          <w:color w:val="292D32"/>
+        </w:rPr>
+        <w:t xml:space="preserve">as Latent Dual Electrophiles.</w:t>
       </w:r>
       <w:r>
         <w:rPr>
@@ -3644,7 +3972,7 @@
           <w:szCs w:val="20"/>
           <w:color w:val="292D32"/>
         </w:rPr>
-        <w:t>on ‘Frontiers in Molecular Catalysis’</w:t>
+        <w:t xml:space="preserve">on ‘Frontiers in Molecular Catalysis’</w:t>
       </w:r>
       <w:r>
         <w:rPr>
@@ -3668,7 +3996,7 @@
           <w:sz w:val="20"/>
           <w:szCs w:val="20"/>
         </w:rPr>
-        <w:t>Oct 2024</w:t>
+        <w:t xml:space="preserve">Oct 2024</w:t>
       </w:r>
     </w:p>
     <w:p>
@@ -3703,7 +4031,7 @@
           <w:szCs w:val="20"/>
           <w:color w:val="292D32"/>
         </w:rPr>
-        <w:t>by ACS Division of Organic Chemistry at Virginia</w:t>
+        <w:t xml:space="preserve">by ACS Division of Organic Chemistry at Virginia</w:t>
       </w:r>
       <w:r>
         <w:rPr>
@@ -3727,7 +4055,7 @@
           <w:sz w:val="20"/>
           <w:szCs w:val="20"/>
         </w:rPr>
-        <w:t>July 2024</w:t>
+        <w:t xml:space="preserve">July 2024</w:t>
       </w:r>
     </w:p>
     <w:p>
@@ -3753,16 +4081,16 @@
           <w:szCs w:val="20"/>
           <w:color w:val="292D32"/>
         </w:rPr>
-        <w:t>Samanta, S.</w:t>
-      </w:r>
-      <w:r>
-        <w:rPr>
-          <w:rFonts w:eastAsia="Arial" w:cs="Arial"/>
-          <w:sz w:val="20"/>
-          <w:szCs w:val="20"/>
-          <w:color w:val="292D32"/>
-        </w:rPr>
-        <w:t>; Powers, D. C. “</w:t>
+        <w:t xml:space="preserve">Samanta, S.</w:t>
+      </w:r>
+      <w:r>
+        <w:rPr>
+          <w:rFonts w:eastAsia="Arial" w:cs="Arial"/>
+          <w:sz w:val="20"/>
+          <w:szCs w:val="20"/>
+          <w:color w:val="292D32"/>
+        </w:rPr>
+        <w:t xml:space="preserve">; Powers, D. C. “</w:t>
       </w:r>
       <w:r>
         <w:rPr>
@@ -3773,16 +4101,38 @@
           <w:szCs w:val="20"/>
           <w:color w:val="292D32"/>
         </w:rPr>
-        <w:t>Development of 1,2-Aminofunctionalized Library from N-Pyridinium Aziridines.</w:t>
-      </w:r>
-      <w:r>
-        <w:rPr>
-          <w:rFonts w:eastAsia="Arial" w:cs="Arial"/>
-          <w:sz w:val="20"/>
-          <w:szCs w:val="20"/>
-          <w:color w:val="292D32"/>
-        </w:rPr>
-        <w:t>”</w:t>
+        <w:t xml:space="preserve">Development of 1,2-Aminofunctionalized Library from </w:t>
+      </w:r>
+      <w:r>
+        <w:rPr>
+          <w:rFonts w:eastAsia="Arial" w:cs="Arial"/>
+          <w:i w:val="1"/>
+          <w:iCs/>
+          <w:sz w:val="20"/>
+          <w:szCs w:val="20"/>
+          <w:color w:val="292D32"/>
+        </w:rPr>
+        <w:t xml:space="preserve">N</w:t>
+      </w:r>
+      <w:r>
+        <w:rPr>
+          <w:rFonts w:eastAsia="Arial" w:cs="Arial"/>
+          <w:i/>
+          <w:iCs/>
+          <w:sz w:val="20"/>
+          <w:szCs w:val="20"/>
+          <w:color w:val="292D32"/>
+        </w:rPr>
+        <w:t xml:space="preserve">-Pyridinium Aziridines.</w:t>
+      </w:r>
+      <w:r>
+        <w:rPr>
+          <w:rFonts w:eastAsia="Arial" w:cs="Arial"/>
+          <w:sz w:val="20"/>
+          <w:szCs w:val="20"/>
+          <w:color w:val="292D32"/>
+        </w:rPr>
+        <w:t xml:space="preserve">”</w:t>
       </w:r>
       <w:r>
         <w:rPr>
@@ -3830,7 +4180,7 @@
           <w:szCs w:val="20"/>
           <w:color w:val="292D32"/>
         </w:rPr>
-        <w:t>TexSyn</w:t>
+        <w:t xml:space="preserve">TexSyn</w:t>
       </w:r>
       <w:proofErr w:type="spellEnd"/>
       <w:r>
@@ -3878,7 +4228,7 @@
           <w:sz w:val="20"/>
           <w:szCs w:val="20"/>
         </w:rPr>
-        <w:t>June 2024</w:t>
+        <w:t xml:space="preserve">June 2024</w:t>
       </w:r>
     </w:p>
     <w:p>
@@ -3904,7 +4254,7 @@
           <w:szCs w:val="20"/>
           <w:color w:val="292D32"/>
         </w:rPr>
-        <w:t>F.A. Cotton Medal for Excellence in Chemical Research Symposium</w:t>
+        <w:t xml:space="preserve">F.A. Cotton Medal for Excellence in Chemical Research Symposium</w:t>
       </w:r>
       <w:r>
         <w:rPr>
@@ -3937,7 +4287,7 @@
           <w:sz w:val="20"/>
           <w:szCs w:val="20"/>
         </w:rPr>
-        <w:t>April 2024</w:t>
+        <w:t xml:space="preserve">April 2024</w:t>
       </w:r>
     </w:p>
     <w:p>
@@ -3963,7 +4313,7 @@
           <w:szCs w:val="20"/>
           <w:color w:val="292D32"/>
         </w:rPr>
-        <w:t>FloHet-2024</w:t>
+        <w:t xml:space="preserve">FloHet-2024</w:t>
       </w:r>
       <w:r>
         <w:rPr>
@@ -3996,7 +4346,7 @@
           <w:sz w:val="20"/>
           <w:szCs w:val="20"/>
         </w:rPr>
-        <w:t>March 2024</w:t>
+        <w:t xml:space="preserve">March 2024</w:t>
       </w:r>
     </w:p>
     <w:p>
@@ -4048,16 +4398,27 @@
           <w:szCs w:val="20"/>
           <w:color w:val="292D32"/>
         </w:rPr>
-        <w:t>Samanta, S.</w:t>
-      </w:r>
-      <w:r>
-        <w:rPr>
-          <w:rFonts w:eastAsia="Arial" w:cs="Arial"/>
-          <w:sz w:val="20"/>
-          <w:szCs w:val="20"/>
-          <w:color w:val="292D32"/>
-        </w:rPr>
-        <w:t>; Powers, D. C. “</w:t>
+        <w:t xml:space="preserve">Samanta, S.</w:t>
+      </w:r>
+      <w:r>
+        <w:rPr>
+          <w:rFonts w:eastAsia="Arial" w:cs="Arial"/>
+          <w:sz w:val="20"/>
+          <w:szCs w:val="20"/>
+          <w:color w:val="292D32"/>
+        </w:rPr>
+        <w:t xml:space="preserve">; Powers, D. C. “</w:t>
+      </w:r>
+      <w:r>
+        <w:rPr>
+          <w:rFonts w:eastAsia="Arial" w:cs="Arial"/>
+          <w:i w:val="1"/>
+          <w:iCs/>
+          <w:sz w:val="20"/>
+          <w:szCs w:val="20"/>
+          <w:color w:val="292D32"/>
+        </w:rPr>
+        <w:t xml:space="preserve">N</w:t>
       </w:r>
       <w:r>
         <w:rPr>
@@ -4068,7 +4429,7 @@
           <w:szCs w:val="20"/>
           <w:color w:val="292D32"/>
         </w:rPr>
-        <w:t>N-Pyridinium Aziridines: Synthesis and Reactivity</w:t>
+        <w:t xml:space="preserve">-Pyridinium Aziridines: Synthesis and Reactivity</w:t>
       </w:r>
       <w:r>
         <w:rPr>
@@ -4087,7 +4448,7 @@
           <w:szCs w:val="20"/>
           <w:color w:val="292D32"/>
         </w:rPr>
-        <w:t>Pfizer Chemistry Connect Virtual Symposium</w:t>
+        <w:t xml:space="preserve">Pfizer Chemistry Connect Virtual Symposium</w:t>
       </w:r>
       <w:r>
         <w:rPr>
@@ -4112,7 +4473,7 @@
           <w:sz w:val="20"/>
           <w:szCs w:val="20"/>
         </w:rPr>
-        <w:t>Nov 2024</w:t>
+        <w:t xml:space="preserve">Nov 2024</w:t>
       </w:r>
     </w:p>
     <w:p>
@@ -4138,16 +4499,16 @@
           <w:szCs w:val="20"/>
           <w:color w:val="292D32"/>
         </w:rPr>
-        <w:t>Samanta, S.</w:t>
-      </w:r>
-      <w:r>
-        <w:rPr>
-          <w:rFonts w:eastAsia="Arial" w:cs="Arial"/>
-          <w:sz w:val="20"/>
-          <w:szCs w:val="20"/>
-          <w:color w:val="292D32"/>
-        </w:rPr>
-        <w:t>; Powers, D. C. “</w:t>
+        <w:t xml:space="preserve">Samanta, S.</w:t>
+      </w:r>
+      <w:r>
+        <w:rPr>
+          <w:rFonts w:eastAsia="Arial" w:cs="Arial"/>
+          <w:sz w:val="20"/>
+          <w:szCs w:val="20"/>
+          <w:color w:val="292D32"/>
+        </w:rPr>
+        <w:t xml:space="preserve">; Powers, D. C. “</w:t>
       </w:r>
       <w:r>
         <w:rPr>
@@ -4169,30 +4530,52 @@
           <w:szCs w:val="20"/>
           <w:color w:val="292D32"/>
         </w:rPr>
-        <w:t>-Phenethylamine Synthesis: N-Pyridinium Aziridines</w:t>
-      </w:r>
-      <w:r>
-        <w:rPr>
-          <w:rFonts w:eastAsia="Arial" w:cs="Arial"/>
-          <w:bCs/>
+        <w:t xml:space="preserve">-Phenethylamine Synthesis: </w:t>
+      </w:r>
+      <w:r>
+        <w:rPr>
+          <w:rFonts w:eastAsia="Arial" w:cs="Arial"/>
+          <w:i w:val="1"/>
+          <w:iCs/>
+          <w:sz w:val="20"/>
+          <w:szCs w:val="20"/>
+          <w:color w:val="292D32"/>
+        </w:rPr>
+        <w:t xml:space="preserve">N</w:t>
+      </w:r>
+      <w:r>
+        <w:rPr>
+          <w:rFonts w:eastAsia="Arial" w:cs="Arial"/>
           <w:i/>
           <w:iCs/>
           <w:sz w:val="20"/>
           <w:szCs w:val="20"/>
           <w:color w:val="292D32"/>
         </w:rPr>
-        <w:t xml:space="preserve"> </w:t>
-      </w:r>
-      <w:r>
-        <w:rPr>
-          <w:rFonts w:eastAsia="Arial" w:cs="Arial"/>
+        <w:t xml:space="preserve">-Pyridinium Aziridines</w:t>
+      </w:r>
+      <w:r>
+        <w:rPr>
+          <w:rFonts w:eastAsia="Arial" w:cs="Arial"/>
+          <w:bCs/>
           <w:i/>
           <w:iCs/>
           <w:sz w:val="20"/>
           <w:szCs w:val="20"/>
           <w:color w:val="292D32"/>
         </w:rPr>
-        <w:t>as Latent Dual Electrophiles.</w:t>
+        <w:t xml:space="preserve"> </w:t>
+      </w:r>
+      <w:r>
+        <w:rPr>
+          <w:rFonts w:eastAsia="Arial" w:cs="Arial"/>
+          <w:i/>
+          <w:iCs/>
+          <w:sz w:val="20"/>
+          <w:szCs w:val="20"/>
+          <w:color w:val="292D32"/>
+        </w:rPr>
+        <w:t xml:space="preserve">as Latent Dual Electrophiles.</w:t>
       </w:r>
       <w:r>
         <w:rPr>
@@ -4211,7 +4594,7 @@
           <w:szCs w:val="20"/>
           <w:color w:val="292D32"/>
         </w:rPr>
-        <w:t>Southwest Regional Meeting of the American Chemical Society</w:t>
+        <w:t xml:space="preserve">Southwest Regional Meeting of the American Chemical Society</w:t>
       </w:r>
       <w:r>
         <w:rPr>
@@ -4236,7 +4619,7 @@
           <w:sz w:val="20"/>
           <w:szCs w:val="20"/>
         </w:rPr>
-        <w:t>Oct 2024</w:t>
+        <w:t xml:space="preserve">Oct 2024</w:t>
       </w:r>
     </w:p>
     <w:p>
@@ -4282,7 +4665,7 @@
           <w:b/>
           <w:i w:val="0"/>
         </w:rPr>
-        <w:t>AWARDS</w:t>
+        <w:t xml:space="preserve">AWARDS</w:t>
       </w:r>
     </w:p>
     <w:p>
@@ -4327,7 +4710,7 @@
           <w:szCs w:val="20"/>
           <w:color w:val="292D32"/>
         </w:rPr>
-        <w:t>74</w:t>
+        <w:t xml:space="preserve">74</w:t>
       </w:r>
       <w:r>
         <w:rPr>
@@ -4338,7 +4721,7 @@
           <w:vertAlign w:val="superscript"/>
           <w:color w:val="292D32"/>
         </w:rPr>
-        <w:t>th</w:t>
+        <w:t xml:space="preserve">th</w:t>
       </w:r>
       <w:r>
         <w:rPr>
@@ -4367,7 +4750,7 @@
           <w:szCs w:val="20"/>
           <w:color w:val="292D32"/>
         </w:rPr>
-        <w:t>in Chemistry</w:t>
+        <w:t xml:space="preserve">in Chemistry</w:t>
       </w:r>
       <w:r>
         <w:rPr>
@@ -4386,27 +4769,27 @@
           <w:szCs w:val="20"/>
           <w:color w:val="292D32"/>
         </w:rPr>
-        <w:t>(</w:t>
-      </w:r>
-      <w:r>
-        <w:rPr>
-          <w:rFonts w:eastAsia="Arial" w:cs="Arial"/>
-          <w:bCs/>
-          <w:sz w:val="20"/>
-          <w:szCs w:val="20"/>
-          <w:color w:val="292D32"/>
-        </w:rPr>
-        <w:t>2025</w:t>
-      </w:r>
-      <w:r>
-        <w:rPr>
-          <w:rFonts w:eastAsia="Arial" w:cs="Arial"/>
-          <w:bCs/>
-          <w:sz w:val="20"/>
-          <w:szCs w:val="20"/>
-          <w:color w:val="292D32"/>
-        </w:rPr>
-        <w:t>)</w:t>
+        <w:t xml:space="preserve">(</w:t>
+      </w:r>
+      <w:r>
+        <w:rPr>
+          <w:rFonts w:eastAsia="Arial" w:cs="Arial"/>
+          <w:bCs/>
+          <w:sz w:val="20"/>
+          <w:szCs w:val="20"/>
+          <w:color w:val="292D32"/>
+        </w:rPr>
+        <w:t xml:space="preserve">2025</w:t>
+      </w:r>
+      <w:r>
+        <w:rPr>
+          <w:rFonts w:eastAsia="Arial" w:cs="Arial"/>
+          <w:bCs/>
+          <w:sz w:val="20"/>
+          <w:szCs w:val="20"/>
+          <w:color w:val="292D32"/>
+        </w:rPr>
+        <w:t xml:space="preserve">)</w:t>
       </w:r>
     </w:p>
     <w:p>
@@ -4433,7 +4816,7 @@
           <w:szCs w:val="20"/>
           <w:color w:val="292D32"/>
         </w:rPr>
-        <w:t>Derek and Christiane Barton Graduate Endowment</w:t>
+        <w:t xml:space="preserve">Derek and Christiane Barton Graduate Endowment</w:t>
       </w:r>
       <w:r>
         <w:rPr>
@@ -4453,17 +4836,17 @@
           <w:szCs w:val="20"/>
           <w:color w:val="292D32"/>
         </w:rPr>
-        <w:t>2025</w:t>
-      </w:r>
-      <w:r>
-        <w:rPr>
-          <w:rFonts w:eastAsia="Arial" w:cs="Arial"/>
-          <w:bCs/>
-          <w:sz w:val="20"/>
-          <w:szCs w:val="20"/>
-          <w:color w:val="292D32"/>
-        </w:rPr>
-        <w:t>)</w:t>
+        <w:t xml:space="preserve">2025</w:t>
+      </w:r>
+      <w:r>
+        <w:rPr>
+          <w:rFonts w:eastAsia="Arial" w:cs="Arial"/>
+          <w:bCs/>
+          <w:sz w:val="20"/>
+          <w:szCs w:val="20"/>
+          <w:color w:val="292D32"/>
+        </w:rPr>
+        <w:t xml:space="preserve">)</w:t>
       </w:r>
     </w:p>
     <w:p>
@@ -4490,7 +4873,7 @@
           <w:szCs w:val="20"/>
           <w:color w:val="292D32"/>
         </w:rPr>
-        <w:t>Sharon Dabney Memorial Scholarship</w:t>
+        <w:t xml:space="preserve">Sharon Dabney Memorial Scholarship</w:t>
       </w:r>
       <w:r>
         <w:rPr>
@@ -4510,17 +4893,17 @@
           <w:szCs w:val="20"/>
           <w:color w:val="292D32"/>
         </w:rPr>
-        <w:t>2025</w:t>
-      </w:r>
-      <w:r>
-        <w:rPr>
-          <w:rFonts w:eastAsia="Arial" w:cs="Arial"/>
-          <w:bCs/>
-          <w:sz w:val="20"/>
-          <w:szCs w:val="20"/>
-          <w:color w:val="292D32"/>
-        </w:rPr>
-        <w:t>)</w:t>
+        <w:t xml:space="preserve">2025</w:t>
+      </w:r>
+      <w:r>
+        <w:rPr>
+          <w:rFonts w:eastAsia="Arial" w:cs="Arial"/>
+          <w:bCs/>
+          <w:sz w:val="20"/>
+          <w:szCs w:val="20"/>
+          <w:color w:val="292D32"/>
+        </w:rPr>
+        <w:t xml:space="preserve">)</w:t>
       </w:r>
     </w:p>
     <w:p>
@@ -4547,7 +4930,7 @@
           <w:szCs w:val="20"/>
           <w:color w:val="292D32"/>
         </w:rPr>
-        <w:t>F. A. Cotton Endowed Memorial Graduate Travel Award</w:t>
+        <w:t xml:space="preserve">F. A. Cotton Endowed Memorial Graduate Travel Award</w:t>
       </w:r>
       <w:r>
         <w:rPr>
@@ -4567,17 +4950,17 @@
           <w:szCs w:val="20"/>
           <w:color w:val="292D32"/>
         </w:rPr>
-        <w:t>2025</w:t>
-      </w:r>
-      <w:r>
-        <w:rPr>
-          <w:rFonts w:eastAsia="Arial" w:cs="Arial"/>
-          <w:bCs/>
-          <w:sz w:val="20"/>
-          <w:szCs w:val="20"/>
-          <w:color w:val="292D32"/>
-        </w:rPr>
-        <w:t>)</w:t>
+        <w:t xml:space="preserve">2025</w:t>
+      </w:r>
+      <w:r>
+        <w:rPr>
+          <w:rFonts w:eastAsia="Arial" w:cs="Arial"/>
+          <w:bCs/>
+          <w:sz w:val="20"/>
+          <w:szCs w:val="20"/>
+          <w:color w:val="292D32"/>
+        </w:rPr>
+        <w:t xml:space="preserve">)</w:t>
       </w:r>
     </w:p>
     <w:p>
@@ -4604,7 +4987,7 @@
           <w:szCs w:val="20"/>
           <w:color w:val="292D32"/>
         </w:rPr>
-        <w:t>Graduate Student Research and Presentation (RAP) Travel Award</w:t>
+        <w:t xml:space="preserve">Graduate Student Research and Presentation (RAP) Travel Award</w:t>
       </w:r>
       <w:r>
         <w:rPr>
@@ -4623,7 +5006,7 @@
           <w:szCs w:val="20"/>
           <w:color w:val="292D32"/>
         </w:rPr>
-        <w:t>(2025)</w:t>
+        <w:t xml:space="preserve">(2025)</w:t>
       </w:r>
     </w:p>
     <w:p>
@@ -4650,7 +5033,7 @@
           <w:szCs w:val="20"/>
           <w:color w:val="292D32"/>
         </w:rPr>
-        <w:t>3</w:t>
+        <w:t xml:space="preserve">3</w:t>
       </w:r>
       <w:r>
         <w:rPr>
@@ -4661,7 +5044,7 @@
           <w:vertAlign w:val="superscript"/>
           <w:color w:val="292D32"/>
         </w:rPr>
-        <w:t>rd</w:t>
+        <w:t xml:space="preserve">rd</w:t>
       </w:r>
       <w:r>
         <w:rPr>
@@ -4709,27 +5092,27 @@
           <w:szCs w:val="20"/>
           <w:color w:val="292D32"/>
         </w:rPr>
-        <w:t>(</w:t>
-      </w:r>
-      <w:r>
-        <w:rPr>
-          <w:rFonts w:eastAsia="Arial" w:cs="Arial"/>
-          <w:bCs/>
-          <w:sz w:val="20"/>
-          <w:szCs w:val="20"/>
-          <w:color w:val="292D32"/>
-        </w:rPr>
-        <w:t>2024</w:t>
-      </w:r>
-      <w:r>
-        <w:rPr>
-          <w:rFonts w:eastAsia="Arial" w:cs="Arial"/>
-          <w:bCs/>
-          <w:sz w:val="20"/>
-          <w:szCs w:val="20"/>
-          <w:color w:val="292D32"/>
-        </w:rPr>
-        <w:t>)</w:t>
+        <w:t xml:space="preserve">(</w:t>
+      </w:r>
+      <w:r>
+        <w:rPr>
+          <w:rFonts w:eastAsia="Arial" w:cs="Arial"/>
+          <w:bCs/>
+          <w:sz w:val="20"/>
+          <w:szCs w:val="20"/>
+          <w:color w:val="292D32"/>
+        </w:rPr>
+        <w:t xml:space="preserve">2024</w:t>
+      </w:r>
+      <w:r>
+        <w:rPr>
+          <w:rFonts w:eastAsia="Arial" w:cs="Arial"/>
+          <w:bCs/>
+          <w:sz w:val="20"/>
+          <w:szCs w:val="20"/>
+          <w:color w:val="292D32"/>
+        </w:rPr>
+        <w:t xml:space="preserve">)</w:t>
       </w:r>
     </w:p>
     <w:p>
@@ -4756,7 +5139,7 @@
           <w:szCs w:val="20"/>
           <w:color w:val="292D32"/>
         </w:rPr>
-        <w:t>Grand Prize for the best poster</w:t>
+        <w:t xml:space="preserve">Grand Prize for the best poster</w:t>
       </w:r>
       <w:r>
         <w:rPr>
@@ -4775,17 +5158,17 @@
           <w:szCs w:val="20"/>
           <w:color w:val="292D32"/>
         </w:rPr>
-        <w:t>Joint Research Symposium</w:t>
-      </w:r>
-      <w:r>
-        <w:rPr>
-          <w:rFonts w:eastAsia="Arial" w:cs="Arial"/>
-          <w:bCs/>
-          <w:sz w:val="20"/>
-          <w:szCs w:val="20"/>
-          <w:color w:val="292D32"/>
-        </w:rPr>
-        <w:t>,</w:t>
+        <w:t xml:space="preserve">Joint Research Symposium</w:t>
+      </w:r>
+      <w:r>
+        <w:rPr>
+          <w:rFonts w:eastAsia="Arial" w:cs="Arial"/>
+          <w:bCs/>
+          <w:sz w:val="20"/>
+          <w:szCs w:val="20"/>
+          <w:color w:val="292D32"/>
+        </w:rPr>
+        <w:t xml:space="preserve">,</w:t>
       </w:r>
       <w:r>
         <w:rPr>
@@ -4815,16 +5198,16 @@
           <w:szCs w:val="20"/>
           <w:color w:val="292D32"/>
         </w:rPr>
-        <w:t>2023</w:t>
-      </w:r>
-      <w:r>
-        <w:rPr>
-          <w:rFonts w:eastAsia="Arial" w:cs="Arial"/>
-          <w:sz w:val="20"/>
-          <w:szCs w:val="20"/>
-          <w:color w:val="292D32"/>
-        </w:rPr>
-        <w:t>)</w:t>
+        <w:t xml:space="preserve">2023</w:t>
+      </w:r>
+      <w:r>
+        <w:rPr>
+          <w:rFonts w:eastAsia="Arial" w:cs="Arial"/>
+          <w:sz w:val="20"/>
+          <w:szCs w:val="20"/>
+          <w:color w:val="292D32"/>
+        </w:rPr>
+        <w:t xml:space="preserve">)</w:t>
       </w:r>
     </w:p>
     <w:p>
@@ -4861,7 +5244,7 @@
           <w:szCs w:val="20"/>
           <w:color w:val="292D32"/>
         </w:rPr>
-        <w:t>(2023)</w:t>
+        <w:t xml:space="preserve">(2023)</w:t>
       </w:r>
     </w:p>
     <w:p>
@@ -4923,7 +5306,7 @@
           <w:szCs w:val="20"/>
           <w:color w:val="292D32"/>
         </w:rPr>
-        <w:t>(Active member and ex-treasurer)</w:t>
+        <w:t xml:space="preserve">(Active member and ex-treasurer)</w:t>
       </w:r>
       <w:r>
         <w:rPr>
@@ -4948,7 +5331,7 @@
           <w:sz w:val="20"/>
           <w:szCs w:val="20"/>
         </w:rPr>
-        <w:t>2022 – present</w:t>
+        <w:t xml:space="preserve">2022 – present</w:t>
       </w:r>
     </w:p>
     <w:p>
@@ -4975,7 +5358,7 @@
           <w:szCs w:val="20"/>
           <w:color w:val="292D32"/>
         </w:rPr>
-        <w:t>Served as treasurer and chair of the judiciary board, managing financial operations and supporting the society’s activities.</w:t>
+        <w:t xml:space="preserve">Served as treasurer and chair of the judiciary board, managing financial operations and supporting the society’s activities.</w:t>
       </w:r>
     </w:p>
     <w:p>
@@ -5002,7 +5385,7 @@
           <w:szCs w:val="20"/>
           <w:color w:val="292D32"/>
         </w:rPr>
-        <w:t>Volunteered for Chemistry Open House at Texas A&amp;M University (2022 and 2023) to promote chemistry education and engage the broader Aggie community.</w:t>
+        <w:t xml:space="preserve">Volunteered for Chemistry Open House at Texas A&amp;M University (2022 and 2023) to promote chemistry education and engage the broader Aggie community.</w:t>
       </w:r>
     </w:p>
     <w:p>
@@ -5026,7 +5409,7 @@
           <w:szCs w:val="20"/>
           <w:color w:val="292D32"/>
         </w:rPr>
-        <w:t>ACS Division of Chemical Health and Safety Workshop</w:t>
+        <w:t xml:space="preserve">ACS Division of Chemical Health and Safety Workshop</w:t>
       </w:r>
       <w:r>
         <w:rPr>
@@ -5051,7 +5434,7 @@
           <w:szCs w:val="20"/>
           <w:color w:val="292D32"/>
         </w:rPr>
-        <w:t>(Moderator)</w:t>
+        <w:t xml:space="preserve">(Moderator)</w:t>
       </w:r>
       <w:r>
         <w:rPr>
@@ -5076,7 +5459,7 @@
           <w:sz w:val="20"/>
           <w:szCs w:val="20"/>
         </w:rPr>
-        <w:t>Aug 2023</w:t>
+        <w:t xml:space="preserve">Aug 2023</w:t>
       </w:r>
     </w:p>
     <w:p>
@@ -5103,7 +5486,7 @@
           <w:szCs w:val="20"/>
           <w:color w:val="292D32"/>
         </w:rPr>
-        <w:t>Introduced the RAMP (recognize hazards, assess risk, minimize risk, and prepare for emergencies) paradigm through case studies and interactive discussions to develop effective laboratory safety practices.</w:t>
+        <w:t xml:space="preserve">Introduced the RAMP (recognize hazards, assess risk, minimize risk, and prepare for emergencies) paradigm through case studies and interactive discussions to develop effective laboratory safety practices.</w:t>
       </w:r>
     </w:p>
     <w:p>
@@ -5127,7 +5510,7 @@
           <w:szCs w:val="20"/>
           <w:color w:val="292D32"/>
         </w:rPr>
-        <w:t>Graduate Student Association of Chemistry (GSAC), TAMU</w:t>
+        <w:t xml:space="preserve">Graduate Student Association of Chemistry (GSAC), TAMU</w:t>
       </w:r>
       <w:r>
         <w:rPr>
@@ -5153,7 +5536,7 @@
           <w:szCs w:val="20"/>
           <w:color w:val="292D32"/>
         </w:rPr>
-        <w:t>l</w:t>
+        <w:t xml:space="preserve">l</w:t>
       </w:r>
       <w:r>
         <w:rPr>
@@ -5179,7 +5562,7 @@
           <w:szCs w:val="20"/>
           <w:color w:val="292D32"/>
         </w:rPr>
-        <w:t>r</w:t>
+        <w:t xml:space="preserve">r</w:t>
       </w:r>
       <w:r>
         <w:rPr>
@@ -5192,7 +5575,7 @@
           <w:szCs w:val="20"/>
           <w:color w:val="292D32"/>
         </w:rPr>
-        <w:t>epresentative)</w:t>
+        <w:t xml:space="preserve">epresentative)</w:t>
       </w:r>
       <w:r>
         <w:rPr>
@@ -5218,7 +5601,7 @@
           <w:sz w:val="20"/>
           <w:szCs w:val="20"/>
         </w:rPr>
-        <w:t>2022 – 2023</w:t>
+        <w:t xml:space="preserve">2022 – 2023</w:t>
       </w:r>
     </w:p>
     <w:p>
@@ -5255,17 +5638,17 @@
           <w:szCs w:val="20"/>
           <w:color w:val="292D32"/>
         </w:rPr>
-        <w:t>C</w:t>
-      </w:r>
-      <w:r>
-        <w:rPr>
-          <w:rFonts w:eastAsia="Arial" w:cs="Arial"/>
-          <w:bCs/>
-          <w:sz w:val="20"/>
-          <w:szCs w:val="20"/>
-          <w:color w:val="292D32"/>
-        </w:rPr>
-        <w:t>hemistry department.</w:t>
+        <w:t xml:space="preserve">C</w:t>
+      </w:r>
+      <w:r>
+        <w:rPr>
+          <w:rFonts w:eastAsia="Arial" w:cs="Arial"/>
+          <w:bCs/>
+          <w:sz w:val="20"/>
+          <w:szCs w:val="20"/>
+          <w:color w:val="292D32"/>
+        </w:rPr>
+        <w:t xml:space="preserve">hemistry department.</w:t>
       </w:r>
     </w:p>
     <w:p>
@@ -5302,17 +5685,17 @@
           <w:szCs w:val="20"/>
           <w:color w:val="292D32"/>
         </w:rPr>
-        <w:t>G</w:t>
-      </w:r>
-      <w:r>
-        <w:rPr>
-          <w:rFonts w:eastAsia="Arial" w:cs="Arial"/>
-          <w:bCs/>
-          <w:sz w:val="20"/>
-          <w:szCs w:val="20"/>
-          <w:color w:val="292D32"/>
-        </w:rPr>
-        <w:t>raduate Recruiting Week (2022–2023), facilitating their transition and providing insights into the graduate experience.</w:t>
+        <w:t xml:space="preserve">G</w:t>
+      </w:r>
+      <w:r>
+        <w:rPr>
+          <w:rFonts w:eastAsia="Arial" w:cs="Arial"/>
+          <w:bCs/>
+          <w:sz w:val="20"/>
+          <w:szCs w:val="20"/>
+          <w:color w:val="292D32"/>
+        </w:rPr>
+        <w:t xml:space="preserve">raduate Recruiting Week (2022–2023), facilitating their transition and providing insights into the graduate experience.</w:t>
       </w:r>
     </w:p>
     <w:p>
@@ -5348,7 +5731,7 @@
           <w:szCs w:val="20"/>
           <w:color w:val="292D32"/>
         </w:rPr>
-        <w:t>(Coordinator)</w:t>
+        <w:t xml:space="preserve">(Coordinator)</w:t>
       </w:r>
       <w:r>
         <w:rPr>
@@ -5373,7 +5756,7 @@
           <w:sz w:val="20"/>
           <w:szCs w:val="20"/>
         </w:rPr>
-        <w:t>2018 – 2019</w:t>
+        <w:t xml:space="preserve">2018 – 2019</w:t>
       </w:r>
     </w:p>
     <w:p>
@@ -5399,7 +5782,7 @@
           <w:szCs w:val="20"/>
           <w:color w:val="292D32"/>
         </w:rPr>
-        <w:t>Organized multiple events to promote intellectual property awareness and patent drive in IIT Kharagpur as the bridge between the research labs and industry.</w:t>
+        <w:t xml:space="preserve">Organized multiple events to promote intellectual property awareness and patent drive in IIT Kharagpur as the bridge between the research labs and industry.</w:t>
       </w:r>
     </w:p>
     <w:sectPr>
